--- a/AgroOnto-VLM_Manuscript_Q1.docx
+++ b/AgroOnto-VLM_Manuscript_Q1.docx
@@ -920,10 +920,91 @@
     </w:p>
     <w:p>
       <w:pPr>
+        <w:spacing w:after="120"/>
+      </w:pPr>
+      <w:r>
+        <w:t>Taken together, these comparisons confirm that LoRA-adapted foundation models—both CLIP-based and DINOv2-based—set the current state of the art on agricultural benchmarks. AgroOnto-VLM adds ontological supervision to this paradigm and achieves competitive accuracy across all three task types within a single unified framework, while the reference works each specialize to one dataset.</w:t>
+      </w:r>
+    </w:p>
+    <w:p>
+      <w:pPr>
+        <w:spacing w:after="120"/>
+      </w:pPr>
+      <w:r>
+        <w:t>On PlantVillage tomato, Shafay et al. [21] report 58.10% using a VLM+LLM reasoning pipeline designed for decision-oriented disease management rather than direct classification accuracy. This figure is not directly comparable to classification accuracy because it reflects multi-step reasoning chain correctness. AgroOnto-VLM achieves 98.84% direct classification accuracy on the same tomato subset.</w:t>
+      </w:r>
+    </w:p>
+    <w:p>
+      <w:pPr>
+        <w:spacing w:after="120"/>
+      </w:pPr>
+      <w:r>
+        <w:t>On IP102, Liu et al. [9] report 75.50% using a cross-modal CLIP-based PEFT framework. AgroOnto-VLM achieves 70.88% test accuracy on the same IP102 benchmark under the official train/test split, which is 4.62 points below Liu et al. The gap is consistent with the hardware constraint in our study (4 GB VRAM, LoRA applied only to the final four transformer blocks); Liu et al. adapt the full backbone with additional cross-modal alignment modules.</w:t>
+      </w:r>
+    </w:p>
+    <w:p>
+      <w:pPr>
+        <w:spacing w:after="120"/>
+      </w:pPr>
+      <w:r>
+        <w:t>On DeepWeeds, Espejo-Garcia et al. [8] report 98.08% using DINOv2-B with LoRA adaptation and knowledge distillation, tested under their own train/test split. Our DeepWeeds result of 92.23% is evaluated on a different fixed split (70%/15%/15%) rather than the multi-fold cross-validation protocol used in that work, which limits direct comparison. The gap reflects both the split-protocol difference and the backbone capacity difference (DINOv2-B vs. CLIP ViT-B/32).</w:t>
+      </w:r>
+    </w:p>
+    <w:p>
+      <w:pPr>
+        <w:spacing w:after="200"/>
+      </w:pPr>
+      <w:r>
+        <w:rPr>
+          <w:color w:val="999999"/>
+        </w:rPr>
+        <w:t>[TABLE DATA HERE]</w:t>
+      </w:r>
+    </w:p>
+    <w:p>
+      <w:pPr>
+        <w:spacing w:after="40"/>
+      </w:pPr>
+      <w:r>
+        <w:rPr>
+          <w:b/>
+        </w:rPr>
+        <w:t>Comparison with published methods. Accuracy (%). Bold: best result per dataset column. †Different evaluation protocol (cross-validation vs. fixed split). ‡Decision-support pipeline accuracy, not direct classification.</w:t>
+      </w:r>
+    </w:p>
+    <w:p>
+      <w:pPr>
+        <w:spacing w:before="120" w:after="40"/>
+      </w:pPr>
+      <w:r>
+        <w:rPr>
+          <w:b/>
+        </w:rPr>
+        <w:t>TABLE 5</w:t>
+      </w:r>
+    </w:p>
+    <w:p>
+      <w:pPr>
+        <w:spacing w:after="120"/>
+      </w:pPr>
+      <w:r>
+        <w:t>Table 5 compares AgroOnto-VLM against published state-of-the-art methods from Q1 journals on the same benchmarks. Because each external method targets only one of the three datasets, per-dataset comparisons are presented, and dashes indicate that no published result is available on that benchmark from that work.</w:t>
+      </w:r>
+    </w:p>
+    <w:p>
+      <w:pPr>
         <w:pStyle w:val="Heading2"/>
       </w:pPr>
       <w:r>
-        <w:t>5.2. Ablation Study</w:t>
+        <w:t>5.2. Comparison with Published Methods</w:t>
+      </w:r>
+    </w:p>
+    <w:p>
+      <w:pPr>
+        <w:pStyle w:val="Heading2"/>
+      </w:pPr>
+      <w:r>
+        <w:t>5.3. Ablation Study</w:t>
       </w:r>
     </w:p>
     <w:p>
@@ -982,7 +1063,7 @@
         <w:pStyle w:val="Heading2"/>
       </w:pPr>
       <w:r>
-        <w:t>5.3. Training Convergence</w:t>
+        <w:t>5.4. Training Convergence</w:t>
       </w:r>
     </w:p>
     <w:p>
@@ -1033,7 +1114,7 @@
         <w:pStyle w:val="Heading2"/>
       </w:pPr>
       <w:r>
-        <w:t>5.4. Confusion Matrices</w:t>
+        <w:t>5.5. Confusion Matrices</w:t>
       </w:r>
     </w:p>
     <w:p>
@@ -1076,7 +1157,7 @@
         <w:pStyle w:val="Heading2"/>
       </w:pPr>
       <w:r>
-        <w:t>5.5. Misclassification Severity</w:t>
+        <w:t>5.6. Misclassification Severity</w:t>
       </w:r>
     </w:p>
     <w:p>
@@ -1135,7 +1216,7 @@
         <w:pStyle w:val="Heading2"/>
       </w:pPr>
       <w:r>
-        <w:t>5.6. Discussion</w:t>
+        <w:t>5.7. Discussion</w:t>
       </w:r>
     </w:p>
     <w:p>

--- a/AgroOnto-VLM_Manuscript_Q1.docx
+++ b/AgroOnto-VLM_Manuscript_Q1.docx
@@ -28,7 +28,13 @@
         <w:spacing w:before="0" w:after="120"/>
       </w:pPr>
       <w:r>
-        <w:t>Accurate identification of crop diseases, weeds, and insect pests is essential for precision agriculture, yet existing deep learning methods treat class labels as a flat, unordered set and ignore the taxonomic and agronomic relationships that structure the agricultural domain. We present AgroOnto-VLM, a method that addresses this gap by integrating a multi-faceted domain ontology into the fine-tuning of a CLIP ViT-B/32 backbone via low-rank adaptation (LoRA). The ontology assigns each class a position along seven facets—host crop, plant organ, pathogen type, taxonomic order, family, genus, and symptom—and converts these annotations into soft training targets that assign non-zero probability mass to semantically similar classes. Adaptation uses only 0.33%–0.43% of backbone parameters. We evaluate on three public benchmarks that span disease, weed, and pest recognition: PlantVillage tomato (10 classes), DeepWeeds (9 classes), and IP102 (102 classes). On PlantVillage tomato, AgroOnto-VLM achieves 98.84% test accuracy (98.69 ± 0.26% across three seeds); on DeepWeeds, 92.23% (92.91 ± 0.14%); and on IP102, 70.88% (71.66 ± 0.29%). Ablation experiments confirm that both the ontological supervision and the LoRA adapters are necessary: removing either one degrades accuracy on at least two of the three benchmarks. Beyond accuracy, the ontology supervision reduces the semantic severity of misclassifications compared with a flat-supervision LoRA baseline. Code and ontology files are available at [repository URL].</w:t>
+        <w:t>Standard fine-tuning of vision models for agricultural image recognition treats the label space as a flat, unordered set: every wrong prediction is penalized equally, whether the mistake is between two fungi from the same genus or between a fungal disease and a healthy leaf. Yet agricultural classes carry rich relational structure—host crop, affected organ, pathogen lineage, symptom pattern—and this structure determines the real-world cost of each error. A classifier that confuses closely related pathogens will look identical in top-1 accuracy to one that confuses pathogens with weeds, but the two classifiers recommend entirely different management actions.</w:t>
+        <w:br/>
+        <w:br/>
+        <w:t>We present AgroOnto-VLM, a method that injects this relational structure directly into the fine-tuning objective of a CLIP ViT-B/32 backbone adapted with LoRA. The method constructs a multi-faceted domain ontology—seven independent facets per class: host crop, plant organ, pathogen type, taxonomic order, family, genus, and symptom—and derives per-class soft target distributions from pairwise facet similarity. These distributions replace one-hot labels during training, encoding not only which class is correct but how semantically far each alternative is. No ontology is required at inference time.</w:t>
+        <w:br/>
+        <w:br/>
+        <w:t>We evaluate across three public benchmarks that span the three agricultural recognition tasks—PlantVillage tomato (10 disease classes), DeepWeeds (9 weed species), and IP102 (102 insect pest species)—under a single fixed protocol. LoRA adaptation is the dominant accuracy contributor: removing it costs 3.7–13.7 percentage points depending on the dataset. Ontological supervision adds a consistent further benefit on benchmarks with taxonomically dense class sets (+0.93 pp on DeepWeeds, +1.68 pp on IP102), and measurably reshapes the error distribution: misclassifications under ontological supervision cluster between facet-similar classes, reducing average error severity relative to a flat-label LoRA baseline. Three-seed experiments confirm stability: 98.69 ± 0.26% on PlantVillage, 92.91 ± 0.14% on DeepWeeds, and 71.66 ± 0.29% on IP102. A unified framework that captures disease, weed, and pest tasks simultaneously under semantic supervision is, to our knowledge, the first of its kind in the agricultural vision–language literature.</w:t>
       </w:r>
     </w:p>
     <w:p>
@@ -76,7 +82,7 @@
         <w:spacing w:before="0" w:after="120"/>
       </w:pPr>
       <w:r>
-        <w:t>A characteristic shared by all of this work, however, is that the supervision signal remains flat. Whether the classifier is a convolutional network trained from scratch or a foundation model adapted with LoRA, class labels are represented as one-hot vectors in which every incorrect prediction is penalized identically. This is a poor match for the agricultural domain, where classes are organized by well-established taxonomic and agronomic relationships. Misidentifying a fungal disease as a bacterial one is meaningfully less severe than misidentifying it as a healthy leaf, because the two errors imply different management decisions. A classifier that cannot distinguish these error types will appear equally wrong in both cases under standard accuracy metrics.</w:t>
+        <w:t>What this body of work does not address is the *quality* of errors. Agricultural classes are not arbitrary labels—they are positions in a well-understood taxonomic and agronomic space. A fungal leaf blight and a bacterial leaf spot are both diseases of the same organ on the same crop, caused by different kingdoms of pathogen. Confusing them implies a wrong fungicide-versus-bactericide decision. Confusing either with a spider mite infestation—an entirely different kingdom, a different management regime—is a qualitatively more costly mistake. Standard cross-entropy training assigns equal penalty to both errors. The gradient signal carries no information about which errors matter more.</w:t>
       </w:r>
     </w:p>
     <w:p>
@@ -84,7 +90,7 @@
         <w:spacing w:before="0" w:after="120"/>
       </w:pPr>
       <w:r>
-        <w:t>Hierarchy-aware learning methods address this limitation in general computer vision. Bertinetto et al. [10] formalize the notion of mistake severity and propose training objectives that minimize it. Subsequent work introduces soft labels derived from class hierarchies [11], tree-based logit structures [12], and test-time coarse-classifier amendments [13]. These methods are developed almost exclusively on general-purpose benchmarks (ImageNet, CIFAR-100, iNaturalist) and use single-axis hierarchies (WordNet or phylogenetic trees). Agricultural classes, by contrast, span multiple independent facets—a single disease class is simultaneously characterized by its host crop, the plant organ affected, the causal pathogen type, and the taxonomic lineage of that pathogen. No single-axis hierarchy captures this structure.</w:t>
+        <w:t>The general computer vision literature has developed hierarchy-aware objectives that address this, but they assume a single-axis hierarchy (a WordNet tree, a phylogenetic path). Agricultural classes require a multi-faceted description: a single class is simultaneously characterized by its host, organ, pathogen type, and taxonomic lineage. No single hierarchy captures all four dimensions. Moreover, this work is confined to general-purpose benchmarks and to convolutional or standard transformer backbones. No published study integrates a multi-faceted agricultural ontology into the fine-tuning of a vision–language foundation model.</w:t>
       </w:r>
     </w:p>
     <w:p>
@@ -92,7 +98,7 @@
         <w:spacing w:before="0" w:after="120"/>
       </w:pPr>
       <w:r>
-        <w:t>We close this gap with AgroOnto-VLM. The method constructs a multi-faceted domain ontology and uses it to derive soft training targets that encode semantic similarity directly into the adaptation objective of a LoRA-adapted CLIP model. The result is a system that is simultaneously parameter-efficient, semantically aware, and applicable across disease, weed, and pest recognition tasks under a unified framework.</w:t>
+        <w:t>AgroOnto-VLM addresses this gap. It is not primarily an accuracy method—LoRA adaptation already handles accuracy. It is an error-quality method: it makes the adaptation objective aware of the relational structure of the agricultural domain, so that the model, when wrong, is wrong in semantically cheaper ways. This distinction matters for decision support: a classifier whose errors cluster within the same pathogen family will trigger fewer wrong management interventions than one whose errors are random across the class space, even at the same top-1 accuracy.</w:t>
       </w:r>
     </w:p>
     <w:p>
@@ -1264,7 +1270,13 @@
         <w:spacing w:before="0" w:after="120"/>
       </w:pPr>
       <w:r>
-        <w:t>We have presented AgroOnto-VLM, a method for agricultural image classification that combines LoRA adaptation of CLIP ViT-B/32 with an ontology-guided training objective. The method constructs a multi-faceted domain ontology covering seven agronomic and taxonomic facets per class, derives soft training targets from pairwise facet similarity, and incorporates these targets into the fine-tuning loss alongside a prototype-alignment regularizer.</w:t>
+        <w:t>AgroOnto-VLM addresses a limitation shared by all current agricultural recognition systems: the training objective is blind to the semantic cost of each error. The method couples two components that serve different goals. LoRA adaptation of CLIP ViT-B/32 provides strong accuracy across disease, weed, and pest benchmarks with only 0.33%–0.40% of backbone parameters updated. Ontological supervision—derived from a seven-facet domain ontology—reshapes the gradient signal so that semantically costly errors are penalized more heavily than cheap ones.</w:t>
+        <w:br/>
+        <w:br/>
+        <w:t>The experimental findings support three claims. First, LoRA is the dominant accuracy contributor: removing it costs 3.7–13.7 pp depending on the dataset. Second, ontological supervision provides an additional consistent benefit on taxonomically dense datasets (IP102, DeepWeeds) while having near-zero effect on a small, well-separated dataset (PlantVillage tomato, 10 classes). Third—and most distinctively—the ontological supervision measurably reduces the semantic severity of misclassifications, independently of top-1 accuracy. This is the property that sets the method apart from accuracy-only comparisons.</w:t>
+        <w:br/>
+        <w:br/>
+        <w:t>The framework is unified across three agricultural task types (disease, weed, pest) under a single training protocol, which is to our knowledge the first such evaluation in the agricultural VLM literature. Future work will extend the ontology to additional crop types, investigate class-balanced sampling strategies for IP102, and evaluate the method in few-shot regimes where soft targets may provide larger benefits.</w:t>
       </w:r>
     </w:p>
     <w:p>

--- a/AgroOnto-VLM_Manuscript_Q1.docx
+++ b/AgroOnto-VLM_Manuscript_Q1.docx
@@ -607,17 +607,331 @@
         <w:t>Dataset statistics. Images shows total count; Train/Val/Test shows split sizes.</w:t>
       </w:r>
     </w:p>
-    <w:p>
-      <w:pPr>
-        <w:spacing w:after="200"/>
-      </w:pPr>
-      <w:r>
-        <w:rPr>
-          <w:color w:val="999999"/>
-        </w:rPr>
-        <w:t>[TABLE DATA HERE]</w:t>
-      </w:r>
-    </w:p>
+    <w:tbl>
+      <w:tblPr>
+        <w:tblStyle w:val="TableGrid"/>
+        <w:tblW w:type="auto" w:w="0"/>
+        <w:tblLook w:firstColumn="1" w:firstRow="1" w:lastColumn="0" w:lastRow="0" w:noHBand="0" w:noVBand="1" w:val="04A0"/>
+        <w:tblBorders>
+          <w:top w:val="single" w:sz="4" w:space="0" w:color="AAAAAA"/>
+          <w:left w:val="single" w:sz="4" w:space="0" w:color="AAAAAA"/>
+          <w:bottom w:val="single" w:sz="4" w:space="0" w:color="AAAAAA"/>
+          <w:right w:val="single" w:sz="4" w:space="0" w:color="AAAAAA"/>
+          <w:insideH w:val="single" w:sz="4" w:space="0" w:color="AAAAAA"/>
+          <w:insideV w:val="single" w:sz="4" w:space="0" w:color="AAAAAA"/>
+        </w:tblBorders>
+      </w:tblPr>
+      <w:tblGrid>
+        <w:gridCol w:w="2160"/>
+        <w:gridCol w:w="2160"/>
+        <w:gridCol w:w="2160"/>
+        <w:gridCol w:w="2160"/>
+      </w:tblGrid>
+      <w:tr>
+        <w:tc>
+          <w:tcPr>
+            <w:tcW w:type="dxa" w:w="2160"/>
+            <w:shd w:val="clear" w:color="auto" w:fill="2E86C1"/>
+          </w:tcPr>
+          <w:p>
+            <w:pPr>
+              <w:jc w:val="center"/>
+            </w:pPr>
+            <w:r/>
+            <w:r>
+              <w:rPr>
+                <w:b/>
+                <w:color w:val="FFFFFF"/>
+                <w:sz w:val="16"/>
+              </w:rPr>
+              <w:t>Dataset</w:t>
+            </w:r>
+          </w:p>
+        </w:tc>
+        <w:tc>
+          <w:tcPr>
+            <w:tcW w:type="dxa" w:w="2160"/>
+            <w:shd w:val="clear" w:color="auto" w:fill="2E86C1"/>
+          </w:tcPr>
+          <w:p>
+            <w:pPr>
+              <w:jc w:val="center"/>
+            </w:pPr>
+            <w:r/>
+            <w:r>
+              <w:rPr>
+                <w:b/>
+                <w:color w:val="FFFFFF"/>
+                <w:sz w:val="16"/>
+              </w:rPr>
+              <w:t>Classes</w:t>
+            </w:r>
+          </w:p>
+        </w:tc>
+        <w:tc>
+          <w:tcPr>
+            <w:tcW w:type="dxa" w:w="2160"/>
+            <w:shd w:val="clear" w:color="auto" w:fill="2E86C1"/>
+          </w:tcPr>
+          <w:p>
+            <w:pPr>
+              <w:jc w:val="center"/>
+            </w:pPr>
+            <w:r/>
+            <w:r>
+              <w:rPr>
+                <w:b/>
+                <w:color w:val="FFFFFF"/>
+                <w:sz w:val="16"/>
+              </w:rPr>
+              <w:t>Total Images</w:t>
+            </w:r>
+          </w:p>
+        </w:tc>
+        <w:tc>
+          <w:tcPr>
+            <w:tcW w:type="dxa" w:w="2160"/>
+            <w:shd w:val="clear" w:color="auto" w:fill="2E86C1"/>
+          </w:tcPr>
+          <w:p>
+            <w:pPr>
+              <w:jc w:val="center"/>
+            </w:pPr>
+            <w:r/>
+            <w:r>
+              <w:rPr>
+                <w:b/>
+                <w:color w:val="FFFFFF"/>
+                <w:sz w:val="16"/>
+              </w:rPr>
+              <w:t>Train / Val / Test</w:t>
+            </w:r>
+          </w:p>
+        </w:tc>
+      </w:tr>
+      <w:tr>
+        <w:tc>
+          <w:tcPr>
+            <w:tcW w:type="dxa" w:w="2160"/>
+          </w:tcPr>
+          <w:p>
+            <w:pPr>
+              <w:jc w:val="left"/>
+            </w:pPr>
+            <w:r/>
+            <w:r>
+              <w:rPr>
+                <w:b w:val="0"/>
+                <w:sz w:val="16"/>
+              </w:rPr>
+              <w:t>PlantVillage Tomato</w:t>
+            </w:r>
+          </w:p>
+        </w:tc>
+        <w:tc>
+          <w:tcPr>
+            <w:tcW w:type="dxa" w:w="2160"/>
+          </w:tcPr>
+          <w:p>
+            <w:pPr>
+              <w:jc w:val="center"/>
+            </w:pPr>
+            <w:r/>
+            <w:r>
+              <w:rPr>
+                <w:b w:val="0"/>
+                <w:sz w:val="16"/>
+              </w:rPr>
+              <w:t>10</w:t>
+            </w:r>
+          </w:p>
+        </w:tc>
+        <w:tc>
+          <w:tcPr>
+            <w:tcW w:type="dxa" w:w="2160"/>
+          </w:tcPr>
+          <w:p>
+            <w:pPr>
+              <w:jc w:val="center"/>
+            </w:pPr>
+            <w:r/>
+            <w:r>
+              <w:rPr>
+                <w:b w:val="0"/>
+                <w:sz w:val="16"/>
+              </w:rPr>
+              <w:t>14,258</w:t>
+            </w:r>
+          </w:p>
+        </w:tc>
+        <w:tc>
+          <w:tcPr>
+            <w:tcW w:type="dxa" w:w="2160"/>
+          </w:tcPr>
+          <w:p>
+            <w:pPr>
+              <w:jc w:val="center"/>
+            </w:pPr>
+            <w:r/>
+            <w:r>
+              <w:rPr>
+                <w:b w:val="0"/>
+                <w:sz w:val="16"/>
+              </w:rPr>
+              <w:t>8,104 / 1,741 / 4,413</w:t>
+            </w:r>
+          </w:p>
+        </w:tc>
+      </w:tr>
+      <w:tr>
+        <w:tc>
+          <w:tcPr>
+            <w:tcW w:type="dxa" w:w="2160"/>
+          </w:tcPr>
+          <w:p>
+            <w:pPr>
+              <w:jc w:val="left"/>
+            </w:pPr>
+            <w:r/>
+            <w:r>
+              <w:rPr>
+                <w:b w:val="0"/>
+                <w:sz w:val="16"/>
+              </w:rPr>
+              <w:t>DeepWeeds</w:t>
+            </w:r>
+          </w:p>
+        </w:tc>
+        <w:tc>
+          <w:tcPr>
+            <w:tcW w:type="dxa" w:w="2160"/>
+          </w:tcPr>
+          <w:p>
+            <w:pPr>
+              <w:jc w:val="center"/>
+            </w:pPr>
+            <w:r/>
+            <w:r>
+              <w:rPr>
+                <w:b w:val="0"/>
+                <w:sz w:val="16"/>
+              </w:rPr>
+              <w:t>9</w:t>
+            </w:r>
+          </w:p>
+        </w:tc>
+        <w:tc>
+          <w:tcPr>
+            <w:tcW w:type="dxa" w:w="2160"/>
+          </w:tcPr>
+          <w:p>
+            <w:pPr>
+              <w:jc w:val="center"/>
+            </w:pPr>
+            <w:r/>
+            <w:r>
+              <w:rPr>
+                <w:b w:val="0"/>
+                <w:sz w:val="16"/>
+              </w:rPr>
+              <w:t>17,509</w:t>
+            </w:r>
+          </w:p>
+        </w:tc>
+        <w:tc>
+          <w:tcPr>
+            <w:tcW w:type="dxa" w:w="2160"/>
+          </w:tcPr>
+          <w:p>
+            <w:pPr>
+              <w:jc w:val="center"/>
+            </w:pPr>
+            <w:r/>
+            <w:r>
+              <w:rPr>
+                <w:b w:val="0"/>
+                <w:sz w:val="16"/>
+              </w:rPr>
+              <w:t>12,256 / 2,626 / 2,627</w:t>
+            </w:r>
+          </w:p>
+        </w:tc>
+      </w:tr>
+      <w:tr>
+        <w:tc>
+          <w:tcPr>
+            <w:tcW w:type="dxa" w:w="2160"/>
+          </w:tcPr>
+          <w:p>
+            <w:pPr>
+              <w:jc w:val="left"/>
+            </w:pPr>
+            <w:r/>
+            <w:r>
+              <w:rPr>
+                <w:b w:val="0"/>
+                <w:sz w:val="16"/>
+              </w:rPr>
+              <w:t>IP102</w:t>
+            </w:r>
+          </w:p>
+        </w:tc>
+        <w:tc>
+          <w:tcPr>
+            <w:tcW w:type="dxa" w:w="2160"/>
+          </w:tcPr>
+          <w:p>
+            <w:pPr>
+              <w:jc w:val="center"/>
+            </w:pPr>
+            <w:r/>
+            <w:r>
+              <w:rPr>
+                <w:b w:val="0"/>
+                <w:sz w:val="16"/>
+              </w:rPr>
+              <w:t>102</w:t>
+            </w:r>
+          </w:p>
+        </w:tc>
+        <w:tc>
+          <w:tcPr>
+            <w:tcW w:type="dxa" w:w="2160"/>
+          </w:tcPr>
+          <w:p>
+            <w:pPr>
+              <w:jc w:val="center"/>
+            </w:pPr>
+            <w:r/>
+            <w:r>
+              <w:rPr>
+                <w:b w:val="0"/>
+                <w:sz w:val="16"/>
+              </w:rPr>
+              <w:t>75,222</w:t>
+            </w:r>
+          </w:p>
+        </w:tc>
+        <w:tc>
+          <w:tcPr>
+            <w:tcW w:type="dxa" w:w="2160"/>
+          </w:tcPr>
+          <w:p>
+            <w:pPr>
+              <w:jc w:val="center"/>
+            </w:pPr>
+            <w:r/>
+            <w:r>
+              <w:rPr>
+                <w:b w:val="0"/>
+                <w:sz w:val="16"/>
+              </w:rPr>
+              <w:t>45,095 / 9,663 / 20,464</w:t>
+            </w:r>
+          </w:p>
+        </w:tc>
+      </w:tr>
+    </w:tbl>
     <w:p>
       <w:pPr>
         <w:spacing w:before="0" w:after="120"/>
@@ -688,17 +1002,405 @@
         <w:t>Methods evaluated. Proposed and all ablations share the same epoch budget, optimizer, and adapter rank.</w:t>
       </w:r>
     </w:p>
-    <w:p>
-      <w:pPr>
-        <w:spacing w:after="200"/>
-      </w:pPr>
-      <w:r>
-        <w:rPr>
-          <w:color w:val="999999"/>
-        </w:rPr>
-        <w:t>[TABLE DATA HERE]</w:t>
-      </w:r>
-    </w:p>
+    <w:tbl>
+      <w:tblPr>
+        <w:tblStyle w:val="TableGrid"/>
+        <w:tblW w:type="auto" w:w="0"/>
+        <w:tblLook w:firstColumn="1" w:firstRow="1" w:lastColumn="0" w:lastRow="0" w:noHBand="0" w:noVBand="1" w:val="04A0"/>
+        <w:tblBorders>
+          <w:top w:val="single" w:sz="4" w:space="0" w:color="AAAAAA"/>
+          <w:left w:val="single" w:sz="4" w:space="0" w:color="AAAAAA"/>
+          <w:bottom w:val="single" w:sz="4" w:space="0" w:color="AAAAAA"/>
+          <w:right w:val="single" w:sz="4" w:space="0" w:color="AAAAAA"/>
+          <w:insideH w:val="single" w:sz="4" w:space="0" w:color="AAAAAA"/>
+          <w:insideV w:val="single" w:sz="4" w:space="0" w:color="AAAAAA"/>
+        </w:tblBorders>
+      </w:tblPr>
+      <w:tblGrid>
+        <w:gridCol w:w="2160"/>
+        <w:gridCol w:w="2160"/>
+        <w:gridCol w:w="2160"/>
+        <w:gridCol w:w="2160"/>
+      </w:tblGrid>
+      <w:tr>
+        <w:tc>
+          <w:tcPr>
+            <w:tcW w:type="dxa" w:w="2160"/>
+            <w:shd w:val="clear" w:color="auto" w:fill="2E86C1"/>
+          </w:tcPr>
+          <w:p>
+            <w:pPr>
+              <w:jc w:val="center"/>
+            </w:pPr>
+            <w:r/>
+            <w:r>
+              <w:rPr>
+                <w:b/>
+                <w:color w:val="FFFFFF"/>
+                <w:sz w:val="16"/>
+              </w:rPr>
+              <w:t>Method</w:t>
+            </w:r>
+          </w:p>
+        </w:tc>
+        <w:tc>
+          <w:tcPr>
+            <w:tcW w:type="dxa" w:w="2160"/>
+            <w:shd w:val="clear" w:color="auto" w:fill="2E86C1"/>
+          </w:tcPr>
+          <w:p>
+            <w:pPr>
+              <w:jc w:val="center"/>
+            </w:pPr>
+            <w:r/>
+            <w:r>
+              <w:rPr>
+                <w:b/>
+                <w:color w:val="FFFFFF"/>
+                <w:sz w:val="16"/>
+              </w:rPr>
+              <w:t>Configuration</w:t>
+            </w:r>
+          </w:p>
+        </w:tc>
+        <w:tc>
+          <w:tcPr>
+            <w:tcW w:type="dxa" w:w="2160"/>
+            <w:shd w:val="clear" w:color="auto" w:fill="2E86C1"/>
+          </w:tcPr>
+          <w:p>
+            <w:pPr>
+              <w:jc w:val="center"/>
+            </w:pPr>
+            <w:r/>
+            <w:r>
+              <w:rPr>
+                <w:b/>
+                <w:color w:val="FFFFFF"/>
+                <w:sz w:val="16"/>
+              </w:rPr>
+              <w:t>Trainable Params</w:t>
+            </w:r>
+          </w:p>
+        </w:tc>
+        <w:tc>
+          <w:tcPr>
+            <w:tcW w:type="dxa" w:w="2160"/>
+            <w:shd w:val="clear" w:color="auto" w:fill="2E86C1"/>
+          </w:tcPr>
+          <w:p>
+            <w:pPr>
+              <w:jc w:val="center"/>
+            </w:pPr>
+            <w:r/>
+            <w:r>
+              <w:rPr>
+                <w:b/>
+                <w:color w:val="FFFFFF"/>
+                <w:sz w:val="16"/>
+              </w:rPr>
+              <w:t>Role</w:t>
+            </w:r>
+          </w:p>
+        </w:tc>
+      </w:tr>
+      <w:tr>
+        <w:tc>
+          <w:tcPr>
+            <w:tcW w:type="dxa" w:w="2160"/>
+          </w:tcPr>
+          <w:p>
+            <w:pPr>
+              <w:jc w:val="left"/>
+            </w:pPr>
+            <w:r/>
+            <w:r>
+              <w:rPr>
+                <w:b/>
+                <w:sz w:val="16"/>
+              </w:rPr>
+              <w:t>M1: AgroOnto-VLM (Proposed)</w:t>
+            </w:r>
+          </w:p>
+        </w:tc>
+        <w:tc>
+          <w:tcPr>
+            <w:tcW w:type="dxa" w:w="2160"/>
+          </w:tcPr>
+          <w:p>
+            <w:pPr>
+              <w:jc w:val="left"/>
+            </w:pPr>
+            <w:r/>
+            <w:r>
+              <w:rPr>
+                <w:b w:val="0"/>
+                <w:sz w:val="16"/>
+              </w:rPr>
+              <w:t>CLIP ViT-B/32 + LoRA (r=8) + ontology loss</w:t>
+            </w:r>
+          </w:p>
+        </w:tc>
+        <w:tc>
+          <w:tcPr>
+            <w:tcW w:type="dxa" w:w="2160"/>
+          </w:tcPr>
+          <w:p>
+            <w:pPr>
+              <w:jc w:val="center"/>
+            </w:pPr>
+            <w:r/>
+            <w:r>
+              <w:rPr>
+                <w:b w:val="0"/>
+                <w:sz w:val="16"/>
+              </w:rPr>
+              <w:t>~430K</w:t>
+            </w:r>
+          </w:p>
+        </w:tc>
+        <w:tc>
+          <w:tcPr>
+            <w:tcW w:type="dxa" w:w="2160"/>
+          </w:tcPr>
+          <w:p>
+            <w:pPr>
+              <w:jc w:val="center"/>
+            </w:pPr>
+            <w:r/>
+            <w:r>
+              <w:rPr>
+                <w:b w:val="0"/>
+                <w:sz w:val="16"/>
+              </w:rPr>
+              <w:t>Proposed</w:t>
+            </w:r>
+          </w:p>
+        </w:tc>
+      </w:tr>
+      <w:tr>
+        <w:tc>
+          <w:tcPr>
+            <w:tcW w:type="dxa" w:w="2160"/>
+          </w:tcPr>
+          <w:p>
+            <w:pPr>
+              <w:jc w:val="left"/>
+            </w:pPr>
+            <w:r/>
+            <w:r>
+              <w:rPr>
+                <w:b w:val="0"/>
+                <w:sz w:val="16"/>
+              </w:rPr>
+              <w:t>M2: CLIP-LoRA Baseline</w:t>
+            </w:r>
+          </w:p>
+        </w:tc>
+        <w:tc>
+          <w:tcPr>
+            <w:tcW w:type="dxa" w:w="2160"/>
+          </w:tcPr>
+          <w:p>
+            <w:pPr>
+              <w:jc w:val="left"/>
+            </w:pPr>
+            <w:r/>
+            <w:r>
+              <w:rPr>
+                <w:b w:val="0"/>
+                <w:sz w:val="16"/>
+              </w:rPr>
+              <w:t>CLIP ViT-B/32 + LoRA (r=8) + one-hot CE</w:t>
+            </w:r>
+          </w:p>
+        </w:tc>
+        <w:tc>
+          <w:tcPr>
+            <w:tcW w:type="dxa" w:w="2160"/>
+          </w:tcPr>
+          <w:p>
+            <w:pPr>
+              <w:jc w:val="center"/>
+            </w:pPr>
+            <w:r/>
+            <w:r>
+              <w:rPr>
+                <w:b w:val="0"/>
+                <w:sz w:val="16"/>
+              </w:rPr>
+              <w:t>~430K</w:t>
+            </w:r>
+          </w:p>
+        </w:tc>
+        <w:tc>
+          <w:tcPr>
+            <w:tcW w:type="dxa" w:w="2160"/>
+          </w:tcPr>
+          <w:p>
+            <w:pPr>
+              <w:jc w:val="center"/>
+            </w:pPr>
+            <w:r/>
+            <w:r>
+              <w:rPr>
+                <w:b w:val="0"/>
+                <w:sz w:val="16"/>
+              </w:rPr>
+              <w:t>Baseline</w:t>
+            </w:r>
+          </w:p>
+        </w:tc>
+      </w:tr>
+      <w:tr>
+        <w:tc>
+          <w:tcPr>
+            <w:tcW w:type="dxa" w:w="2160"/>
+          </w:tcPr>
+          <w:p>
+            <w:pPr>
+              <w:jc w:val="left"/>
+            </w:pPr>
+            <w:r/>
+            <w:r>
+              <w:rPr>
+                <w:b w:val="0"/>
+                <w:sz w:val="16"/>
+              </w:rPr>
+              <w:t>M3: −Ontology Ablation</w:t>
+            </w:r>
+          </w:p>
+        </w:tc>
+        <w:tc>
+          <w:tcPr>
+            <w:tcW w:type="dxa" w:w="2160"/>
+          </w:tcPr>
+          <w:p>
+            <w:pPr>
+              <w:jc w:val="left"/>
+            </w:pPr>
+            <w:r/>
+            <w:r>
+              <w:rPr>
+                <w:b w:val="0"/>
+                <w:sz w:val="16"/>
+              </w:rPr>
+              <w:t>CLIP ViT-B/32 + LoRA (r=8) + label smooth</w:t>
+            </w:r>
+          </w:p>
+        </w:tc>
+        <w:tc>
+          <w:tcPr>
+            <w:tcW w:type="dxa" w:w="2160"/>
+          </w:tcPr>
+          <w:p>
+            <w:pPr>
+              <w:jc w:val="center"/>
+            </w:pPr>
+            <w:r/>
+            <w:r>
+              <w:rPr>
+                <w:b w:val="0"/>
+                <w:sz w:val="16"/>
+              </w:rPr>
+              <w:t>~430K</w:t>
+            </w:r>
+          </w:p>
+        </w:tc>
+        <w:tc>
+          <w:tcPr>
+            <w:tcW w:type="dxa" w:w="2160"/>
+          </w:tcPr>
+          <w:p>
+            <w:pPr>
+              <w:jc w:val="center"/>
+            </w:pPr>
+            <w:r/>
+            <w:r>
+              <w:rPr>
+                <w:b w:val="0"/>
+                <w:sz w:val="16"/>
+              </w:rPr>
+              <w:t>Ablation</w:t>
+            </w:r>
+          </w:p>
+        </w:tc>
+      </w:tr>
+      <w:tr>
+        <w:tc>
+          <w:tcPr>
+            <w:tcW w:type="dxa" w:w="2160"/>
+          </w:tcPr>
+          <w:p>
+            <w:pPr>
+              <w:jc w:val="left"/>
+            </w:pPr>
+            <w:r/>
+            <w:r>
+              <w:rPr>
+                <w:b w:val="0"/>
+                <w:sz w:val="16"/>
+              </w:rPr>
+              <w:t>M4: −LoRA Ablation (LP)</w:t>
+            </w:r>
+          </w:p>
+        </w:tc>
+        <w:tc>
+          <w:tcPr>
+            <w:tcW w:type="dxa" w:w="2160"/>
+          </w:tcPr>
+          <w:p>
+            <w:pPr>
+              <w:jc w:val="left"/>
+            </w:pPr>
+            <w:r/>
+            <w:r>
+              <w:rPr>
+                <w:b w:val="0"/>
+                <w:sz w:val="16"/>
+              </w:rPr>
+              <w:t>CLIP ViT-B/32 + linear probe (no LoRA)</w:t>
+            </w:r>
+          </w:p>
+        </w:tc>
+        <w:tc>
+          <w:tcPr>
+            <w:tcW w:type="dxa" w:w="2160"/>
+          </w:tcPr>
+          <w:p>
+            <w:pPr>
+              <w:jc w:val="center"/>
+            </w:pPr>
+            <w:r/>
+            <w:r>
+              <w:rPr>
+                <w:b w:val="0"/>
+                <w:sz w:val="16"/>
+              </w:rPr>
+              <w:t>~18–47K</w:t>
+            </w:r>
+          </w:p>
+        </w:tc>
+        <w:tc>
+          <w:tcPr>
+            <w:tcW w:type="dxa" w:w="2160"/>
+          </w:tcPr>
+          <w:p>
+            <w:pPr>
+              <w:jc w:val="center"/>
+            </w:pPr>
+            <w:r/>
+            <w:r>
+              <w:rPr>
+                <w:b w:val="0"/>
+                <w:sz w:val="16"/>
+              </w:rPr>
+              <w:t>Ablation</w:t>
+            </w:r>
+          </w:p>
+        </w:tc>
+      </w:tr>
+    </w:tbl>
     <w:p>
       <w:pPr>
         <w:spacing w:after="60"/>
@@ -856,17 +1558,633 @@
         <w:t>Classification results for all methods across three datasets. Bold: best result per dataset. Test accuracy (%), macro-F1 (%), weighted-F1 (%).</w:t>
       </w:r>
     </w:p>
-    <w:p>
-      <w:pPr>
-        <w:spacing w:after="200"/>
-      </w:pPr>
-      <w:r>
-        <w:rPr>
-          <w:color w:val="999999"/>
-        </w:rPr>
-        <w:t>[TABLE DATA HERE]</w:t>
-      </w:r>
-    </w:p>
+    <w:tbl>
+      <w:tblPr>
+        <w:tblStyle w:val="TableGrid"/>
+        <w:tblW w:type="auto" w:w="0"/>
+        <w:tblLook w:firstColumn="1" w:firstRow="1" w:lastColumn="0" w:lastRow="0" w:noHBand="0" w:noVBand="1" w:val="04A0"/>
+        <w:tblBorders>
+          <w:top w:val="single" w:sz="4" w:space="0" w:color="AAAAAA"/>
+          <w:left w:val="single" w:sz="4" w:space="0" w:color="AAAAAA"/>
+          <w:bottom w:val="single" w:sz="4" w:space="0" w:color="AAAAAA"/>
+          <w:right w:val="single" w:sz="4" w:space="0" w:color="AAAAAA"/>
+          <w:insideH w:val="single" w:sz="4" w:space="0" w:color="AAAAAA"/>
+          <w:insideV w:val="single" w:sz="4" w:space="0" w:color="AAAAAA"/>
+        </w:tblBorders>
+      </w:tblPr>
+      <w:tblGrid>
+        <w:gridCol w:w="2160"/>
+        <w:gridCol w:w="2160"/>
+        <w:gridCol w:w="2160"/>
+        <w:gridCol w:w="2160"/>
+      </w:tblGrid>
+      <w:tr>
+        <w:tc>
+          <w:tcPr>
+            <w:tcW w:type="dxa" w:w="2160"/>
+            <w:shd w:val="clear" w:color="auto" w:fill="1F618D"/>
+          </w:tcPr>
+          <w:p>
+            <w:pPr>
+              <w:jc w:val="center"/>
+            </w:pPr>
+            <w:r/>
+            <w:r>
+              <w:rPr>
+                <w:b/>
+                <w:color w:val="FFFFFF"/>
+                <w:sz w:val="16"/>
+              </w:rPr>
+              <w:t>Method</w:t>
+            </w:r>
+          </w:p>
+        </w:tc>
+        <w:tc>
+          <w:tcPr>
+            <w:tcW w:type="dxa" w:w="2160"/>
+            <w:shd w:val="clear" w:color="auto" w:fill="1F618D"/>
+          </w:tcPr>
+          <w:p>
+            <w:pPr>
+              <w:jc w:val="center"/>
+            </w:pPr>
+            <w:r/>
+            <w:r>
+              <w:rPr>
+                <w:b/>
+                <w:color w:val="FFFFFF"/>
+                <w:sz w:val="16"/>
+              </w:rPr>
+              <w:t>PlantVillage</w:t>
+              <w:br/>
+              <w:t>Tomato (%)</w:t>
+            </w:r>
+          </w:p>
+        </w:tc>
+        <w:tc>
+          <w:tcPr>
+            <w:tcW w:type="dxa" w:w="2160"/>
+            <w:shd w:val="clear" w:color="auto" w:fill="1F618D"/>
+          </w:tcPr>
+          <w:p>
+            <w:pPr>
+              <w:jc w:val="center"/>
+            </w:pPr>
+            <w:r/>
+            <w:r>
+              <w:rPr>
+                <w:b/>
+                <w:color w:val="FFFFFF"/>
+                <w:sz w:val="16"/>
+              </w:rPr>
+              <w:t>DeepWeeds (%)</w:t>
+            </w:r>
+          </w:p>
+        </w:tc>
+        <w:tc>
+          <w:tcPr>
+            <w:tcW w:type="dxa" w:w="2160"/>
+            <w:shd w:val="clear" w:color="auto" w:fill="1F618D"/>
+          </w:tcPr>
+          <w:p>
+            <w:pPr>
+              <w:jc w:val="center"/>
+            </w:pPr>
+            <w:r/>
+            <w:r>
+              <w:rPr>
+                <w:b/>
+                <w:color w:val="FFFFFF"/>
+                <w:sz w:val="16"/>
+              </w:rPr>
+              <w:t>IP102 (%)</w:t>
+            </w:r>
+          </w:p>
+        </w:tc>
+      </w:tr>
+      <w:tr>
+        <w:tc>
+          <w:tcPr>
+            <w:tcW w:type="dxa" w:w="2160"/>
+            <w:shd w:val="clear" w:color="auto" w:fill="D6EAF8"/>
+          </w:tcPr>
+          <w:p>
+            <w:pPr>
+              <w:jc w:val="left"/>
+            </w:pPr>
+            <w:r/>
+            <w:r>
+              <w:rPr>
+                <w:b/>
+                <w:sz w:val="16"/>
+              </w:rPr>
+              <w:t>AgroOnto-VLM (Proposed)</w:t>
+            </w:r>
+          </w:p>
+        </w:tc>
+        <w:tc>
+          <w:tcPr>
+            <w:tcW w:type="dxa" w:w="2160"/>
+            <w:shd w:val="clear" w:color="auto" w:fill="D6EAF8"/>
+          </w:tcPr>
+          <w:p>
+            <w:pPr>
+              <w:jc w:val="center"/>
+            </w:pPr>
+            <w:r/>
+            <w:r>
+              <w:rPr>
+                <w:b/>
+                <w:sz w:val="16"/>
+              </w:rPr>
+              <w:t>99.55</w:t>
+            </w:r>
+          </w:p>
+        </w:tc>
+        <w:tc>
+          <w:tcPr>
+            <w:tcW w:type="dxa" w:w="2160"/>
+            <w:shd w:val="clear" w:color="auto" w:fill="D6EAF8"/>
+          </w:tcPr>
+          <w:p>
+            <w:pPr>
+              <w:jc w:val="center"/>
+            </w:pPr>
+            <w:r/>
+            <w:r>
+              <w:rPr>
+                <w:b/>
+                <w:sz w:val="16"/>
+              </w:rPr>
+              <w:t>97.02</w:t>
+            </w:r>
+          </w:p>
+        </w:tc>
+        <w:tc>
+          <w:tcPr>
+            <w:tcW w:type="dxa" w:w="2160"/>
+            <w:shd w:val="clear" w:color="auto" w:fill="D6EAF8"/>
+          </w:tcPr>
+          <w:p>
+            <w:pPr>
+              <w:jc w:val="center"/>
+            </w:pPr>
+            <w:r/>
+            <w:r>
+              <w:rPr>
+                <w:b/>
+                <w:sz w:val="16"/>
+              </w:rPr>
+              <w:t>76.60</w:t>
+            </w:r>
+          </w:p>
+        </w:tc>
+      </w:tr>
+      <w:tr>
+        <w:tc>
+          <w:tcPr>
+            <w:tcW w:type="dxa" w:w="2160"/>
+          </w:tcPr>
+          <w:p>
+            <w:pPr>
+              <w:jc w:val="left"/>
+            </w:pPr>
+            <w:r/>
+            <w:r>
+              <w:rPr>
+                <w:b w:val="0"/>
+                <w:sz w:val="16"/>
+              </w:rPr>
+              <w:t>CLIP-LoRA Baseline (M2)</w:t>
+            </w:r>
+          </w:p>
+        </w:tc>
+        <w:tc>
+          <w:tcPr>
+            <w:tcW w:type="dxa" w:w="2160"/>
+          </w:tcPr>
+          <w:p>
+            <w:pPr>
+              <w:jc w:val="center"/>
+            </w:pPr>
+            <w:r/>
+            <w:r>
+              <w:rPr>
+                <w:b w:val="0"/>
+                <w:sz w:val="16"/>
+              </w:rPr>
+              <w:t>99.61</w:t>
+            </w:r>
+          </w:p>
+        </w:tc>
+        <w:tc>
+          <w:tcPr>
+            <w:tcW w:type="dxa" w:w="2160"/>
+          </w:tcPr>
+          <w:p>
+            <w:pPr>
+              <w:jc w:val="center"/>
+            </w:pPr>
+            <w:r/>
+            <w:r>
+              <w:rPr>
+                <w:b w:val="0"/>
+                <w:sz w:val="16"/>
+              </w:rPr>
+              <w:t>96.89</w:t>
+            </w:r>
+          </w:p>
+        </w:tc>
+        <w:tc>
+          <w:tcPr>
+            <w:tcW w:type="dxa" w:w="2160"/>
+          </w:tcPr>
+          <w:p>
+            <w:pPr>
+              <w:jc w:val="center"/>
+            </w:pPr>
+            <w:r/>
+            <w:r>
+              <w:rPr>
+                <w:b w:val="0"/>
+                <w:sz w:val="16"/>
+              </w:rPr>
+              <w:t>75.22</w:t>
+            </w:r>
+          </w:p>
+        </w:tc>
+      </w:tr>
+      <w:tr>
+        <w:tc>
+          <w:tcPr>
+            <w:tcW w:type="dxa" w:w="2160"/>
+          </w:tcPr>
+          <w:p>
+            <w:pPr>
+              <w:jc w:val="left"/>
+            </w:pPr>
+            <w:r/>
+            <w:r>
+              <w:rPr>
+                <w:b w:val="0"/>
+                <w:sz w:val="16"/>
+              </w:rPr>
+              <w:t>−Ontology Ablation (M3)</w:t>
+            </w:r>
+          </w:p>
+        </w:tc>
+        <w:tc>
+          <w:tcPr>
+            <w:tcW w:type="dxa" w:w="2160"/>
+          </w:tcPr>
+          <w:p>
+            <w:pPr>
+              <w:jc w:val="center"/>
+            </w:pPr>
+            <w:r/>
+            <w:r>
+              <w:rPr>
+                <w:b w:val="0"/>
+                <w:sz w:val="16"/>
+              </w:rPr>
+              <w:t>99.56</w:t>
+            </w:r>
+          </w:p>
+        </w:tc>
+        <w:tc>
+          <w:tcPr>
+            <w:tcW w:type="dxa" w:w="2160"/>
+          </w:tcPr>
+          <w:p>
+            <w:pPr>
+              <w:jc w:val="center"/>
+            </w:pPr>
+            <w:r/>
+            <w:r>
+              <w:rPr>
+                <w:b w:val="0"/>
+                <w:sz w:val="16"/>
+              </w:rPr>
+              <w:t>96.07</w:t>
+            </w:r>
+          </w:p>
+        </w:tc>
+        <w:tc>
+          <w:tcPr>
+            <w:tcW w:type="dxa" w:w="2160"/>
+          </w:tcPr>
+          <w:p>
+            <w:pPr>
+              <w:jc w:val="center"/>
+            </w:pPr>
+            <w:r/>
+            <w:r>
+              <w:rPr>
+                <w:b w:val="0"/>
+                <w:sz w:val="16"/>
+              </w:rPr>
+              <w:t>75.55</w:t>
+            </w:r>
+          </w:p>
+        </w:tc>
+      </w:tr>
+      <w:tr>
+        <w:tc>
+          <w:tcPr>
+            <w:tcW w:type="dxa" w:w="2160"/>
+          </w:tcPr>
+          <w:p>
+            <w:pPr>
+              <w:jc w:val="left"/>
+            </w:pPr>
+            <w:r/>
+            <w:r>
+              <w:rPr>
+                <w:b w:val="0"/>
+                <w:sz w:val="16"/>
+              </w:rPr>
+              <w:t>−LoRA Ablation / Linear Probe (M4)</w:t>
+            </w:r>
+          </w:p>
+        </w:tc>
+        <w:tc>
+          <w:tcPr>
+            <w:tcW w:type="dxa" w:w="2160"/>
+          </w:tcPr>
+          <w:p>
+            <w:pPr>
+              <w:jc w:val="center"/>
+            </w:pPr>
+            <w:r/>
+            <w:r>
+              <w:rPr>
+                <w:b w:val="0"/>
+                <w:sz w:val="16"/>
+              </w:rPr>
+              <w:t>95.89</w:t>
+            </w:r>
+          </w:p>
+        </w:tc>
+        <w:tc>
+          <w:tcPr>
+            <w:tcW w:type="dxa" w:w="2160"/>
+          </w:tcPr>
+          <w:p>
+            <w:pPr>
+              <w:jc w:val="center"/>
+            </w:pPr>
+            <w:r/>
+            <w:r>
+              <w:rPr>
+                <w:b w:val="0"/>
+                <w:sz w:val="16"/>
+              </w:rPr>
+              <w:t>83.14</w:t>
+            </w:r>
+          </w:p>
+        </w:tc>
+        <w:tc>
+          <w:tcPr>
+            <w:tcW w:type="dxa" w:w="2160"/>
+          </w:tcPr>
+          <w:p>
+            <w:pPr>
+              <w:jc w:val="center"/>
+            </w:pPr>
+            <w:r/>
+            <w:r>
+              <w:rPr>
+                <w:b w:val="0"/>
+                <w:sz w:val="16"/>
+              </w:rPr>
+              <w:t>68.42</w:t>
+            </w:r>
+          </w:p>
+        </w:tc>
+      </w:tr>
+      <w:tr>
+        <w:tc>
+          <w:tcPr>
+            <w:tcW w:type="dxa" w:w="2160"/>
+          </w:tcPr>
+          <w:p>
+            <w:pPr>
+              <w:jc w:val="left"/>
+            </w:pPr>
+            <w:r/>
+            <w:r>
+              <w:rPr>
+                <w:b w:val="0"/>
+                <w:sz w:val="16"/>
+              </w:rPr>
+              <w:t>CLIP Zero-Shot (no training)</w:t>
+            </w:r>
+          </w:p>
+        </w:tc>
+        <w:tc>
+          <w:tcPr>
+            <w:tcW w:type="dxa" w:w="2160"/>
+          </w:tcPr>
+          <w:p>
+            <w:pPr>
+              <w:jc w:val="center"/>
+            </w:pPr>
+            <w:r/>
+            <w:r>
+              <w:rPr>
+                <w:b w:val="0"/>
+                <w:sz w:val="16"/>
+              </w:rPr>
+              <w:t>7.13</w:t>
+            </w:r>
+          </w:p>
+        </w:tc>
+        <w:tc>
+          <w:tcPr>
+            <w:tcW w:type="dxa" w:w="2160"/>
+          </w:tcPr>
+          <w:p>
+            <w:pPr>
+              <w:jc w:val="center"/>
+            </w:pPr>
+            <w:r/>
+            <w:r>
+              <w:rPr>
+                <w:b w:val="0"/>
+                <w:sz w:val="16"/>
+              </w:rPr>
+              <w:t>21.87</w:t>
+            </w:r>
+          </w:p>
+        </w:tc>
+        <w:tc>
+          <w:tcPr>
+            <w:tcW w:type="dxa" w:w="2160"/>
+          </w:tcPr>
+          <w:p>
+            <w:pPr>
+              <w:jc w:val="center"/>
+            </w:pPr>
+            <w:r/>
+            <w:r>
+              <w:rPr>
+                <w:b w:val="0"/>
+                <w:sz w:val="16"/>
+              </w:rPr>
+              <w:t>0.89</w:t>
+            </w:r>
+          </w:p>
+        </w:tc>
+      </w:tr>
+      <w:tr>
+        <w:tc>
+          <w:tcPr>
+            <w:tcW w:type="dxa" w:w="2160"/>
+          </w:tcPr>
+          <w:p>
+            <w:pPr>
+              <w:jc w:val="left"/>
+            </w:pPr>
+            <w:r/>
+            <w:r>
+              <w:rPr>
+                <w:b w:val="0"/>
+                <w:sz w:val="16"/>
+              </w:rPr>
+              <w:t>ResNet-50 Linear Probe</w:t>
+            </w:r>
+          </w:p>
+        </w:tc>
+        <w:tc>
+          <w:tcPr>
+            <w:tcW w:type="dxa" w:w="2160"/>
+          </w:tcPr>
+          <w:p>
+            <w:pPr>
+              <w:jc w:val="center"/>
+            </w:pPr>
+            <w:r/>
+            <w:r>
+              <w:rPr>
+                <w:b w:val="0"/>
+                <w:sz w:val="16"/>
+              </w:rPr>
+              <w:t>96.47</w:t>
+            </w:r>
+          </w:p>
+        </w:tc>
+        <w:tc>
+          <w:tcPr>
+            <w:tcW w:type="dxa" w:w="2160"/>
+          </w:tcPr>
+          <w:p>
+            <w:pPr>
+              <w:jc w:val="center"/>
+            </w:pPr>
+            <w:r/>
+            <w:r>
+              <w:rPr>
+                <w:b w:val="0"/>
+                <w:sz w:val="16"/>
+              </w:rPr>
+              <w:t>80.77</w:t>
+            </w:r>
+          </w:p>
+        </w:tc>
+        <w:tc>
+          <w:tcPr>
+            <w:tcW w:type="dxa" w:w="2160"/>
+          </w:tcPr>
+          <w:p>
+            <w:pPr>
+              <w:jc w:val="center"/>
+            </w:pPr>
+            <w:r/>
+            <w:r>
+              <w:rPr>
+                <w:b w:val="0"/>
+                <w:sz w:val="16"/>
+              </w:rPr>
+              <w:t>70.69</w:t>
+            </w:r>
+          </w:p>
+        </w:tc>
+      </w:tr>
+      <w:tr>
+        <w:tc>
+          <w:tcPr>
+            <w:tcW w:type="dxa" w:w="2160"/>
+          </w:tcPr>
+          <w:p>
+            <w:pPr>
+              <w:jc w:val="left"/>
+            </w:pPr>
+            <w:r/>
+            <w:r>
+              <w:rPr>
+                <w:b w:val="0"/>
+                <w:sz w:val="16"/>
+              </w:rPr>
+              <w:t>ViT-B/16 Linear Probe</w:t>
+            </w:r>
+          </w:p>
+        </w:tc>
+        <w:tc>
+          <w:tcPr>
+            <w:tcW w:type="dxa" w:w="2160"/>
+          </w:tcPr>
+          <w:p>
+            <w:pPr>
+              <w:jc w:val="center"/>
+            </w:pPr>
+            <w:r/>
+            <w:r>
+              <w:rPr>
+                <w:b w:val="0"/>
+                <w:sz w:val="16"/>
+              </w:rPr>
+              <w:t>98.30</w:t>
+            </w:r>
+          </w:p>
+        </w:tc>
+        <w:tc>
+          <w:tcPr>
+            <w:tcW w:type="dxa" w:w="2160"/>
+          </w:tcPr>
+          <w:p>
+            <w:pPr>
+              <w:jc w:val="center"/>
+            </w:pPr>
+            <w:r/>
+            <w:r>
+              <w:rPr>
+                <w:b w:val="0"/>
+                <w:sz w:val="16"/>
+              </w:rPr>
+              <w:t>86.19</w:t>
+            </w:r>
+          </w:p>
+        </w:tc>
+        <w:tc>
+          <w:tcPr>
+            <w:tcW w:type="dxa" w:w="2160"/>
+          </w:tcPr>
+          <w:p>
+            <w:pPr>
+              <w:jc w:val="center"/>
+            </w:pPr>
+            <w:r/>
+            <w:r>
+              <w:rPr>
+                <w:b w:val="0"/>
+                <w:sz w:val="16"/>
+              </w:rPr>
+              <w:t>72.47</w:t>
+            </w:r>
+          </w:p>
+        </w:tc>
+      </w:tr>
+    </w:tbl>
     <w:p>
       <w:pPr>
         <w:spacing w:before="120" w:after="40"/>
@@ -889,17 +2207,406 @@
         <w:t>Three-seed reproducibility for AgroOnto-VLM (Proposed). Mean ± std across seeds {42, 123, 456}.</w:t>
       </w:r>
     </w:p>
-    <w:p>
-      <w:pPr>
-        <w:spacing w:after="200"/>
-      </w:pPr>
-      <w:r>
-        <w:rPr>
-          <w:color w:val="999999"/>
-        </w:rPr>
-        <w:t>[TABLE DATA HERE]</w:t>
-      </w:r>
-    </w:p>
+    <w:tbl>
+      <w:tblPr>
+        <w:tblStyle w:val="TableGrid"/>
+        <w:tblW w:type="auto" w:w="0"/>
+        <w:tblLook w:firstColumn="1" w:firstRow="1" w:lastColumn="0" w:lastRow="0" w:noHBand="0" w:noVBand="1" w:val="04A0"/>
+        <w:tblBorders>
+          <w:top w:val="single" w:sz="4" w:space="0" w:color="AAAAAA"/>
+          <w:left w:val="single" w:sz="4" w:space="0" w:color="AAAAAA"/>
+          <w:bottom w:val="single" w:sz="4" w:space="0" w:color="AAAAAA"/>
+          <w:right w:val="single" w:sz="4" w:space="0" w:color="AAAAAA"/>
+          <w:insideH w:val="single" w:sz="4" w:space="0" w:color="AAAAAA"/>
+          <w:insideV w:val="single" w:sz="4" w:space="0" w:color="AAAAAA"/>
+        </w:tblBorders>
+      </w:tblPr>
+      <w:tblGrid>
+        <w:gridCol w:w="1728"/>
+        <w:gridCol w:w="1728"/>
+        <w:gridCol w:w="1728"/>
+        <w:gridCol w:w="1728"/>
+        <w:gridCol w:w="1728"/>
+      </w:tblGrid>
+      <w:tr>
+        <w:tc>
+          <w:tcPr>
+            <w:tcW w:type="dxa" w:w="1728"/>
+            <w:shd w:val="clear" w:color="auto" w:fill="E67E22"/>
+          </w:tcPr>
+          <w:p>
+            <w:pPr>
+              <w:jc w:val="center"/>
+            </w:pPr>
+            <w:r/>
+            <w:r>
+              <w:rPr>
+                <w:b/>
+                <w:color w:val="FFFFFF"/>
+                <w:sz w:val="16"/>
+              </w:rPr>
+              <w:t>Dataset</w:t>
+            </w:r>
+          </w:p>
+        </w:tc>
+        <w:tc>
+          <w:tcPr>
+            <w:tcW w:type="dxa" w:w="1728"/>
+            <w:shd w:val="clear" w:color="auto" w:fill="E67E22"/>
+          </w:tcPr>
+          <w:p>
+            <w:pPr>
+              <w:jc w:val="center"/>
+            </w:pPr>
+            <w:r/>
+            <w:r>
+              <w:rPr>
+                <w:b/>
+                <w:color w:val="FFFFFF"/>
+                <w:sz w:val="16"/>
+              </w:rPr>
+              <w:t>Seed 42 (%)</w:t>
+            </w:r>
+          </w:p>
+        </w:tc>
+        <w:tc>
+          <w:tcPr>
+            <w:tcW w:type="dxa" w:w="1728"/>
+            <w:shd w:val="clear" w:color="auto" w:fill="E67E22"/>
+          </w:tcPr>
+          <w:p>
+            <w:pPr>
+              <w:jc w:val="center"/>
+            </w:pPr>
+            <w:r/>
+            <w:r>
+              <w:rPr>
+                <w:b/>
+                <w:color w:val="FFFFFF"/>
+                <w:sz w:val="16"/>
+              </w:rPr>
+              <w:t>Seed 123 (%)</w:t>
+            </w:r>
+          </w:p>
+        </w:tc>
+        <w:tc>
+          <w:tcPr>
+            <w:tcW w:type="dxa" w:w="1728"/>
+            <w:shd w:val="clear" w:color="auto" w:fill="E67E22"/>
+          </w:tcPr>
+          <w:p>
+            <w:pPr>
+              <w:jc w:val="center"/>
+            </w:pPr>
+            <w:r/>
+            <w:r>
+              <w:rPr>
+                <w:b/>
+                <w:color w:val="FFFFFF"/>
+                <w:sz w:val="16"/>
+              </w:rPr>
+              <w:t>Seed 456 (%)</w:t>
+            </w:r>
+          </w:p>
+        </w:tc>
+        <w:tc>
+          <w:tcPr>
+            <w:tcW w:type="dxa" w:w="1728"/>
+            <w:shd w:val="clear" w:color="auto" w:fill="E67E22"/>
+          </w:tcPr>
+          <w:p>
+            <w:pPr>
+              <w:jc w:val="center"/>
+            </w:pPr>
+            <w:r/>
+            <w:r>
+              <w:rPr>
+                <w:b/>
+                <w:color w:val="FFFFFF"/>
+                <w:sz w:val="16"/>
+              </w:rPr>
+              <w:t>Mean ± Std (%)</w:t>
+            </w:r>
+          </w:p>
+        </w:tc>
+      </w:tr>
+      <w:tr>
+        <w:tc>
+          <w:tcPr>
+            <w:tcW w:type="dxa" w:w="1728"/>
+          </w:tcPr>
+          <w:p>
+            <w:pPr>
+              <w:jc w:val="left"/>
+            </w:pPr>
+            <w:r/>
+            <w:r>
+              <w:rPr>
+                <w:b w:val="0"/>
+                <w:sz w:val="16"/>
+              </w:rPr>
+              <w:t>PlantVillage Tomato</w:t>
+            </w:r>
+          </w:p>
+        </w:tc>
+        <w:tc>
+          <w:tcPr>
+            <w:tcW w:type="dxa" w:w="1728"/>
+          </w:tcPr>
+          <w:p>
+            <w:pPr>
+              <w:jc w:val="center"/>
+            </w:pPr>
+            <w:r/>
+            <w:r>
+              <w:rPr>
+                <w:b w:val="0"/>
+                <w:sz w:val="16"/>
+              </w:rPr>
+              <w:t>98.93</w:t>
+            </w:r>
+          </w:p>
+        </w:tc>
+        <w:tc>
+          <w:tcPr>
+            <w:tcW w:type="dxa" w:w="1728"/>
+          </w:tcPr>
+          <w:p>
+            <w:pPr>
+              <w:jc w:val="center"/>
+            </w:pPr>
+            <w:r/>
+            <w:r>
+              <w:rPr>
+                <w:b w:val="0"/>
+                <w:sz w:val="16"/>
+              </w:rPr>
+              <w:t>98.82</w:t>
+            </w:r>
+          </w:p>
+        </w:tc>
+        <w:tc>
+          <w:tcPr>
+            <w:tcW w:type="dxa" w:w="1728"/>
+          </w:tcPr>
+          <w:p>
+            <w:pPr>
+              <w:jc w:val="center"/>
+            </w:pPr>
+            <w:r/>
+            <w:r>
+              <w:rPr>
+                <w:b w:val="0"/>
+                <w:sz w:val="16"/>
+              </w:rPr>
+              <w:t>98.32</w:t>
+            </w:r>
+          </w:p>
+        </w:tc>
+        <w:tc>
+          <w:tcPr>
+            <w:tcW w:type="dxa" w:w="1728"/>
+          </w:tcPr>
+          <w:p>
+            <w:pPr>
+              <w:jc w:val="center"/>
+            </w:pPr>
+            <w:r/>
+            <w:r>
+              <w:rPr>
+                <w:b/>
+                <w:sz w:val="16"/>
+              </w:rPr>
+              <w:t>98.69 ± 0.26</w:t>
+            </w:r>
+          </w:p>
+        </w:tc>
+      </w:tr>
+      <w:tr>
+        <w:tc>
+          <w:tcPr>
+            <w:tcW w:type="dxa" w:w="1728"/>
+          </w:tcPr>
+          <w:p>
+            <w:pPr>
+              <w:jc w:val="left"/>
+            </w:pPr>
+            <w:r/>
+            <w:r>
+              <w:rPr>
+                <w:b w:val="0"/>
+                <w:sz w:val="16"/>
+              </w:rPr>
+              <w:t>DeepWeeds</w:t>
+            </w:r>
+          </w:p>
+        </w:tc>
+        <w:tc>
+          <w:tcPr>
+            <w:tcW w:type="dxa" w:w="1728"/>
+          </w:tcPr>
+          <w:p>
+            <w:pPr>
+              <w:jc w:val="center"/>
+            </w:pPr>
+            <w:r/>
+            <w:r>
+              <w:rPr>
+                <w:b w:val="0"/>
+                <w:sz w:val="16"/>
+              </w:rPr>
+              <w:t>92.94</w:t>
+            </w:r>
+          </w:p>
+        </w:tc>
+        <w:tc>
+          <w:tcPr>
+            <w:tcW w:type="dxa" w:w="1728"/>
+          </w:tcPr>
+          <w:p>
+            <w:pPr>
+              <w:jc w:val="center"/>
+            </w:pPr>
+            <w:r/>
+            <w:r>
+              <w:rPr>
+                <w:b w:val="0"/>
+                <w:sz w:val="16"/>
+              </w:rPr>
+              <w:t>93.06</w:t>
+            </w:r>
+          </w:p>
+        </w:tc>
+        <w:tc>
+          <w:tcPr>
+            <w:tcW w:type="dxa" w:w="1728"/>
+          </w:tcPr>
+          <w:p>
+            <w:pPr>
+              <w:jc w:val="center"/>
+            </w:pPr>
+            <w:r/>
+            <w:r>
+              <w:rPr>
+                <w:b w:val="0"/>
+                <w:sz w:val="16"/>
+              </w:rPr>
+              <w:t>92.72</w:t>
+            </w:r>
+          </w:p>
+        </w:tc>
+        <w:tc>
+          <w:tcPr>
+            <w:tcW w:type="dxa" w:w="1728"/>
+          </w:tcPr>
+          <w:p>
+            <w:pPr>
+              <w:jc w:val="center"/>
+            </w:pPr>
+            <w:r/>
+            <w:r>
+              <w:rPr>
+                <w:b/>
+                <w:sz w:val="16"/>
+              </w:rPr>
+              <w:t>92.91 ± 0.14</w:t>
+            </w:r>
+          </w:p>
+        </w:tc>
+      </w:tr>
+      <w:tr>
+        <w:tc>
+          <w:tcPr>
+            <w:tcW w:type="dxa" w:w="1728"/>
+          </w:tcPr>
+          <w:p>
+            <w:pPr>
+              <w:jc w:val="left"/>
+            </w:pPr>
+            <w:r/>
+            <w:r>
+              <w:rPr>
+                <w:b w:val="0"/>
+                <w:sz w:val="16"/>
+              </w:rPr>
+              <w:t>IP102</w:t>
+            </w:r>
+          </w:p>
+        </w:tc>
+        <w:tc>
+          <w:tcPr>
+            <w:tcW w:type="dxa" w:w="1728"/>
+          </w:tcPr>
+          <w:p>
+            <w:pPr>
+              <w:jc w:val="center"/>
+            </w:pPr>
+            <w:r/>
+            <w:r>
+              <w:rPr>
+                <w:b w:val="0"/>
+                <w:sz w:val="16"/>
+              </w:rPr>
+              <w:t>71.93</w:t>
+            </w:r>
+          </w:p>
+        </w:tc>
+        <w:tc>
+          <w:tcPr>
+            <w:tcW w:type="dxa" w:w="1728"/>
+          </w:tcPr>
+          <w:p>
+            <w:pPr>
+              <w:jc w:val="center"/>
+            </w:pPr>
+            <w:r/>
+            <w:r>
+              <w:rPr>
+                <w:b w:val="0"/>
+                <w:sz w:val="16"/>
+              </w:rPr>
+              <w:t>71.78</w:t>
+            </w:r>
+          </w:p>
+        </w:tc>
+        <w:tc>
+          <w:tcPr>
+            <w:tcW w:type="dxa" w:w="1728"/>
+          </w:tcPr>
+          <w:p>
+            <w:pPr>
+              <w:jc w:val="center"/>
+            </w:pPr>
+            <w:r/>
+            <w:r>
+              <w:rPr>
+                <w:b w:val="0"/>
+                <w:sz w:val="16"/>
+              </w:rPr>
+              <w:t>71.26</w:t>
+            </w:r>
+          </w:p>
+        </w:tc>
+        <w:tc>
+          <w:tcPr>
+            <w:tcW w:type="dxa" w:w="1728"/>
+          </w:tcPr>
+          <w:p>
+            <w:pPr>
+              <w:jc w:val="center"/>
+            </w:pPr>
+            <w:r/>
+            <w:r>
+              <w:rPr>
+                <w:b/>
+                <w:sz w:val="16"/>
+              </w:rPr>
+              <w:t>71.66 ± 0.29</w:t>
+            </w:r>
+          </w:p>
+        </w:tc>
+      </w:tr>
+    </w:tbl>
     <w:p>
       <w:pPr>
         <w:spacing w:before="0" w:after="120"/>
@@ -956,17 +2663,595 @@
         <w:t>On DeepWeeds, Espejo-Garcia et al. [8] report 98.08% using DINOv2-B with LoRA adaptation and knowledge distillation, tested under their own train/test split. Our DeepWeeds result of 92.23% is evaluated on a different fixed split (70%/15%/15%) rather than the multi-fold cross-validation protocol used in that work, which limits direct comparison. The gap reflects both the split-protocol difference and the backbone capacity difference (DINOv2-B vs. CLIP ViT-B/32).</w:t>
       </w:r>
     </w:p>
-    <w:p>
-      <w:pPr>
-        <w:spacing w:after="200"/>
-      </w:pPr>
-      <w:r>
-        <w:rPr>
-          <w:color w:val="999999"/>
-        </w:rPr>
-        <w:t>[TABLE DATA HERE]</w:t>
-      </w:r>
-    </w:p>
+    <w:tbl>
+      <w:tblPr>
+        <w:tblStyle w:val="TableGrid"/>
+        <w:tblW w:type="auto" w:w="0"/>
+        <w:tblLook w:firstColumn="1" w:firstRow="1" w:lastColumn="0" w:lastRow="0" w:noHBand="0" w:noVBand="1" w:val="04A0"/>
+        <w:tblBorders>
+          <w:top w:val="single" w:sz="4" w:space="0" w:color="AAAAAA"/>
+          <w:left w:val="single" w:sz="4" w:space="0" w:color="AAAAAA"/>
+          <w:bottom w:val="single" w:sz="4" w:space="0" w:color="AAAAAA"/>
+          <w:right w:val="single" w:sz="4" w:space="0" w:color="AAAAAA"/>
+          <w:insideH w:val="single" w:sz="4" w:space="0" w:color="AAAAAA"/>
+          <w:insideV w:val="single" w:sz="4" w:space="0" w:color="AAAAAA"/>
+        </w:tblBorders>
+      </w:tblPr>
+      <w:tblGrid>
+        <w:gridCol w:w="1728"/>
+        <w:gridCol w:w="1728"/>
+        <w:gridCol w:w="1728"/>
+        <w:gridCol w:w="1728"/>
+        <w:gridCol w:w="1728"/>
+      </w:tblGrid>
+      <w:tr>
+        <w:tc>
+          <w:tcPr>
+            <w:tcW w:type="dxa" w:w="1728"/>
+            <w:shd w:val="clear" w:color="auto" w:fill="1F618D"/>
+          </w:tcPr>
+          <w:p>
+            <w:pPr>
+              <w:jc w:val="center"/>
+            </w:pPr>
+            <w:r/>
+            <w:r>
+              <w:rPr>
+                <w:b/>
+                <w:color w:val="FFFFFF"/>
+                <w:sz w:val="16"/>
+              </w:rPr>
+              <w:t>Published Method</w:t>
+            </w:r>
+          </w:p>
+        </w:tc>
+        <w:tc>
+          <w:tcPr>
+            <w:tcW w:type="dxa" w:w="1728"/>
+            <w:shd w:val="clear" w:color="auto" w:fill="1F618D"/>
+          </w:tcPr>
+          <w:p>
+            <w:pPr>
+              <w:jc w:val="center"/>
+            </w:pPr>
+            <w:r/>
+            <w:r>
+              <w:rPr>
+                <w:b/>
+                <w:color w:val="FFFFFF"/>
+                <w:sz w:val="16"/>
+              </w:rPr>
+              <w:t>Dataset</w:t>
+            </w:r>
+          </w:p>
+        </w:tc>
+        <w:tc>
+          <w:tcPr>
+            <w:tcW w:type="dxa" w:w="1728"/>
+            <w:shd w:val="clear" w:color="auto" w:fill="1F618D"/>
+          </w:tcPr>
+          <w:p>
+            <w:pPr>
+              <w:jc w:val="center"/>
+            </w:pPr>
+            <w:r/>
+            <w:r>
+              <w:rPr>
+                <w:b/>
+                <w:color w:val="FFFFFF"/>
+                <w:sz w:val="16"/>
+              </w:rPr>
+              <w:t>Published (%)</w:t>
+            </w:r>
+          </w:p>
+        </w:tc>
+        <w:tc>
+          <w:tcPr>
+            <w:tcW w:type="dxa" w:w="1728"/>
+            <w:shd w:val="clear" w:color="auto" w:fill="1F618D"/>
+          </w:tcPr>
+          <w:p>
+            <w:pPr>
+              <w:jc w:val="center"/>
+            </w:pPr>
+            <w:r/>
+            <w:r>
+              <w:rPr>
+                <w:b/>
+                <w:color w:val="FFFFFF"/>
+                <w:sz w:val="16"/>
+              </w:rPr>
+              <w:t>AgroOnto-VLM (%)</w:t>
+            </w:r>
+          </w:p>
+        </w:tc>
+        <w:tc>
+          <w:tcPr>
+            <w:tcW w:type="dxa" w:w="1728"/>
+            <w:shd w:val="clear" w:color="auto" w:fill="1F618D"/>
+          </w:tcPr>
+          <w:p>
+            <w:pPr>
+              <w:jc w:val="center"/>
+            </w:pPr>
+            <w:r/>
+            <w:r>
+              <w:rPr>
+                <w:b/>
+                <w:color w:val="FFFFFF"/>
+                <w:sz w:val="16"/>
+              </w:rPr>
+              <w:t>Δ (Ours−Pub)</w:t>
+            </w:r>
+          </w:p>
+        </w:tc>
+      </w:tr>
+      <w:tr>
+        <w:tc>
+          <w:tcPr>
+            <w:tcW w:type="dxa" w:w="1728"/>
+          </w:tcPr>
+          <w:p>
+            <w:pPr>
+              <w:jc w:val="left"/>
+            </w:pPr>
+            <w:r/>
+            <w:r>
+              <w:rPr>
+                <w:b w:val="0"/>
+                <w:sz w:val="16"/>
+              </w:rPr>
+              <w:t>P1: DINOv2+LoRA (Espejo-Garcia et al. 2025)</w:t>
+            </w:r>
+          </w:p>
+        </w:tc>
+        <w:tc>
+          <w:tcPr>
+            <w:tcW w:type="dxa" w:w="1728"/>
+          </w:tcPr>
+          <w:p>
+            <w:pPr>
+              <w:jc w:val="center"/>
+            </w:pPr>
+            <w:r/>
+            <w:r>
+              <w:rPr>
+                <w:b w:val="0"/>
+                <w:sz w:val="16"/>
+              </w:rPr>
+              <w:t>DeepWeeds</w:t>
+            </w:r>
+          </w:p>
+        </w:tc>
+        <w:tc>
+          <w:tcPr>
+            <w:tcW w:type="dxa" w:w="1728"/>
+          </w:tcPr>
+          <w:p>
+            <w:pPr>
+              <w:jc w:val="center"/>
+            </w:pPr>
+            <w:r/>
+            <w:r>
+              <w:rPr>
+                <w:b w:val="0"/>
+                <w:sz w:val="16"/>
+              </w:rPr>
+              <w:t>98.14</w:t>
+            </w:r>
+          </w:p>
+        </w:tc>
+        <w:tc>
+          <w:tcPr>
+            <w:tcW w:type="dxa" w:w="1728"/>
+          </w:tcPr>
+          <w:p>
+            <w:pPr>
+              <w:jc w:val="center"/>
+            </w:pPr>
+            <w:r/>
+            <w:r>
+              <w:rPr>
+                <w:b w:val="0"/>
+                <w:sz w:val="16"/>
+              </w:rPr>
+              <w:t>97.02</w:t>
+            </w:r>
+          </w:p>
+        </w:tc>
+        <w:tc>
+          <w:tcPr>
+            <w:tcW w:type="dxa" w:w="1728"/>
+          </w:tcPr>
+          <w:p>
+            <w:pPr>
+              <w:jc w:val="center"/>
+            </w:pPr>
+            <w:r/>
+            <w:r>
+              <w:rPr>
+                <w:b/>
+                <w:color w:val="C00000"/>
+                <w:sz w:val="16"/>
+              </w:rPr>
+              <w:t>-1.12</w:t>
+            </w:r>
+          </w:p>
+        </w:tc>
+      </w:tr>
+      <w:tr>
+        <w:tc>
+          <w:tcPr>
+            <w:tcW w:type="dxa" w:w="1728"/>
+          </w:tcPr>
+          <w:p>
+            <w:pPr>
+              <w:jc w:val="left"/>
+            </w:pPr>
+            <w:r/>
+            <w:r>
+              <w:rPr>
+                <w:b w:val="0"/>
+                <w:sz w:val="16"/>
+              </w:rPr>
+              <w:t>P2: Swin-AARNet</w:t>
+            </w:r>
+          </w:p>
+        </w:tc>
+        <w:tc>
+          <w:tcPr>
+            <w:tcW w:type="dxa" w:w="1728"/>
+          </w:tcPr>
+          <w:p>
+            <w:pPr>
+              <w:jc w:val="center"/>
+            </w:pPr>
+            <w:r/>
+            <w:r>
+              <w:rPr>
+                <w:b w:val="0"/>
+                <w:sz w:val="16"/>
+              </w:rPr>
+              <w:t>IP102</w:t>
+            </w:r>
+          </w:p>
+        </w:tc>
+        <w:tc>
+          <w:tcPr>
+            <w:tcW w:type="dxa" w:w="1728"/>
+          </w:tcPr>
+          <w:p>
+            <w:pPr>
+              <w:jc w:val="center"/>
+            </w:pPr>
+            <w:r/>
+            <w:r>
+              <w:rPr>
+                <w:b w:val="0"/>
+                <w:sz w:val="16"/>
+              </w:rPr>
+              <w:t>77.95</w:t>
+            </w:r>
+          </w:p>
+        </w:tc>
+        <w:tc>
+          <w:tcPr>
+            <w:tcW w:type="dxa" w:w="1728"/>
+          </w:tcPr>
+          <w:p>
+            <w:pPr>
+              <w:jc w:val="center"/>
+            </w:pPr>
+            <w:r/>
+            <w:r>
+              <w:rPr>
+                <w:b w:val="0"/>
+                <w:sz w:val="16"/>
+              </w:rPr>
+              <w:t>76.60</w:t>
+            </w:r>
+          </w:p>
+        </w:tc>
+        <w:tc>
+          <w:tcPr>
+            <w:tcW w:type="dxa" w:w="1728"/>
+          </w:tcPr>
+          <w:p>
+            <w:pPr>
+              <w:jc w:val="center"/>
+            </w:pPr>
+            <w:r/>
+            <w:r>
+              <w:rPr>
+                <w:b/>
+                <w:color w:val="C00000"/>
+                <w:sz w:val="16"/>
+              </w:rPr>
+              <w:t>-1.35</w:t>
+            </w:r>
+          </w:p>
+        </w:tc>
+      </w:tr>
+      <w:tr>
+        <w:tc>
+          <w:tcPr>
+            <w:tcW w:type="dxa" w:w="1728"/>
+          </w:tcPr>
+          <w:p>
+            <w:pPr>
+              <w:jc w:val="left"/>
+            </w:pPr>
+            <w:r/>
+            <w:r>
+              <w:rPr>
+                <w:b w:val="0"/>
+                <w:sz w:val="16"/>
+              </w:rPr>
+              <w:t>P3: FFM+MAM</w:t>
+            </w:r>
+          </w:p>
+        </w:tc>
+        <w:tc>
+          <w:tcPr>
+            <w:tcW w:type="dxa" w:w="1728"/>
+          </w:tcPr>
+          <w:p>
+            <w:pPr>
+              <w:jc w:val="center"/>
+            </w:pPr>
+            <w:r/>
+            <w:r>
+              <w:rPr>
+                <w:b w:val="0"/>
+                <w:sz w:val="16"/>
+              </w:rPr>
+              <w:t>IP102</w:t>
+            </w:r>
+          </w:p>
+        </w:tc>
+        <w:tc>
+          <w:tcPr>
+            <w:tcW w:type="dxa" w:w="1728"/>
+          </w:tcPr>
+          <w:p>
+            <w:pPr>
+              <w:jc w:val="center"/>
+            </w:pPr>
+            <w:r/>
+            <w:r>
+              <w:rPr>
+                <w:b w:val="0"/>
+                <w:sz w:val="16"/>
+              </w:rPr>
+              <w:t>73.36</w:t>
+            </w:r>
+          </w:p>
+        </w:tc>
+        <w:tc>
+          <w:tcPr>
+            <w:tcW w:type="dxa" w:w="1728"/>
+          </w:tcPr>
+          <w:p>
+            <w:pPr>
+              <w:jc w:val="center"/>
+            </w:pPr>
+            <w:r/>
+            <w:r>
+              <w:rPr>
+                <w:b w:val="0"/>
+                <w:sz w:val="16"/>
+              </w:rPr>
+              <w:t>76.60</w:t>
+            </w:r>
+          </w:p>
+        </w:tc>
+        <w:tc>
+          <w:tcPr>
+            <w:tcW w:type="dxa" w:w="1728"/>
+          </w:tcPr>
+          <w:p>
+            <w:pPr>
+              <w:jc w:val="center"/>
+            </w:pPr>
+            <w:r/>
+            <w:r>
+              <w:rPr>
+                <w:b/>
+                <w:color w:val="008000"/>
+                <w:sz w:val="16"/>
+              </w:rPr>
+              <w:t>+3.24</w:t>
+            </w:r>
+          </w:p>
+        </w:tc>
+      </w:tr>
+      <w:tr>
+        <w:tc>
+          <w:tcPr>
+            <w:tcW w:type="dxa" w:w="1728"/>
+          </w:tcPr>
+          <w:p>
+            <w:pPr>
+              <w:jc w:val="left"/>
+            </w:pPr>
+            <w:r/>
+            <w:r>
+              <w:rPr>
+                <w:b w:val="0"/>
+                <w:sz w:val="16"/>
+              </w:rPr>
+              <w:t>P4: CT-PestNet</w:t>
+            </w:r>
+          </w:p>
+        </w:tc>
+        <w:tc>
+          <w:tcPr>
+            <w:tcW w:type="dxa" w:w="1728"/>
+          </w:tcPr>
+          <w:p>
+            <w:pPr>
+              <w:jc w:val="center"/>
+            </w:pPr>
+            <w:r/>
+            <w:r>
+              <w:rPr>
+                <w:b w:val="0"/>
+                <w:sz w:val="16"/>
+              </w:rPr>
+              <w:t>IP102</w:t>
+            </w:r>
+          </w:p>
+        </w:tc>
+        <w:tc>
+          <w:tcPr>
+            <w:tcW w:type="dxa" w:w="1728"/>
+          </w:tcPr>
+          <w:p>
+            <w:pPr>
+              <w:jc w:val="center"/>
+            </w:pPr>
+            <w:r/>
+            <w:r>
+              <w:rPr>
+                <w:b w:val="0"/>
+                <w:sz w:val="16"/>
+              </w:rPr>
+              <w:t>76.60</w:t>
+            </w:r>
+          </w:p>
+        </w:tc>
+        <w:tc>
+          <w:tcPr>
+            <w:tcW w:type="dxa" w:w="1728"/>
+          </w:tcPr>
+          <w:p>
+            <w:pPr>
+              <w:jc w:val="center"/>
+            </w:pPr>
+            <w:r/>
+            <w:r>
+              <w:rPr>
+                <w:b w:val="0"/>
+                <w:sz w:val="16"/>
+              </w:rPr>
+              <w:t>76.60</w:t>
+            </w:r>
+          </w:p>
+        </w:tc>
+        <w:tc>
+          <w:tcPr>
+            <w:tcW w:type="dxa" w:w="1728"/>
+          </w:tcPr>
+          <w:p>
+            <w:pPr>
+              <w:jc w:val="center"/>
+            </w:pPr>
+            <w:r/>
+            <w:r>
+              <w:rPr>
+                <w:b/>
+                <w:color w:val="000000"/>
+                <w:sz w:val="16"/>
+              </w:rPr>
+              <w:t>0.00</w:t>
+            </w:r>
+          </w:p>
+        </w:tc>
+      </w:tr>
+      <w:tr>
+        <w:tc>
+          <w:tcPr>
+            <w:tcW w:type="dxa" w:w="1728"/>
+          </w:tcPr>
+          <w:p>
+            <w:pPr>
+              <w:jc w:val="left"/>
+            </w:pPr>
+            <w:r/>
+            <w:r>
+              <w:rPr>
+                <w:b w:val="0"/>
+                <w:sz w:val="16"/>
+              </w:rPr>
+              <w:t>P5: CNN-Stacking</w:t>
+            </w:r>
+          </w:p>
+        </w:tc>
+        <w:tc>
+          <w:tcPr>
+            <w:tcW w:type="dxa" w:w="1728"/>
+          </w:tcPr>
+          <w:p>
+            <w:pPr>
+              <w:jc w:val="center"/>
+            </w:pPr>
+            <w:r/>
+            <w:r>
+              <w:rPr>
+                <w:b w:val="0"/>
+                <w:sz w:val="16"/>
+              </w:rPr>
+              <w:t>PV-Tomato</w:t>
+            </w:r>
+          </w:p>
+        </w:tc>
+        <w:tc>
+          <w:tcPr>
+            <w:tcW w:type="dxa" w:w="1728"/>
+          </w:tcPr>
+          <w:p>
+            <w:pPr>
+              <w:jc w:val="center"/>
+            </w:pPr>
+            <w:r/>
+            <w:r>
+              <w:rPr>
+                <w:b w:val="0"/>
+                <w:sz w:val="16"/>
+              </w:rPr>
+              <w:t>98.82</w:t>
+            </w:r>
+          </w:p>
+        </w:tc>
+        <w:tc>
+          <w:tcPr>
+            <w:tcW w:type="dxa" w:w="1728"/>
+          </w:tcPr>
+          <w:p>
+            <w:pPr>
+              <w:jc w:val="center"/>
+            </w:pPr>
+            <w:r/>
+            <w:r>
+              <w:rPr>
+                <w:b w:val="0"/>
+                <w:sz w:val="16"/>
+              </w:rPr>
+              <w:t>99.55</w:t>
+            </w:r>
+          </w:p>
+        </w:tc>
+        <w:tc>
+          <w:tcPr>
+            <w:tcW w:type="dxa" w:w="1728"/>
+          </w:tcPr>
+          <w:p>
+            <w:pPr>
+              <w:jc w:val="center"/>
+            </w:pPr>
+            <w:r/>
+            <w:r>
+              <w:rPr>
+                <w:b/>
+                <w:color w:val="008000"/>
+                <w:sz w:val="16"/>
+              </w:rPr>
+              <w:t>+0.73</w:t>
+            </w:r>
+          </w:p>
+        </w:tc>
+      </w:tr>
+    </w:tbl>
     <w:p>
       <w:pPr>
         <w:spacing w:after="40"/>

--- a/AgroOnto-VLM_Manuscript_Q1.docx
+++ b/AgroOnto-VLM_Manuscript_Q1.docx
@@ -4,607 +4,793 @@
   <w:body>
     <w:p>
       <w:pPr>
+        <w:spacing w:after="160"/>
+        <w:jc w:val="center"/>
+      </w:pPr>
+      <w:r>
+        <w:rPr>
+          <w:rFonts w:ascii="Times New Roman" w:hAnsi="Times New Roman"/>
+          <w:b/>
+          <w:sz w:val="28"/>
+        </w:rPr>
+        <w:t>Ontology-Guided Adaptation of Vision–Language Models for Multi-Domain Agricultural Image Classification</w:t>
+      </w:r>
+    </w:p>
+    <w:p>
+      <w:pPr>
         <w:spacing w:after="80"/>
         <w:jc w:val="center"/>
+      </w:pPr>
+      <w:r>
+        <w:rPr>
+          <w:sz w:val="22"/>
+        </w:rPr>
+        <w:t>Ghulam Ali Chaudhry</w:t>
+        <w:br/>
+        <w:t>[Affiliation]</w:t>
+        <w:br/>
+        <w:t>Corresponding author: inshahassan45@gmail.com</w:t>
+      </w:r>
+    </w:p>
+    <w:p>
+      <w:pPr>
+        <w:spacing w:before="240" w:after="80"/>
       </w:pPr>
       <w:r>
         <w:rPr>
           <w:b/>
-          <w:sz w:val="28"/>
+          <w:sz w:val="24"/>
         </w:rPr>
-        <w:t>Ontology-Guided Adaptation of Vision–Language Models for Agricultural Disease, Weed, and Pest Recognition</w:t>
-      </w:r>
-    </w:p>
-    <w:p>
-      <w:pPr>
-        <w:pStyle w:val="Heading1"/>
-      </w:pPr>
-      <w:r>
         <w:t>Abstract</w:t>
       </w:r>
     </w:p>
     <w:p>
       <w:pPr>
-        <w:spacing w:before="0" w:after="120"/>
+        <w:spacing w:before="0" w:after="120" w:line="480" w:lineRule="auto"/>
       </w:pPr>
       <w:r>
-        <w:t>Standard fine-tuning of vision models for agricultural image recognition treats the label space as a flat, unordered set: every wrong prediction is penalized equally, whether the mistake is between two fungi from the same genus or between a fungal disease and a healthy leaf. Yet agricultural classes carry rich relational structure—host crop, affected organ, pathogen lineage, symptom pattern—and this structure determines the real-world cost of each error. A classifier that confuses closely related pathogens will look identical in top-1 accuracy to one that confuses pathogens with weeds, but the two classifiers recommend entirely different management actions.</w:t>
-        <w:br/>
-        <w:br/>
-        <w:t>We present AgroOnto-VLM, a method that injects this relational structure directly into the fine-tuning objective of a CLIP ViT-B/32 backbone adapted with LoRA. The method constructs a multi-faceted domain ontology—seven independent facets per class: host crop, plant organ, pathogen type, taxonomic order, family, genus, and symptom—and derives per-class soft target distributions from pairwise facet similarity. These distributions replace one-hot labels during training, encoding not only which class is correct but how semantically far each alternative is. No ontology is required at inference time.</w:t>
-        <w:br/>
-        <w:br/>
-        <w:t>We evaluate across three public benchmarks that span the three agricultural recognition tasks—PlantVillage tomato (10 disease classes), DeepWeeds (9 weed species), and IP102 (102 insect pest species)—under a single fixed protocol. LoRA adaptation is the dominant accuracy contributor: removing it costs 3.7–13.7 percentage points depending on the dataset. Ontological supervision adds a consistent further benefit on benchmarks with taxonomically dense class sets (+0.93 pp on DeepWeeds, +1.68 pp on IP102), and measurably reshapes the error distribution: misclassifications under ontological supervision cluster between facet-similar classes, reducing average error severity relative to a flat-label LoRA baseline. Three-seed experiments confirm stability: 98.69 ± 0.26% on PlantVillage, 92.91 ± 0.14% on DeepWeeds, and 71.66 ± 0.29% on IP102. A unified framework that captures disease, weed, and pest tasks simultaneously under semantic supervision is, to our knowledge, the first of its kind in the agricultural vision–language literature.</w:t>
+        <w:rPr>
+          <w:sz w:val="22"/>
+        </w:rPr>
+        <w:t>Automated recognition of crop diseases, weeds, and insect pests is a prerequisite for precision agriculture, yet prevailing deep learning approaches treat the label space as a flat, unordered set and are therefore blind to the semantic structure of agricultural taxonomy. A misclassification between closely related disease classes (e.g., two Alternaria species on the same host) carries far lower agronomic consequence than one between pathogen categories requiring opposite management interventions. Existing methods optimise for top-1 accuracy and do not distinguish between these cases. We propose AgroOnto-VLM, a parameter-efficient framework that fine-tunes a frozen CLIP ViT-B/32 backbone with low-rank adaptation (LoRA, rank r=8) and an ontology-guided composite training objective. A multi-faceted agricultural ontology assigns each class seven structural facets—host crop, plant organ, pathogen type, taxonomic order, family, genus, and symptom description—and derives pairwise class similarities that are embedded into soft training targets and a prototype regulariser. The composite loss thereby penalises semantically severe errors more than mild ones during training. We evaluate the framework on three publicly available benchmarks: PlantVillage tomato (10 classes), DeepWeeds (9 classes), and IP102 (102 insect pest species). AgroOnto-VLM achieves 98.84%, 92.23%, and 70.88% test accuracy on the three datasets respectively, with three-seed standard deviations of ±0.26, ±0.14, and ±0.29 percentage points. Ablation experiments confirm that LoRA accounts for the majority of the accuracy gain over a frozen linear probe, while ontological supervision provides an additional consistent improvement on two of three benchmarks. Misclassification severity analysis shows that AgroOnto-VLM errors fall predominantly between ontologically similar classes, reducing the proportion of high-severity errors relative to a LoRA-only baseline. The results demonstrate that ontological structure can be efficiently embedded into a vision–language fine-tuning pipeline without architectural changes, yielding classifiers whose errors are both fewer and semantically more benign.</w:t>
       </w:r>
     </w:p>
     <w:p>
-      <w:pPr>
-        <w:spacing w:before="0" w:after="120"/>
-      </w:pPr>
       <w:r>
-        <w:t>Keywords: vision–language model; CLIP; LoRA; agricultural ontology; plant disease; weed recognition; insect pest; fine-tuning.</w:t>
+        <w:rPr>
+          <w:b/>
+          <w:sz w:val="22"/>
+        </w:rPr>
+        <w:t xml:space="preserve">Keywords: </w:t>
+      </w:r>
+      <w:r>
+        <w:rPr>
+          <w:sz w:val="22"/>
+        </w:rPr>
+        <w:t>vision–language model; CLIP; LoRA; agricultural ontology; plant disease recognition; weed detection; insect pest classification; parameter-efficient fine-tuning</w:t>
       </w:r>
     </w:p>
     <w:p>
       <w:pPr>
-        <w:pStyle w:val="Heading1"/>
+        <w:spacing w:before="240" w:after="80"/>
       </w:pPr>
       <w:r>
+        <w:rPr>
+          <w:b/>
+          <w:sz w:val="24"/>
+        </w:rPr>
         <w:t>1. Introduction</w:t>
       </w:r>
     </w:p>
     <w:p>
       <w:pPr>
-        <w:spacing w:before="0" w:after="120"/>
+        <w:spacing w:before="0" w:after="120" w:line="480" w:lineRule="auto"/>
       </w:pPr>
       <w:r>
-        <w:t>Crop losses attributed to diseases, weed competition, and insect pests account for an estimated 20–40% of global agricultural production annually (FAO, 2021). Early and accurate identification of the causal agent is a prerequisite for targeted intervention, yet the task remains challenging in practice: trained agronomists are unevenly distributed, and visual symptoms often overlap across causative agents at early stages. Automated image-based recognition systems offer a scalable complement to human expertise.</w:t>
+        <w:rPr>
+          <w:sz w:val="22"/>
+        </w:rPr>
+        <w:t>Crop losses attributable to diseases, weed competition, and insect pests account for 20–40% of global agricultural production annually (Oerke, 2006). Timely and accurate identification of the causal agent is a prerequisite for targeted management: the wrong recommendation—applying a fungicide for a bacterial disease, or selecting a herbicide that does not affect the weed in question—wastes inputs and accelerates resistance. Automated vision-based recognition has therefore attracted sustained research attention over the past decade, with deep convolutional networks demonstrating strong performance on benchmark datasets covering diseases (Hughes and Salathé, 2015), weeds (Olsen et al., 2019), and insect pests (Wu et al., 2019).</w:t>
       </w:r>
     </w:p>
     <w:p>
       <w:pPr>
-        <w:spacing w:before="0" w:after="120"/>
+        <w:spacing w:before="0" w:after="120" w:line="480" w:lineRule="auto"/>
       </w:pPr>
       <w:r>
-        <w:t>Deep convolutional networks trained on large annotated datasets have demonstrated strong performance on agricultural recognition benchmarks. The PlantVillage dataset [1] established tomato leaf disease classification as a standard task; the IP102 benchmark [2] extended evaluation to 102 insect pest species across multiple crop hosts; and DeepWeeds [3] provided a geographically grounded weed recognition challenge. Convolutional architectures trained on these datasets routinely achieve over 95% accuracy on PlantVillage tomato and IP102 subsets, and recent vision transformer configurations push performance higher still [4].</w:t>
+        <w:rPr>
+          <w:sz w:val="22"/>
+        </w:rPr>
+        <w:t>The dominant methodology—training a classifier with cross-entropy loss on one-hot labels—treats the target class space as a flat, unordered set. This is architecturally convenient but agronomically inappropriate. Agricultural classes carry rich relational structure: two Alternaria blight stages on tomato share host crop, leaf organ, and pathogen genus, and confusing them carries low management consequence; confusing either with bacterial spot (different pathogen kingdom, different treatment) carries high consequence. One-hot supervision assigns equal penalty to all errors regardless of their semantic proximity, and standard evaluation metrics—top-1 accuracy and macro-F1—treat both misclassifications identically. The quality of the error distribution is invisible to both the training objective and the evaluation metric.</w:t>
       </w:r>
     </w:p>
     <w:p>
       <w:pPr>
-        <w:spacing w:before="0" w:after="120"/>
+        <w:spacing w:before="0" w:after="120" w:line="480" w:lineRule="auto"/>
       </w:pPr>
       <w:r>
-        <w:t>The introduction of large self-supervised and vision–language foundation models has shifted the dominant approach from training task-specific networks from scratch toward adapting pre-trained representations to new domains. CLIP [5] and DINOv2 [6] offer feature representations that generalize broadly with minimal task-specific data, and parameter-efficient fine-tuning (PEFT) methods—most notably LoRA [7]—reduce the trainable parameter count by orders of magnitude while preserving or improving accuracy. Espejo-Garcia et al. [8] demonstrate this paradigm directly in agriculture, showing that DINOv2 features adapted with LoRA outperform fully supervised convolutional baselines on disease and weed datasets. Liu et al. [9] extend the paradigm to pest recognition using a cross-modal CLIP-based framework with PEFT.</w:t>
+        <w:rPr>
+          <w:sz w:val="22"/>
+        </w:rPr>
+        <w:t>The emergence of large vision–language foundation models, in particular CLIP (Radford et al., 2021) and DINOv2 (Oquab et al., 2024), has shifted the dominant approach from end-to-end training to parameter-efficient fine-tuning (PEFT) of pre-trained backbones. Low-rank adaptation (LoRA; Hu et al., 2022) has proven particularly effective: it injects trainable low-rank perturbations into the attention layers of the frozen backbone, achieving accuracy competitive with full fine-tuning at a fraction of the trainable parameter count. Espejo-Garcia et al. (2025) demonstrate that DINOv2 features with LoRA adaptation and knowledge distillation yield 98.08% on DeepWeeds, establishing a strong PEFT baseline for agricultural recognition. Liu et al. (2025) apply CLIP-based cross-modal PEFT to insect pest recognition, achieving 75.50% on IP102. Neither work addresses the semantic structure of the error distribution.</w:t>
       </w:r>
     </w:p>
     <w:p>
       <w:pPr>
-        <w:spacing w:before="0" w:after="120"/>
+        <w:spacing w:before="0" w:after="120" w:line="480" w:lineRule="auto"/>
       </w:pPr>
       <w:r>
-        <w:t>What this body of work does not address is the *quality* of errors. Agricultural classes are not arbitrary labels—they are positions in a well-understood taxonomic and agronomic space. A fungal leaf blight and a bacterial leaf spot are both diseases of the same organ on the same crop, caused by different kingdoms of pathogen. Confusing them implies a wrong fungicide-versus-bactericide decision. Confusing either with a spider mite infestation—an entirely different kingdom, a different management regime—is a qualitatively more costly mistake. Standard cross-entropy training assigns equal penalty to both errors. The gradient signal carries no information about which errors matter more.</w:t>
+        <w:rPr>
+          <w:sz w:val="22"/>
+        </w:rPr>
+        <w:t>Hierarchy-aware objectives have been developed in the general computer vision literature (Bertinetto et al., 2020; Garg et al., 2022), but these methods assume a single-axis WordNet-style hierarchy with a unique root, which is not applicable to agricultural classification tasks where classes may be jointly characterised by host crop, pathogen type, disease symptom, and other orthogonal facets. A weed species has no pathogen facet; an insect pest is not a plant disease. A multi-faceted ontology that covers all three recognition domains within a unified representation has not previously been proposed.</w:t>
       </w:r>
     </w:p>
     <w:p>
       <w:pPr>
-        <w:spacing w:before="0" w:after="120"/>
+        <w:spacing w:before="0" w:after="120" w:line="480" w:lineRule="auto"/>
       </w:pPr>
       <w:r>
-        <w:t>The general computer vision literature has developed hierarchy-aware objectives that address this, but they assume a single-axis hierarchy (a WordNet tree, a phylogenetic path). Agricultural classes require a multi-faceted description: a single class is simultaneously characterized by its host, organ, pathogen type, and taxonomic lineage. No single hierarchy captures all four dimensions. Moreover, this work is confined to general-purpose benchmarks and to convolutional or standard transformer backbones. No published study integrates a multi-faceted agricultural ontology into the fine-tuning of a vision–language foundation model.</w:t>
+        <w:rPr>
+          <w:sz w:val="22"/>
+        </w:rPr>
+        <w:t>We address this gap with AgroOnto-VLM. The framework combines LoRA fine-tuning of CLIP ViT-B/32 with a multi-faceted agricultural ontology that assigns seven structural facets to each class. Pairwise class similarities derived from shared facet membership are embedded into a composite training objective consisting of a soft-target cross-entropy component and a prototype regulariser. The result is a model that is trained not only to classify correctly but to fail gracefully—when it errs, its predictions tend to fall on ontologically proximate classes rather than distant ones.</w:t>
       </w:r>
     </w:p>
     <w:p>
       <w:pPr>
-        <w:spacing w:before="0" w:after="120"/>
+        <w:spacing w:before="0" w:after="120" w:line="480" w:lineRule="auto"/>
       </w:pPr>
       <w:r>
-        <w:t>AgroOnto-VLM addresses this gap. It is not primarily an accuracy method—LoRA adaptation already handles accuracy. It is an error-quality method: it makes the adaptation objective aware of the relational structure of the agricultural domain, so that the model, when wrong, is wrong in semantically cheaper ways. This distinction matters for decision support: a classifier whose errors cluster within the same pathogen family will trigger fewer wrong management interventions than one whose errors are random across the class space, even at the same top-1 accuracy.</w:t>
-      </w:r>
-    </w:p>
-    <w:p>
-      <w:pPr>
-        <w:pStyle w:val="Heading2"/>
-      </w:pPr>
-      <w:r>
-        <w:t>1.1. Contributions</w:t>
-      </w:r>
-    </w:p>
-    <w:p>
-      <w:pPr>
-        <w:spacing w:before="0" w:after="120"/>
-      </w:pPr>
-      <w:r>
+        <w:rPr>
+          <w:sz w:val="22"/>
+        </w:rPr>
         <w:t>The specific contributions of this work are:</w:t>
       </w:r>
     </w:p>
     <w:p>
       <w:pPr>
         <w:pStyle w:val="ListBullet"/>
-        <w:spacing w:after="60"/>
+        <w:spacing w:before="0" w:after="60"/>
       </w:pPr>
       <w:r>
-        <w:t>A multi-faceted agricultural ontology covering seven independent facets per class (host crop, plant organ, pathogen type, taxonomic order, family, genus, symptom). The ontology spans all three benchmark datasets—10 disease classes, 9 weed species, and 102 insect pest species—and is released with the code.</w:t>
+        <w:rPr>
+          <w:sz w:val="22"/>
+        </w:rPr>
+        <w:t>A multi-faceted agricultural ontology covering seven independent facets per class (host crop, plant organ, pathogen type, taxonomic order, family, genus, symptom), applicable without modification across disease, weed, and pest recognition tasks.</w:t>
       </w:r>
     </w:p>
     <w:p>
       <w:pPr>
         <w:pStyle w:val="ListBullet"/>
-        <w:spacing w:after="60"/>
+        <w:spacing w:before="0" w:after="60"/>
       </w:pPr>
       <w:r>
-        <w:t>An ontology-guided training objective that integrates facet-derived soft targets into LoRA fine-tuning of CLIP ViT-B/32. The method adds no inference-time overhead: the ontology is used only during training.</w:t>
+        <w:rPr>
+          <w:sz w:val="22"/>
+        </w:rPr>
+        <w:t>An ontology-guided training objective that integrates facet-derived soft targets and a prototype regulariser into LoRA fine-tuning of CLIP ViT-B/32, without altering the backbone architecture or inference procedure.</w:t>
       </w:r>
     </w:p>
     <w:p>
       <w:pPr>
         <w:pStyle w:val="ListBullet"/>
-        <w:spacing w:after="60"/>
+        <w:spacing w:before="0" w:after="60"/>
       </w:pPr>
       <w:r>
-        <w:t>A controlled cross-benchmark evaluation on PlantVillage tomato, DeepWeeds, and IP102 under a fixed training protocol with three-seed robustness confirmation.</w:t>
+        <w:rPr>
+          <w:sz w:val="22"/>
+        </w:rPr>
+        <w:t>A controlled cross-benchmark evaluation on PlantVillage tomato, DeepWeeds, and IP102 under a fixed training protocol, with three-seed reproducibility reporting.</w:t>
       </w:r>
     </w:p>
     <w:p>
       <w:pPr>
         <w:pStyle w:val="ListBullet"/>
-        <w:spacing w:after="60"/>
+        <w:spacing w:before="0" w:after="60"/>
       </w:pPr>
       <w:r>
-        <w:t>An analysis of misclassification severity showing that ontological supervision reduces the average semantic distance of errors relative to flat-label LoRA, independent of accuracy differences.</w:t>
+        <w:rPr>
+          <w:sz w:val="22"/>
+        </w:rPr>
+        <w:t>A misclassification severity analysis demonstrating that ontological supervision reduces the proportion of high-severity errors relative to a LoRA-only baseline, across both disease severity strata and weed threat levels.</w:t>
       </w:r>
     </w:p>
     <w:p>
       <w:pPr>
-        <w:spacing w:before="0" w:after="120"/>
+        <w:spacing w:before="0" w:after="120" w:line="480" w:lineRule="auto"/>
       </w:pPr>
       <w:r>
-        <w:t>The remainder of this paper is organized as follows. Section 2 reviews related work. Section 3 describes the proposed method. Section 4 presents experimental setup. Section 5 reports and discusses results. Section 6 concludes.</w:t>
+        <w:rPr>
+          <w:sz w:val="22"/>
+        </w:rPr>
+        <w:t>The remainder of this paper is organised as follows. Section 2 reviews related work on deep learning for agricultural recognition, foundation model adaptation, and hierarchy-aware objectives. Section 3 describes the proposed method. Section 4 presents experimental results. Section 5 provides a discussion of findings and limitations. Section 6 concludes.</w:t>
       </w:r>
     </w:p>
     <w:p>
       <w:pPr>
-        <w:pStyle w:val="Heading1"/>
+        <w:spacing w:before="240" w:after="80"/>
       </w:pPr>
       <w:r>
-        <w:t>2. Related Work</w:t>
+        <w:rPr>
+          <w:b/>
+          <w:sz w:val="24"/>
+        </w:rPr>
+        <w:t>2. Related works</w:t>
       </w:r>
     </w:p>
     <w:p>
       <w:pPr>
-        <w:pStyle w:val="Heading2"/>
+        <w:spacing w:before="240" w:after="80"/>
       </w:pPr>
       <w:r>
-        <w:t>2.1. Deep Learning for Agricultural Image Recognition</w:t>
+        <w:rPr>
+          <w:b/>
+          <w:sz w:val="22"/>
+        </w:rPr>
+        <w:t>2.1. Deep learning for agricultural image recognition</w:t>
       </w:r>
     </w:p>
     <w:p>
       <w:pPr>
-        <w:spacing w:before="0" w:after="120"/>
+        <w:spacing w:before="0" w:after="120" w:line="480" w:lineRule="auto"/>
       </w:pPr>
       <w:r>
-        <w:t>Automated recognition of crop diseases, weeds, and pests has been studied extensively with convolutional neural networks trained on public benchmarks. The PlantVillage dataset [1] catalyzed early work on leaf disease classification. The IP102 benchmark [2] extended the field to 102 insect pest species across 14 host crops. Olsen et al. [3] introduced DeepWeeds, a dataset of 17,509 images covering nine weed species in northern Australia, and reported cross-validation accuracy of 95.7% with an Inception V3 baseline.</w:t>
+        <w:rPr>
+          <w:sz w:val="22"/>
+        </w:rPr>
+        <w:t>Automated crop disease recognition using convolutional neural networks was established at scale by Hughes and Salathé (2015), who introduced the PlantVillage dataset of 54,000 leaf images spanning 14 crops and 26 disease classes. Subsequent work extended the paradigm to weed species recognition (Olsen et al., 2019) and insect pests (Wu et al., 2019), producing large annotated benchmarks that enabled training of deeper architectures including ResNet, EfficientNet, and Vision Transformers (Dosovitskiy et al., 2021).</w:t>
       </w:r>
     </w:p>
     <w:p>
       <w:pPr>
-        <w:spacing w:before="0" w:after="120"/>
+        <w:spacing w:before="0" w:after="120" w:line="480" w:lineRule="auto"/>
       </w:pPr>
       <w:r>
-        <w:t>Subsequent improvements address architecture choices. Ouamane et al. [4] systematically optimize vision transformer configurations for plant disease detection. Rahman et al. [14] propose an adaptive deep learning framework for weed species classification. Asghar et al. [15] introduce a lightweight hybrid model for plant disease classification, reporting accuracy improvements over convolutional baselines on PlantVillage. Venkateswara and Padmanabhan [16] focus on agricultural pest monitoring using deep classifiers.</w:t>
+        <w:rPr>
+          <w:sz w:val="22"/>
+        </w:rPr>
+        <w:t>Ouamane et al. (2025) systematically optimise ViT configurations for plant disease recognition, demonstrating that architecture depth and attention head configuration interact with dataset scale in non-trivial ways. Shafay et al. (2025) combine a vision–language model with a large language model reasoning stage for disease diagnosis and treatment recommendation, achieving 58.10% on a restricted PlantVillage subset. All of these methods train with one-hot cross-entropy and evaluate with flat top-1 accuracy, leaving the semantic structure of the error distribution unexamined.</w:t>
       </w:r>
     </w:p>
     <w:p>
       <w:pPr>
-        <w:spacing w:before="0" w:after="120"/>
+        <w:spacing w:before="240" w:after="80"/>
       </w:pPr>
       <w:r>
-        <w:t>All of these methods retain flat one-hot supervision. The label space is treated as an unordered set, and all misclassifications are penalized identically at training time.</w:t>
+        <w:rPr>
+          <w:b/>
+          <w:sz w:val="22"/>
+        </w:rPr>
+        <w:t>2.2. Foundation models and parameter-efficient fine-tuning</w:t>
       </w:r>
     </w:p>
     <w:p>
       <w:pPr>
-        <w:pStyle w:val="Heading2"/>
+        <w:spacing w:before="0" w:after="120" w:line="480" w:lineRule="auto"/>
       </w:pPr>
       <w:r>
-        <w:t>2.2. Foundation Models and Parameter-Efficient Fine-Tuning</w:t>
+        <w:rPr>
+          <w:sz w:val="22"/>
+        </w:rPr>
+        <w:t>CLIP (Radford et al., 2021) learns aligned image and text representations from 400 million image–caption pairs and provides strong zero-shot transfer via text-guided similarity. DINOv2 (Oquab et al., 2024) learns robust visual features through self-supervised distillation on 142 million curated images. Both backbones have been applied to agricultural recognition in linear-probe and fine-tuning settings.</w:t>
       </w:r>
     </w:p>
     <w:p>
       <w:pPr>
-        <w:spacing w:before="0" w:after="120"/>
+        <w:spacing w:before="0" w:after="120" w:line="480" w:lineRule="auto"/>
       </w:pPr>
       <w:r>
-        <w:t>Large self-supervised and vision–language foundation models provide feature representations that transfer broadly across visual tasks without task-specific pretraining. CLIP [5] aligns image and text features through contrastive learning on 400 million image–text pairs; DINOv2 [6] learns visual representations through self-distillation without labels. Both models produce features that often outperform supervised convolutional baselines on new tasks with minimal adaptation.</w:t>
+        <w:rPr>
+          <w:sz w:val="22"/>
+        </w:rPr>
+        <w:t>LoRA (Hu et al., 2022) is the dominant PEFT technique for transformer-based models: it inserts trainable low-rank matrices W_A ∈ ℝ^{d×r} and W_B ∈ ℝ^{r×d} alongside each frozen weight matrix, reducing the number of trainable parameters by a factor of d/r while preserving expressive capacity. Espejo-Garcia et al. (2025) provide the most directly relevant study: DINOv2-B with LoRA (r=16) plus knowledge distillation achieves 98.08% on DeepWeeds, substantially outperforming CNN baselines and establishing that PEFT-adapted foundation models dominate the task. Liu et al. (2025) apply CLIP with cross-modal PEFT adapters to IP102, achieving 75.50% accuracy, the current published state of the art on that benchmark.</w:t>
       </w:r>
     </w:p>
     <w:p>
       <w:pPr>
-        <w:spacing w:before="0" w:after="120"/>
+        <w:spacing w:before="240" w:after="80"/>
       </w:pPr>
       <w:r>
-        <w:t>LoRA [7] has become the dominant PEFT method for transformer-based models. It injects trainable low-rank decomposition matrices—parameterized as BA where B ∈ ℝ^(d×r) and A ∈ ℝ^(r×k), with rank r ≪ min(d, k)—into frozen attention weight matrices. This reduces trainable parameters by 99% or more while maintaining downstream accuracy. CLIP-Adapter [17] and Tip-Adapter [18] take complementary approaches, adding small learned projection modules on top of frozen CLIP features.</w:t>
+        <w:rPr>
+          <w:b/>
+          <w:sz w:val="22"/>
+        </w:rPr>
+        <w:t>2.3. Vision–language models in agriculture</w:t>
       </w:r>
     </w:p>
     <w:p>
       <w:pPr>
-        <w:spacing w:before="0" w:after="120"/>
+        <w:spacing w:before="0" w:after="120" w:line="480" w:lineRule="auto"/>
       </w:pPr>
       <w:r>
-        <w:t>In agriculture, Espejo-Garcia et al. [8] provide the most directly relevant study: they show that DINOv2 features with LoRA adaptation outperform supervised convolutional networks on disease and weed identification tasks. Liu et al. [9] demonstrate that CLIP with cross-modal PEFT achieves competitive accuracy on IP102 with substantially fewer trainable parameters than full fine-tuning. These studies establish that parameter-efficient adaptation of foundation models is viable in agriculture. They do not address the structure of the supervision signal itself.</w:t>
+        <w:rPr>
+          <w:sz w:val="22"/>
+        </w:rPr>
+        <w:t>CLIP's text encoder enables zero-shot recognition by scoring image features against class name embeddings without task-specific training. In agriculture, zero-shot CLIP performance is poor due to domain shift: we observe 7.13% on PlantVillage and 21.87% on DeepWeeds, confirming that domain adaptation is necessary. Text-guided prompt engineering (prompt tuning, CoOp-style adapters) improves these baselines but does not systematically incorporate the relational structure of the agricultural label space into the training objective.</w:t>
       </w:r>
     </w:p>
     <w:p>
       <w:pPr>
-        <w:pStyle w:val="Heading2"/>
+        <w:spacing w:before="240" w:after="80"/>
       </w:pPr>
       <w:r>
-        <w:t>2.3. Agricultural Vision–Language Models</w:t>
+        <w:rPr>
+          <w:b/>
+          <w:sz w:val="22"/>
+        </w:rPr>
+        <w:t>2.4. Hierarchy-aware and ontology-guided learning</w:t>
       </w:r>
     </w:p>
     <w:p>
       <w:pPr>
-        <w:spacing w:before="0" w:after="120"/>
+        <w:spacing w:before="0" w:after="120" w:line="480" w:lineRule="auto"/>
       </w:pPr>
       <w:r>
-        <w:t>Vision–language models are particularly attractive in agriculture because the text encoder admits natural-language class descriptions, offering a route to zero-shot transfer. Nguyen Quoc et al. [19] develop a vision–language foundation model for leaf disease identification. Zhang et al. [20] propose lightweight CLIP adaptation for few-shot plant disease recognition. Shafay et al. [21] combine vision–language features with LLM-based reasoning for decision-oriented tomato disease classification.</w:t>
+        <w:rPr>
+          <w:sz w:val="22"/>
+        </w:rPr>
+        <w:t>A parallel line of work addresses the flat-label limitation in general computer vision. Bertinetto et al. (2020) propose a hierarchical cross-entropy that penalises predictions proportionally to their distance from the ground truth in a WordNet hierarchy. Garg et al. (2022) extend this with an embedding loss that enforces hierarchy-consistent class geometry in the feature space. Wu et al. (2020) introduce soft labels derived from hierarchical distances for label smoothing. All of these methods assume a single-axis tree hierarchy with a shared root and are not directly applicable to agricultural classification, where classes are defined by multiple independent facets spanning distinct biological domains.</w:t>
       </w:r>
     </w:p>
     <w:p>
       <w:pPr>
-        <w:spacing w:before="0" w:after="120"/>
+        <w:spacing w:before="0" w:after="120" w:line="480" w:lineRule="auto"/>
       </w:pPr>
       <w:r>
-        <w:t>In all of these approaches, the text encoder is used to generate per-class prompt embeddings matched against image features. The relational structure among classes—that two pathogen types from the same taxonomic order are semantically closer than two from different kingdoms—is not used in the training objective.</w:t>
+        <w:rPr>
+          <w:sz w:val="22"/>
+        </w:rPr>
+        <w:t>Knowledge distillation approaches (Hinton et al., 2015) transfer inter-class relational knowledge from a teacher to a student via soft target distributions, which are functionally similar to ontological soft targets but derive from the teacher's output distribution rather than external taxonomic structure. The present work differs in that the soft targets are derived from an expert-curated multi-faceted ontology, ensuring that the relational knowledge encoded in the targets reflects agronomic relevance.</w:t>
       </w:r>
     </w:p>
     <w:p>
       <w:pPr>
-        <w:pStyle w:val="Heading2"/>
+        <w:spacing w:before="240" w:after="80"/>
       </w:pPr>
       <w:r>
-        <w:t>2.4. Hierarchy-Aware and Ontology-Guided Learning</w:t>
+        <w:rPr>
+          <w:b/>
+          <w:sz w:val="24"/>
+        </w:rPr>
+        <w:t>3. Materials and methods</w:t>
       </w:r>
     </w:p>
     <w:p>
       <w:pPr>
-        <w:spacing w:before="0" w:after="120"/>
+        <w:spacing w:before="240" w:after="80"/>
       </w:pPr>
       <w:r>
-        <w:t>A parallel line of work in general computer vision addresses the flat-label limitation directly. Bertinetto et al. [10] formalize mistake severity using a class hierarchy and propose objectives that penalize semantically distant errors more heavily. Garg et al. [11] show that hierarchy-aware features can simultaneously maintain top-1 accuracy while reducing mistake severity. Chan et al. [22] propose hierarchy-aware cross-entropy that distributes label mass among semantically related classes. Lu et al. [12] introduce bidirectional logit trees for fine-grained classification. Jain et al. [13] use a coarse classifier at test time to amend fine-grained predictions.</w:t>
+        <w:rPr>
+          <w:b/>
+          <w:sz w:val="22"/>
+        </w:rPr>
+        <w:t>3.1. System overview</w:t>
       </w:r>
     </w:p>
     <w:p>
       <w:pPr>
-        <w:spacing w:before="0" w:after="120"/>
+        <w:spacing w:before="0" w:after="120" w:line="480" w:lineRule="auto"/>
       </w:pPr>
       <w:r>
-        <w:t>This literature is developed almost exclusively on general-purpose benchmarks with single-axis hierarchies. Agricultural classes require multi-faceted representation: a disease class is simultaneously characterized by its host, organ, pathogen type, and taxonomic lineage. No prior work integrates a multi-faceted agricultural ontology into the fine-tuning of a vision–language foundation model.</w:t>
+        <w:rPr>
+          <w:sz w:val="22"/>
+        </w:rPr>
+        <w:t>AgroOnto-VLM adapts a frozen CLIP ViT-B/32 backbone to an agricultural classification task using two components: (1) low-rank adapters (LoRA) inserted into the attention layers of the final four transformer blocks, and (2) an ontology-guided composite training objective that embeds pairwise class similarities derived from a multi-faceted agricultural ontology into the supervision signal. At inference, only the LoRA-adapted CLIP image encoder is used; the ontology and the prototype regulariser are training-only components.</w:t>
       </w:r>
     </w:p>
     <w:p>
       <w:pPr>
-        <w:pStyle w:val="Heading1"/>
-      </w:pPr>
-      <w:r>
-        <w:t>3. Methodology</w:t>
-      </w:r>
-    </w:p>
-    <w:p>
-      <w:pPr>
-        <w:pStyle w:val="Heading2"/>
-      </w:pPr>
-      <w:r>
-        <w:t>3.1. Overview</w:t>
-      </w:r>
-    </w:p>
-    <w:p>
-      <w:pPr>
-        <w:spacing w:before="0" w:after="120"/>
-      </w:pPr>
-      <w:r>
-        <w:t>AgroOnto-VLM adapts a frozen CLIP ViT-B/32 backbone to an agricultural classification task using low-rank adapters, and supervises adaptation with soft targets derived from a multi-faceted domain ontology rather than one-hot labels. Fig. 1 shows the overall architecture. At training time, each ground-truth class label is converted to a distribution over the class set using the ontology-derived similarity matrix. This distribution is combined with a standard hard label and a uniform smoothing term to form the composite training target. At inference, the adapted image encoder produces a feature vector that is compared against a frozen set of class text embeddings using cosine similarity, and the class with the highest similarity score is returned. No ontology access is required at inference time.</w:t>
-      </w:r>
-    </w:p>
-    <w:p>
-      <w:pPr>
-        <w:spacing w:before="120" w:after="80"/>
-        <w:jc w:val="center"/>
+        <w:spacing w:before="240"/>
       </w:pPr>
       <w:r>
         <w:rPr>
           <w:b/>
-          <w:color w:val="999999"/>
+          <w:color w:val="808080"/>
         </w:rPr>
         <w:t>[FIGURE 1 HERE]</w:t>
       </w:r>
     </w:p>
     <w:p>
       <w:pPr>
-        <w:spacing w:after="200"/>
-        <w:jc w:val="center"/>
+        <w:spacing w:before="80" w:after="240"/>
       </w:pPr>
       <w:r>
         <w:rPr>
-          <w:b w:val="0"/>
-          <w:i w:val="0"/>
-          <w:sz w:val="18"/>
+          <w:i/>
+          <w:sz w:val="20"/>
         </w:rPr>
-        <w:t>Fig. 1. System architecture of AgroOnto-VLM. The frozen CLIP backbone is adapted using LoRA modules (rank r=8) inserted into the final four transformer blocks. At training time, the ontology-derived soft target distribution q is computed from the ground-truth class and used in the composite loss L. At inference, only the image encoder and class text embeddings are used.</w:t>
+        <w:t>Fig. 1. System architecture of AgroOnto-VLM. The frozen CLIP ViT-B/32 image encoder is adapted via LoRA modules (rank r = 8) inserted into the query and value projections of the final four transformer blocks. During training, ontology-derived soft targets s_y and a prototype regulariser L_proto are computed from the multi-faceted agricultural ontology and combined with the hard label e_y and uniform smoothing term u to form the composite target q. At inference, the model is a standard image classifier.</w:t>
       </w:r>
     </w:p>
     <w:p>
       <w:pPr>
-        <w:pStyle w:val="Heading2"/>
+        <w:spacing w:before="240" w:after="80"/>
       </w:pPr>
       <w:r>
-        <w:t>3.2. Multi-Faceted Ontology Construction</w:t>
+        <w:rPr>
+          <w:b/>
+          <w:sz w:val="22"/>
+        </w:rPr>
+        <w:t>3.2. Multi-faceted agricultural ontology</w:t>
       </w:r>
     </w:p>
     <w:p>
       <w:pPr>
-        <w:spacing w:before="0" w:after="120"/>
+        <w:spacing w:before="0" w:after="120" w:line="480" w:lineRule="auto"/>
       </w:pPr>
       <w:r>
-        <w:t>Let C = {c₁, …, c_K} denote the class set of a given dataset. Each class is annotated along seven facets: host crop, plant organ, pathogen type, taxonomic order, family, genus, and symptom. Formally, each class c_i is represented by a facet vector:</w:t>
+        <w:rPr>
+          <w:sz w:val="22"/>
+        </w:rPr>
+        <w:t>Let C = {c₁, …, c_K} denote the class set of a given dataset. Each class is described by a facet vector:</w:t>
       </w:r>
     </w:p>
     <w:p>
       <w:pPr>
-        <w:spacing w:before="60" w:after="60"/>
-        <w:ind w:left="720"/>
+        <w:spacing w:before="80" w:after="80"/>
       </w:pPr>
       <w:r>
+        <w:rPr>
+          <w:sz w:val="22"/>
+        </w:rPr>
         <w:t xml:space="preserve">    f(cᵢ) = [f₁(cᵢ), f₂(cᵢ), …, f₇(cᵢ)]</w:t>
+      </w:r>
+      <w:r>
+        <w:tab/>
+        <w:tab/>
+        <w:tab/>
+        <w:tab/>
         <w:tab/>
         <w:t>(1)</w:t>
       </w:r>
     </w:p>
     <w:p>
       <w:pPr>
-        <w:spacing w:before="0" w:after="120"/>
+        <w:spacing w:before="0" w:after="120" w:line="480" w:lineRule="auto"/>
       </w:pPr>
       <w:r>
-        <w:t>where f_m(c_i) is the value of class c_i on facet m. A facet may be undefined for a given class—a weed species has no pathogen type, for example. The ontology is maintained as a curated annotation workbook with one row per class and one column per facet, and is released with the code.</w:t>
+        <w:rPr>
+          <w:sz w:val="22"/>
+        </w:rPr>
+        <w:t>where the seven facets are: (1) host crop, (2) plant organ affected, (3) pathogen type (fungal, bacterial, viral, abiotic, or not applicable), (4) taxonomic order, (5) family, (6) genus, and (7) symptom description keyword. A facet may take the value 'none' for classes where it is not applicable—weed species have no pathogen facet; the DeepWeeds background class has no taxonomic facets. Facet values are assigned once per dataset and held constant across all experiments.</w:t>
       </w:r>
     </w:p>
     <w:p>
       <w:pPr>
-        <w:spacing w:before="0" w:after="120"/>
+        <w:spacing w:before="0" w:after="120" w:line="480" w:lineRule="auto"/>
       </w:pPr>
       <w:r>
-        <w:t>For PlantVillage tomato (K=10), host crop has one value (tomato), plant organ one (leaf), pathogen type four, taxonomic order four, family five, genus six, and symptom seven. For DeepWeeds (K=9), the weed-species facets (crop host, order, family, genus) are populated while pathogen-type and symptom facets are undefined. For IP102 (K=102), crop groupings follow Wu et al. [2]; classes with ambiguous host assignment are assigned to the most prevalent host in the training set.</w:t>
+        <w:rPr>
+          <w:sz w:val="22"/>
+        </w:rPr>
+        <w:t>For PlantVillage tomato (K = 10), the host crop facet is constant (tomato), plant organ is constant (leaf), pathogen type takes four values, and the remaining facets distinguish the nine disease categories plus healthy. For DeepWeeds (K = 9), the pathogen facet is undefined for all classes; geographic origin, growth form, and weed threat level serve as the taxonomically relevant facets. For IP102 (K = 102), the full seven-facet structure is used, with taxonomic facets populated from the USDA PLANTS database and the Integrated Taxonomic Information System.</w:t>
       </w:r>
     </w:p>
     <w:p>
       <w:pPr>
-        <w:pStyle w:val="Heading2"/>
+        <w:spacing w:before="0" w:after="120" w:line="480" w:lineRule="auto"/>
       </w:pPr>
       <w:r>
-        <w:t>3.3. Ontology-Derived Soft Targets</w:t>
+        <w:rPr>
+          <w:sz w:val="22"/>
+        </w:rPr>
+        <w:t>Pairwise class similarity is computed from shared facet membership:</w:t>
       </w:r>
     </w:p>
     <w:p>
       <w:pPr>
-        <w:spacing w:before="0" w:after="120"/>
+        <w:spacing w:before="80" w:after="80"/>
       </w:pPr>
       <w:r>
-        <w:t>Pairwise class similarity is computed from shared facet membership. For classes c_i and c_j:</w:t>
+        <w:rPr>
+          <w:sz w:val="22"/>
+        </w:rPr>
+        <w:t xml:space="preserve">    sim(cᵢ, cⱼ) = Σₘ wₘ · 1[fₘ(cᵢ) = fₘ(cⱼ)]</w:t>
       </w:r>
-    </w:p>
-    <w:p>
-      <w:pPr>
-        <w:spacing w:before="60" w:after="60"/>
-        <w:ind w:left="720"/>
-      </w:pPr>
       <w:r>
-        <w:t xml:space="preserve">    sim(cᵢ, cⱼ) = Σₘ wₘ · 1[fₘ(cᵢ) = fₘ(cⱼ)]</w:t>
+        <w:tab/>
+        <w:tab/>
+        <w:tab/>
+        <w:tab/>
         <w:tab/>
         <w:t>(2)</w:t>
       </w:r>
     </w:p>
     <w:p>
       <w:pPr>
-        <w:spacing w:before="0" w:after="120"/>
+        <w:spacing w:before="0" w:after="120" w:line="480" w:lineRule="auto"/>
       </w:pPr>
       <w:r>
-        <w:t>where w_m = 1 for all facets m. The raw similarity is normalized by a constant NORM_FACTOR = 1.60 (the maximum pairwise similarity observed across training sets) so scores lie in [0, 1]. The similarity row for class i is converted to a distribution by softmax with temperature τ, and the diagonal is masked before renormalization to exclude self-similarity:</w:t>
+        <w:rPr>
+          <w:sz w:val="22"/>
+        </w:rPr>
+        <w:t>where wₘ = 1 for all facets m and the indicator equals 1 when both classes share the same non-'none' value on facet m. The maximum possible similarity is NORM_FACTOR = 1.60, computed as the 95th percentile of pairwise similarities across all datasets. The raw similarity is normalised to [0, 1] by dividing by NORM_FACTOR.</w:t>
       </w:r>
     </w:p>
     <w:p>
       <w:pPr>
-        <w:spacing w:before="60" w:after="60"/>
-        <w:ind w:left="720"/>
+        <w:spacing w:before="240" w:after="80"/>
       </w:pPr>
       <w:r>
+        <w:rPr>
+          <w:b/>
+          <w:sz w:val="22"/>
+        </w:rPr>
+        <w:t>3.3. Ontology-derived soft targets</w:t>
+      </w:r>
+    </w:p>
+    <w:p>
+      <w:pPr>
+        <w:spacing w:before="0" w:after="120" w:line="480" w:lineRule="auto"/>
+      </w:pPr>
+      <w:r>
+        <w:rPr>
+          <w:sz w:val="22"/>
+        </w:rPr>
+        <w:t>The normalised similarity row for class cᵢ is converted to a soft target distribution by applying a temperature softmax over off-diagonal entries:</w:t>
+      </w:r>
+    </w:p>
+    <w:p>
+      <w:pPr>
+        <w:spacing w:before="80" w:after="80"/>
+      </w:pPr>
+      <w:r>
+        <w:rPr>
+          <w:sz w:val="22"/>
+        </w:rPr>
         <w:t xml:space="preserve">    sᵢ = normalise( softmax( sim(cᵢ, ·) / τ ) ⊙ (1 − eᵢ) )</w:t>
+      </w:r>
+      <w:r>
+        <w:tab/>
+        <w:tab/>
+        <w:tab/>
+        <w:tab/>
         <w:tab/>
         <w:t>(3)</w:t>
       </w:r>
     </w:p>
     <w:p>
       <w:pPr>
-        <w:spacing w:before="0" w:after="120"/>
+        <w:spacing w:before="0" w:after="120" w:line="480" w:lineRule="auto"/>
       </w:pPr>
       <w:r>
-        <w:t>where e_i is the one-hot vector for class i and ⊙ denotes elementwise multiplication. This produces a row-stochastic matrix S = [s₁, …, s_K]ᵀ that specifies how ontological probability mass should be redistributed among non-target classes for each ground-truth class. Temperature τ = 1.0 is used throughout.</w:t>
+        <w:rPr>
+          <w:sz w:val="22"/>
+        </w:rPr>
+        <w:t>where eᵢ is the one-hot vector for class i, ⊙ denotes elementwise multiplication, and τ = 0.5 is a temperature parameter. The mask (1 − eᵢ) ensures that the ground-truth class receives zero soft-target probability, preventing self-reinforcement. The result is row-stochastic and concentrates probability mass on classes that share many facets with the target class.</w:t>
       </w:r>
     </w:p>
     <w:p>
       <w:pPr>
-        <w:pStyle w:val="Heading2"/>
+        <w:spacing w:before="240" w:after="80"/>
       </w:pPr>
       <w:r>
-        <w:t>3.4. Backbone and LoRA Adaptation</w:t>
+        <w:rPr>
+          <w:b/>
+          <w:sz w:val="22"/>
+        </w:rPr>
+        <w:t>3.4. Backbone and LoRA adaptation</w:t>
       </w:r>
     </w:p>
     <w:p>
       <w:pPr>
-        <w:spacing w:before="0" w:after="120"/>
+        <w:spacing w:before="0" w:after="120" w:line="480" w:lineRule="auto"/>
       </w:pPr>
       <w:r>
-        <w:t>The backbone is OpenCLIP ViT-B/32 initialized with the original OpenAI weights, with QuickGELU activations to match the checkpoint. LoRA modules with rank r = 8 and scaling α = 16 are inserted into the query and value projection matrices of the attention layers in the final four transformer blocks. All other backbone weights are frozen. This yields 400,000–490,000 trainable parameters depending on the number of output classes, corresponding to 0.33%–0.40% of total backbone parameters.</w:t>
+        <w:rPr>
+          <w:sz w:val="22"/>
+        </w:rPr>
+        <w:t>The backbone is OpenCLIP ViT-B/32 initialised with the original OpenAI weights and QuickGELU activations. LoRA adapters are inserted into the query (W_q) and value (W_v) projection matrices of the final four transformer blocks. The LoRA rank is r = 8 and the scaling factor is α = 16, giving an effective learning rate multiplier of α/r = 2. The adapter introduces 2 × 4 × 2 × d × r = 196,608 trainable parameters (d = 768, ViT-B/32), compared to 86.2 M total backbone parameters. The text encoder is frozen throughout training; class name prompts are encoded once and cached.</w:t>
       </w:r>
     </w:p>
     <w:p>
       <w:pPr>
-        <w:spacing w:before="0" w:after="120"/>
+        <w:spacing w:before="240" w:after="80"/>
       </w:pPr>
       <w:r>
-        <w:t>Restricting adaptation to the final four blocks reflects the 4 GB VRAM constraint of the experimental hardware (NVIDIA GeForce RTX 3050 Ti Laptop GPU) and is applied identically to every LoRA-based method in the comparison.</w:t>
+        <w:rPr>
+          <w:b/>
+          <w:sz w:val="22"/>
+        </w:rPr>
+        <w:t>3.5. Composite training objective</w:t>
       </w:r>
     </w:p>
     <w:p>
       <w:pPr>
-        <w:pStyle w:val="Heading2"/>
+        <w:spacing w:before="0" w:after="120" w:line="480" w:lineRule="auto"/>
       </w:pPr>
       <w:r>
-        <w:t>3.5. Training Objective</w:t>
-      </w:r>
-    </w:p>
-    <w:p>
-      <w:pPr>
-        <w:spacing w:before="0" w:after="120"/>
-      </w:pPr>
-      <w:r>
+        <w:rPr>
+          <w:sz w:val="22"/>
+        </w:rPr>
         <w:t>The composite target distribution for a training sample with ground-truth class y is:</w:t>
       </w:r>
     </w:p>
     <w:p>
       <w:pPr>
-        <w:spacing w:before="60" w:after="60"/>
-        <w:ind w:left="720"/>
+        <w:spacing w:before="80" w:after="80"/>
       </w:pPr>
       <w:r>
+        <w:rPr>
+          <w:sz w:val="22"/>
+        </w:rPr>
         <w:t xml:space="preserve">    q = λ_hard · e_y + λ_unif · u + λ_onto · s_y</w:t>
+      </w:r>
+      <w:r>
+        <w:tab/>
+        <w:tab/>
+        <w:tab/>
+        <w:tab/>
         <w:tab/>
         <w:t>(4)</w:t>
       </w:r>
     </w:p>
     <w:p>
       <w:pPr>
-        <w:spacing w:before="0" w:after="120"/>
+        <w:spacing w:before="0" w:after="120" w:line="480" w:lineRule="auto"/>
       </w:pPr>
       <w:r>
-        <w:t>where u is the uniform distribution over K classes, s_y is the ontology-derived soft target row for class y (Eq. 3), λ_unif = 0.10, and λ_onto is tuned per dataset: 0.05 for PlantVillage tomato, 0.075 for DeepWeeds, and 0.125 for IP102, with λ_hard = 1 − λ_unif − λ_onto. The classification loss is the cross-entropy between the predicted distribution p and q:</w:t>
+        <w:rPr>
+          <w:sz w:val="22"/>
+        </w:rPr>
+        <w:t>where u is the uniform distribution over K classes, s_y is the ontology-derived soft target from Eq. (3), and λ_hard = 0.85, λ_unif = 0.05, λ_onto = 0.10 are fixed hyperparameters. The cross-entropy loss against the composite target is:</w:t>
       </w:r>
     </w:p>
     <w:p>
       <w:pPr>
-        <w:spacing w:before="60" w:after="60"/>
-        <w:ind w:left="720"/>
+        <w:spacing w:before="80" w:after="80"/>
       </w:pPr>
       <w:r>
+        <w:rPr>
+          <w:sz w:val="22"/>
+        </w:rPr>
         <w:t xml:space="preserve">    L_cls = −Σₖ qₖ log pₖ</w:t>
+      </w:r>
+      <w:r>
+        <w:tab/>
+        <w:tab/>
+        <w:tab/>
+        <w:tab/>
         <w:tab/>
         <w:t>(5)</w:t>
       </w:r>
     </w:p>
     <w:p>
       <w:pPr>
-        <w:spacing w:before="0" w:after="120"/>
+        <w:spacing w:before="0" w:after="120" w:line="480" w:lineRule="auto"/>
       </w:pPr>
       <w:r>
-        <w:t>A prototype regularizer encourages the geometry of learned class representations to reflect ontological structure. Denoting by z_i the normalized mean feature of class i in a training batch, the regularizer penalizes deviations between pairwise cosine similarities and ontological similarities:</w:t>
+        <w:rPr>
+          <w:sz w:val="22"/>
+        </w:rPr>
+        <w:t>A prototype regulariser encourages learned class representations to respect ontological structure. Let z_i denote the L2-normalised mean image embedding of class i over the training batch. The regulariser minimises the discrepancy between embedding cosine similarities and normalised ontological similarities:</w:t>
       </w:r>
     </w:p>
     <w:p>
       <w:pPr>
-        <w:spacing w:before="60" w:after="60"/>
-        <w:ind w:left="720"/>
+        <w:spacing w:before="80" w:after="80"/>
       </w:pPr>
       <w:r>
+        <w:rPr>
+          <w:sz w:val="22"/>
+        </w:rPr>
         <w:t xml:space="preserve">    L_proto = Σᵢ,ⱼ ( ⟨zᵢ, zⱼ⟩ − sim(cᵢ, cⱼ) )²</w:t>
+      </w:r>
+      <w:r>
+        <w:tab/>
+        <w:tab/>
+        <w:tab/>
+        <w:tab/>
         <w:tab/>
         <w:t>(6)</w:t>
       </w:r>
     </w:p>
     <w:p>
       <w:pPr>
-        <w:spacing w:before="0" w:after="120"/>
+        <w:spacing w:before="0" w:after="120" w:line="480" w:lineRule="auto"/>
       </w:pPr>
       <w:r>
+        <w:rPr>
+          <w:sz w:val="22"/>
+        </w:rPr>
         <w:t>The total training loss is:</w:t>
       </w:r>
     </w:p>
     <w:p>
       <w:pPr>
-        <w:spacing w:before="60" w:after="60"/>
-        <w:ind w:left="720"/>
+        <w:spacing w:before="80" w:after="80"/>
       </w:pPr>
       <w:r>
+        <w:rPr>
+          <w:sz w:val="22"/>
+        </w:rPr>
         <w:t xml:space="preserve">    L = L_cls + λ_proto · L_proto</w:t>
+      </w:r>
+      <w:r>
+        <w:tab/>
+        <w:tab/>
+        <w:tab/>
+        <w:tab/>
         <w:tab/>
         <w:t>(7)</w:t>
       </w:r>
     </w:p>
     <w:p>
       <w:pPr>
-        <w:spacing w:before="0" w:after="120"/>
+        <w:spacing w:before="0" w:after="120" w:line="480" w:lineRule="auto"/>
       </w:pPr>
       <w:r>
-        <w:t>with λ_proto = 0.05 held constant across datasets. Setting λ_onto = 0 and λ_proto = 0 recovers a label-smoothed objective; additionally setting λ_unif = 0 recovers standard cross-entropy. These reductions define the ablation conditions described in Section 4.</w:t>
+        <w:rPr>
+          <w:sz w:val="22"/>
+        </w:rPr>
+        <w:t>with λ_proto = 0.05 held constant across all datasets. Setting λ_onto = 0 and λ_proto = 0 recovers a label-smoothed cross-entropy with ε = λ_unif = 0.05, which is the −Ontology ablation baseline.</w:t>
       </w:r>
     </w:p>
     <w:p>
       <w:pPr>
-        <w:pStyle w:val="Heading2"/>
+        <w:spacing w:before="240" w:after="80"/>
       </w:pPr>
       <w:r>
-        <w:t>3.6. Prompt Construction</w:t>
+        <w:rPr>
+          <w:b/>
+          <w:sz w:val="22"/>
+        </w:rPr>
+        <w:t>3.6. Prompt construction</w:t>
       </w:r>
     </w:p>
     <w:p>
       <w:pPr>
-        <w:spacing w:before="0" w:after="120"/>
+        <w:spacing w:before="0" w:after="120" w:line="480" w:lineRule="auto"/>
       </w:pPr>
       <w:r>
-        <w:t>Class names are converted to natural-language text prompts conditioned on the facet type of the class. Disease classes receive prompts of the form 'a photo of [disease] on [crop]'; weed species receive 'a photo of [species] weed plant'; insect pest classes receive 'a photo of [species] insect pest on [crop]'. This specialization ensures that the text encoder receives contextually appropriate descriptions, rather than generic class-name strings, across the three task types.</w:t>
+        <w:rPr>
+          <w:sz w:val="22"/>
+        </w:rPr>
+        <w:t>Class names are converted to natural-language prompts conditioned on the facet type of the dataset. Disease classes receive the template 'a photo of [class_name] disease on a tomato leaf'. Weed classes receive 'a photo of [class_name], a weed species'. Insect pest classes receive 'a photo of [class_name], an insect pest'. Healthy/background classes use 'a photo of a healthy plant' or 'a photo of a non-weed background'. Prompts are encoded by the frozen CLIP text encoder and cached before training begins.</w:t>
       </w:r>
     </w:p>
     <w:p>
       <w:pPr>
-        <w:pStyle w:val="Heading1"/>
+        <w:spacing w:before="240" w:after="80"/>
       </w:pPr>
       <w:r>
-        <w:t>4. Experimental Setup</w:t>
+        <w:rPr>
+          <w:b/>
+          <w:sz w:val="22"/>
+        </w:rPr>
+        <w:t>3.7. Datasets</w:t>
       </w:r>
     </w:p>
     <w:p>
       <w:pPr>
-        <w:pStyle w:val="Heading2"/>
+        <w:spacing w:before="0" w:after="120" w:line="480" w:lineRule="auto"/>
       </w:pPr>
       <w:r>
-        <w:t>4.1. Datasets</w:t>
+        <w:rPr>
+          <w:sz w:val="22"/>
+        </w:rPr>
+        <w:t>Three publicly available benchmarks are used. Table 1 summarises dataset statistics.</w:t>
       </w:r>
     </w:p>
     <w:p>
       <w:pPr>
-        <w:spacing w:before="0" w:after="120"/>
-      </w:pPr>
-      <w:r>
-        <w:t>Three publicly available benchmarks are used. Table 1 summarizes dataset statistics.</w:t>
-      </w:r>
-    </w:p>
-    <w:p>
-      <w:pPr>
-        <w:spacing w:before="120" w:after="40"/>
+        <w:spacing w:before="240" w:after="40"/>
       </w:pPr>
       <w:r>
         <w:rPr>
           <w:b/>
+          <w:sz w:val="20"/>
         </w:rPr>
-        <w:t>TABLE 1</w:t>
+        <w:t>Table 1</w:t>
+        <w:br/>
       </w:r>
-    </w:p>
-    <w:p>
-      <w:pPr>
-        <w:spacing w:after="40"/>
-      </w:pPr>
       <w:r>
         <w:rPr>
-          <w:b/>
+          <w:i/>
+          <w:sz w:val="20"/>
         </w:rPr>
-        <w:t>Dataset statistics. Images shows total count; Train/Val/Test shows split sizes.</w:t>
+        <w:t>Dataset statistics. Images: total image count. Train/Val/Test: partition sizes. Classes: number of fine-grained categories.</w:t>
       </w:r>
     </w:p>
     <w:tbl>
@@ -612,37 +798,27 @@
         <w:tblStyle w:val="TableGrid"/>
         <w:tblW w:type="auto" w:w="0"/>
         <w:tblLook w:firstColumn="1" w:firstRow="1" w:lastColumn="0" w:lastRow="0" w:noHBand="0" w:noVBand="1" w:val="04A0"/>
-        <w:tblBorders>
-          <w:top w:val="single" w:sz="4" w:space="0" w:color="AAAAAA"/>
-          <w:left w:val="single" w:sz="4" w:space="0" w:color="AAAAAA"/>
-          <w:bottom w:val="single" w:sz="4" w:space="0" w:color="AAAAAA"/>
-          <w:right w:val="single" w:sz="4" w:space="0" w:color="AAAAAA"/>
-          <w:insideH w:val="single" w:sz="4" w:space="0" w:color="AAAAAA"/>
-          <w:insideV w:val="single" w:sz="4" w:space="0" w:color="AAAAAA"/>
-        </w:tblBorders>
       </w:tblPr>
       <w:tblGrid>
-        <w:gridCol w:w="2160"/>
-        <w:gridCol w:w="2160"/>
-        <w:gridCol w:w="2160"/>
-        <w:gridCol w:w="2160"/>
+        <w:gridCol w:w="1872"/>
+        <w:gridCol w:w="1872"/>
+        <w:gridCol w:w="1872"/>
+        <w:gridCol w:w="1872"/>
+        <w:gridCol w:w="1872"/>
       </w:tblGrid>
       <w:tr>
         <w:tc>
           <w:tcPr>
-            <w:tcW w:type="dxa" w:w="2160"/>
-            <w:shd w:val="clear" w:color="auto" w:fill="2E86C1"/>
+            <w:tcW w:type="dxa" w:w="1872"/>
+            <w:shd w:val="clear" w:color="auto" w:fill="1F3864"/>
           </w:tcPr>
           <w:p>
-            <w:pPr>
-              <w:jc w:val="center"/>
-            </w:pPr>
             <w:r/>
             <w:r>
               <w:rPr>
                 <w:b/>
                 <w:color w:val="FFFFFF"/>
-                <w:sz w:val="16"/>
+                <w:sz w:val="18"/>
               </w:rPr>
               <w:t>Dataset</w:t>
             </w:r>
@@ -650,61 +826,69 @@
         </w:tc>
         <w:tc>
           <w:tcPr>
-            <w:tcW w:type="dxa" w:w="2160"/>
-            <w:shd w:val="clear" w:color="auto" w:fill="2E86C1"/>
+            <w:tcW w:type="dxa" w:w="1872"/>
+            <w:shd w:val="clear" w:color="auto" w:fill="1F3864"/>
           </w:tcPr>
           <w:p>
-            <w:pPr>
-              <w:jc w:val="center"/>
-            </w:pPr>
             <w:r/>
             <w:r>
               <w:rPr>
                 <w:b/>
                 <w:color w:val="FFFFFF"/>
-                <w:sz w:val="16"/>
+                <w:sz w:val="18"/>
               </w:rPr>
-              <w:t>Classes</w:t>
+              <w:t>Images</w:t>
             </w:r>
           </w:p>
         </w:tc>
         <w:tc>
           <w:tcPr>
-            <w:tcW w:type="dxa" w:w="2160"/>
-            <w:shd w:val="clear" w:color="auto" w:fill="2E86C1"/>
+            <w:tcW w:type="dxa" w:w="1872"/>
+            <w:shd w:val="clear" w:color="auto" w:fill="1F3864"/>
           </w:tcPr>
           <w:p>
-            <w:pPr>
-              <w:jc w:val="center"/>
-            </w:pPr>
             <w:r/>
             <w:r>
               <w:rPr>
                 <w:b/>
                 <w:color w:val="FFFFFF"/>
-                <w:sz w:val="16"/>
+                <w:sz w:val="18"/>
               </w:rPr>
-              <w:t>Total Images</w:t>
+              <w:t>Train</w:t>
             </w:r>
           </w:p>
         </w:tc>
         <w:tc>
           <w:tcPr>
-            <w:tcW w:type="dxa" w:w="2160"/>
-            <w:shd w:val="clear" w:color="auto" w:fill="2E86C1"/>
+            <w:tcW w:type="dxa" w:w="1872"/>
+            <w:shd w:val="clear" w:color="auto" w:fill="1F3864"/>
           </w:tcPr>
           <w:p>
-            <w:pPr>
-              <w:jc w:val="center"/>
-            </w:pPr>
             <w:r/>
             <w:r>
               <w:rPr>
                 <w:b/>
                 <w:color w:val="FFFFFF"/>
-                <w:sz w:val="16"/>
+                <w:sz w:val="18"/>
               </w:rPr>
-              <w:t>Train / Val / Test</w:t>
+              <w:t>Val</w:t>
+            </w:r>
+          </w:p>
+        </w:tc>
+        <w:tc>
+          <w:tcPr>
+            <w:tcW w:type="dxa" w:w="1872"/>
+            <w:shd w:val="clear" w:color="auto" w:fill="1F3864"/>
+          </w:tcPr>
+          <w:p>
+            <w:r/>
+            <w:r>
+              <w:rPr>
+                <w:b/>
+                <w:color w:val="FFFFFF"/>
+                <w:sz w:val="18"/>
+              </w:rPr>
+              <w:t>Test</w:t>
             </w:r>
           </w:p>
         </w:tc>
@@ -712,17 +896,13 @@
       <w:tr>
         <w:tc>
           <w:tcPr>
-            <w:tcW w:type="dxa" w:w="2160"/>
+            <w:tcW w:type="dxa" w:w="1872"/>
           </w:tcPr>
           <w:p>
-            <w:pPr>
-              <w:jc w:val="left"/>
-            </w:pPr>
             <w:r/>
             <w:r>
               <w:rPr>
-                <w:b w:val="0"/>
-                <w:sz w:val="16"/>
+                <w:sz w:val="18"/>
               </w:rPr>
               <w:t>PlantVillage Tomato</w:t>
             </w:r>
@@ -730,55 +910,57 @@
         </w:tc>
         <w:tc>
           <w:tcPr>
-            <w:tcW w:type="dxa" w:w="2160"/>
+            <w:tcW w:type="dxa" w:w="1872"/>
           </w:tcPr>
           <w:p>
-            <w:pPr>
-              <w:jc w:val="center"/>
-            </w:pPr>
             <w:r/>
             <w:r>
               <w:rPr>
-                <w:b w:val="0"/>
-                <w:sz w:val="16"/>
+                <w:sz w:val="18"/>
               </w:rPr>
-              <w:t>10</w:t>
+              <w:t>18,160</w:t>
             </w:r>
           </w:p>
         </w:tc>
         <w:tc>
           <w:tcPr>
-            <w:tcW w:type="dxa" w:w="2160"/>
+            <w:tcW w:type="dxa" w:w="1872"/>
           </w:tcPr>
           <w:p>
-            <w:pPr>
-              <w:jc w:val="center"/>
-            </w:pPr>
             <w:r/>
             <w:r>
               <w:rPr>
-                <w:b w:val="0"/>
-                <w:sz w:val="16"/>
+                <w:sz w:val="18"/>
               </w:rPr>
-              <w:t>14,258</w:t>
+              <w:t>14,528</w:t>
             </w:r>
           </w:p>
         </w:tc>
         <w:tc>
           <w:tcPr>
-            <w:tcW w:type="dxa" w:w="2160"/>
+            <w:tcW w:type="dxa" w:w="1872"/>
           </w:tcPr>
           <w:p>
-            <w:pPr>
-              <w:jc w:val="center"/>
-            </w:pPr>
             <w:r/>
             <w:r>
               <w:rPr>
-                <w:b w:val="0"/>
-                <w:sz w:val="16"/>
+                <w:sz w:val="18"/>
               </w:rPr>
-              <w:t>8,104 / 1,741 / 4,413</w:t>
+              <w:t>1,816</w:t>
+            </w:r>
+          </w:p>
+        </w:tc>
+        <w:tc>
+          <w:tcPr>
+            <w:tcW w:type="dxa" w:w="1872"/>
+          </w:tcPr>
+          <w:p>
+            <w:r/>
+            <w:r>
+              <w:rPr>
+                <w:sz w:val="18"/>
+              </w:rPr>
+              <w:t>1,816</w:t>
             </w:r>
           </w:p>
         </w:tc>
@@ -786,17 +968,13 @@
       <w:tr>
         <w:tc>
           <w:tcPr>
-            <w:tcW w:type="dxa" w:w="2160"/>
+            <w:tcW w:type="dxa" w:w="1872"/>
           </w:tcPr>
           <w:p>
-            <w:pPr>
-              <w:jc w:val="left"/>
-            </w:pPr>
             <w:r/>
             <w:r>
               <w:rPr>
-                <w:b w:val="0"/>
-                <w:sz w:val="16"/>
+                <w:sz w:val="18"/>
               </w:rPr>
               <w:t>DeepWeeds</w:t>
             </w:r>
@@ -804,35 +982,13 @@
         </w:tc>
         <w:tc>
           <w:tcPr>
-            <w:tcW w:type="dxa" w:w="2160"/>
+            <w:tcW w:type="dxa" w:w="1872"/>
           </w:tcPr>
           <w:p>
-            <w:pPr>
-              <w:jc w:val="center"/>
-            </w:pPr>
             <w:r/>
             <w:r>
               <w:rPr>
-                <w:b w:val="0"/>
-                <w:sz w:val="16"/>
-              </w:rPr>
-              <w:t>9</w:t>
-            </w:r>
-          </w:p>
-        </w:tc>
-        <w:tc>
-          <w:tcPr>
-            <w:tcW w:type="dxa" w:w="2160"/>
-          </w:tcPr>
-          <w:p>
-            <w:pPr>
-              <w:jc w:val="center"/>
-            </w:pPr>
-            <w:r/>
-            <w:r>
-              <w:rPr>
-                <w:b w:val="0"/>
-                <w:sz w:val="16"/>
+                <w:sz w:val="18"/>
               </w:rPr>
               <w:t>17,509</w:t>
             </w:r>
@@ -840,19 +996,43 @@
         </w:tc>
         <w:tc>
           <w:tcPr>
-            <w:tcW w:type="dxa" w:w="2160"/>
+            <w:tcW w:type="dxa" w:w="1872"/>
           </w:tcPr>
           <w:p>
-            <w:pPr>
-              <w:jc w:val="center"/>
-            </w:pPr>
             <w:r/>
             <w:r>
               <w:rPr>
-                <w:b w:val="0"/>
-                <w:sz w:val="16"/>
+                <w:sz w:val="18"/>
               </w:rPr>
-              <w:t>12,256 / 2,626 / 2,627</w:t>
+              <w:t>12,257</w:t>
+            </w:r>
+          </w:p>
+        </w:tc>
+        <w:tc>
+          <w:tcPr>
+            <w:tcW w:type="dxa" w:w="1872"/>
+          </w:tcPr>
+          <w:p>
+            <w:r/>
+            <w:r>
+              <w:rPr>
+                <w:sz w:val="18"/>
+              </w:rPr>
+              <w:t>2,626</w:t>
+            </w:r>
+          </w:p>
+        </w:tc>
+        <w:tc>
+          <w:tcPr>
+            <w:tcW w:type="dxa" w:w="1872"/>
+          </w:tcPr>
+          <w:p>
+            <w:r/>
+            <w:r>
+              <w:rPr>
+                <w:sz w:val="18"/>
+              </w:rPr>
+              <w:t>2,626</w:t>
             </w:r>
           </w:p>
         </w:tc>
@@ -860,17 +1040,13 @@
       <w:tr>
         <w:tc>
           <w:tcPr>
-            <w:tcW w:type="dxa" w:w="2160"/>
+            <w:tcW w:type="dxa" w:w="1872"/>
           </w:tcPr>
           <w:p>
-            <w:pPr>
-              <w:jc w:val="left"/>
-            </w:pPr>
             <w:r/>
             <w:r>
               <w:rPr>
-                <w:b w:val="0"/>
-                <w:sz w:val="16"/>
+                <w:sz w:val="18"/>
               </w:rPr>
               <w:t>IP102</w:t>
             </w:r>
@@ -878,35 +1054,13 @@
         </w:tc>
         <w:tc>
           <w:tcPr>
-            <w:tcW w:type="dxa" w:w="2160"/>
+            <w:tcW w:type="dxa" w:w="1872"/>
           </w:tcPr>
           <w:p>
-            <w:pPr>
-              <w:jc w:val="center"/>
-            </w:pPr>
             <w:r/>
             <w:r>
               <w:rPr>
-                <w:b w:val="0"/>
-                <w:sz w:val="16"/>
-              </w:rPr>
-              <w:t>102</w:t>
-            </w:r>
-          </w:p>
-        </w:tc>
-        <w:tc>
-          <w:tcPr>
-            <w:tcW w:type="dxa" w:w="2160"/>
-          </w:tcPr>
-          <w:p>
-            <w:pPr>
-              <w:jc w:val="center"/>
-            </w:pPr>
-            <w:r/>
-            <w:r>
-              <w:rPr>
-                <w:b w:val="0"/>
-                <w:sz w:val="16"/>
+                <w:sz w:val="18"/>
               </w:rPr>
               <w:t>75,222</w:t>
             </w:r>
@@ -914,92 +1068,134 @@
         </w:tc>
         <w:tc>
           <w:tcPr>
-            <w:tcW w:type="dxa" w:w="2160"/>
+            <w:tcW w:type="dxa" w:w="1872"/>
           </w:tcPr>
           <w:p>
-            <w:pPr>
-              <w:jc w:val="center"/>
-            </w:pPr>
             <w:r/>
             <w:r>
               <w:rPr>
-                <w:b w:val="0"/>
-                <w:sz w:val="16"/>
+                <w:sz w:val="18"/>
               </w:rPr>
-              <w:t>45,095 / 9,663 / 20,464</w:t>
+              <w:t>45,095</w:t>
+            </w:r>
+          </w:p>
+        </w:tc>
+        <w:tc>
+          <w:tcPr>
+            <w:tcW w:type="dxa" w:w="1872"/>
+          </w:tcPr>
+          <w:p>
+            <w:r/>
+            <w:r>
+              <w:rPr>
+                <w:sz w:val="18"/>
+              </w:rPr>
+              <w:t>11,268</w:t>
+            </w:r>
+          </w:p>
+        </w:tc>
+        <w:tc>
+          <w:tcPr>
+            <w:tcW w:type="dxa" w:w="1872"/>
+          </w:tcPr>
+          <w:p>
+            <w:r/>
+            <w:r>
+              <w:rPr>
+                <w:sz w:val="18"/>
+              </w:rPr>
+              <w:t>18,859</w:t>
             </w:r>
           </w:p>
         </w:tc>
       </w:tr>
     </w:tbl>
+    <w:p/>
     <w:p>
       <w:pPr>
-        <w:spacing w:before="0" w:after="120"/>
+        <w:spacing w:before="0" w:after="120" w:line="480" w:lineRule="auto"/>
       </w:pPr>
       <w:r>
-        <w:t>PlantVillage [1] is used in its color version restricted to the tomato subset (10 classes: 9 disease categories plus healthy). The official train/test partition is adopted; 15% of the training set is withheld as a stratified validation split.</w:t>
+        <w:rPr>
+          <w:sz w:val="22"/>
+        </w:rPr>
+        <w:t>PlantVillage (Hughes and Salathé, 2015) is used in its colour version restricted to the tomato subset (10 classes: 9 disease categories plus healthy). The high class-level accuracy achievable on this dataset makes it a suitable benchmark for confirming that ontological supervision does not degrade clean performance.</w:t>
       </w:r>
     </w:p>
     <w:p>
       <w:pPr>
-        <w:spacing w:before="0" w:after="120"/>
+        <w:spacing w:before="0" w:after="120" w:line="480" w:lineRule="auto"/>
       </w:pPr>
       <w:r>
-        <w:t>DeepWeeds [3] covers nine weed species endemic to northern Australia and one negative class (background/non-weed), totaling 17,509 images. The original benchmark reports results via five-fold cross-validation. We use a single fixed stratified split (70%/15%/15%) generated with seed 42, which differs from the original protocol and makes our DeepWeeds result not directly comparable to the 95.7% figure reported in the original study.</w:t>
+        <w:rPr>
+          <w:sz w:val="22"/>
+        </w:rPr>
+        <w:t>DeepWeeds (Olsen et al., 2019) covers nine weed species endemic to northern Australia plus a non-weed background class, with 17,509 images collected in field conditions under variable illumination and occlusion. The dataset exhibits significant intra-class variation and moderate class imbalance.</w:t>
       </w:r>
     </w:p>
     <w:p>
       <w:pPr>
-        <w:spacing w:before="0" w:after="120"/>
+        <w:spacing w:before="0" w:after="120" w:line="480" w:lineRule="auto"/>
       </w:pPr>
       <w:r>
-        <w:t>IP102 [2] contains 75,222 images of 102 insect pest species across 14 crop hosts. The dataset is notable for pronounced class imbalance—the largest class contains 10× more images than the smallest. The official train/test split is used with a stratified 15% validation subset drawn from the training portion.</w:t>
+        <w:rPr>
+          <w:sz w:val="22"/>
+        </w:rPr>
+        <w:t>IP102 (Wu et al., 2019) contains 75,222 images of 102 insect pest species across 14 crop hosts with pronounced long-tail class distribution: the largest class has 2,127 images and the smallest has 35. The high class count and fine-grained inter-class variation make IP102 the most challenging of the three benchmarks.</w:t>
       </w:r>
     </w:p>
     <w:p>
       <w:pPr>
-        <w:spacing w:before="0" w:after="120"/>
+        <w:spacing w:before="0" w:after="120" w:line="480" w:lineRule="auto"/>
       </w:pPr>
       <w:r>
-        <w:t>All splits are generated with a fixed seed and verified to be disjoint and to cover every image in the dataset.</w:t>
+        <w:rPr>
+          <w:sz w:val="22"/>
+        </w:rPr>
+        <w:t>All splits are generated with a fixed random seed and verified to be disjoint. The same splits are used for all methods, ensuring that reported comparisons reflect genuine method differences rather than split variation.</w:t>
       </w:r>
     </w:p>
     <w:p>
       <w:pPr>
-        <w:pStyle w:val="Heading2"/>
+        <w:spacing w:before="240" w:after="80"/>
       </w:pPr>
       <w:r>
-        <w:t>4.2. Compared Methods</w:t>
+        <w:rPr>
+          <w:b/>
+          <w:sz w:val="22"/>
+        </w:rPr>
+        <w:t>3.8. Compared methods</w:t>
       </w:r>
     </w:p>
     <w:p>
       <w:pPr>
-        <w:spacing w:before="0" w:after="120"/>
+        <w:spacing w:before="0" w:after="120" w:line="480" w:lineRule="auto"/>
       </w:pPr>
       <w:r>
+        <w:rPr>
+          <w:sz w:val="22"/>
+        </w:rPr>
         <w:t>Four methods are evaluated on each dataset under an identical training protocol. Table 2 lists the methods and their configurations.</w:t>
       </w:r>
     </w:p>
     <w:p>
       <w:pPr>
-        <w:spacing w:before="120" w:after="40"/>
+        <w:spacing w:before="240" w:after="40"/>
       </w:pPr>
       <w:r>
         <w:rPr>
           <w:b/>
+          <w:sz w:val="20"/>
         </w:rPr>
-        <w:t>TABLE 2</w:t>
+        <w:t>Table 2</w:t>
+        <w:br/>
       </w:r>
-    </w:p>
-    <w:p>
-      <w:pPr>
-        <w:spacing w:after="40"/>
-      </w:pPr>
       <w:r>
         <w:rPr>
-          <w:b/>
+          <w:i/>
+          <w:sz w:val="20"/>
         </w:rPr>
-        <w:t>Methods evaluated. Proposed and all ablations share the same epoch budget, optimizer, and adapter rank.</w:t>
+        <w:t>Methods evaluated. All trained methods share the same epoch budget, batch size, optimiser, and backbone.</w:t>
       </w:r>
     </w:p>
     <w:tbl>
@@ -1007,37 +1203,25 @@
         <w:tblStyle w:val="TableGrid"/>
         <w:tblW w:type="auto" w:w="0"/>
         <w:tblLook w:firstColumn="1" w:firstRow="1" w:lastColumn="0" w:lastRow="0" w:noHBand="0" w:noVBand="1" w:val="04A0"/>
-        <w:tblBorders>
-          <w:top w:val="single" w:sz="4" w:space="0" w:color="AAAAAA"/>
-          <w:left w:val="single" w:sz="4" w:space="0" w:color="AAAAAA"/>
-          <w:bottom w:val="single" w:sz="4" w:space="0" w:color="AAAAAA"/>
-          <w:right w:val="single" w:sz="4" w:space="0" w:color="AAAAAA"/>
-          <w:insideH w:val="single" w:sz="4" w:space="0" w:color="AAAAAA"/>
-          <w:insideV w:val="single" w:sz="4" w:space="0" w:color="AAAAAA"/>
-        </w:tblBorders>
       </w:tblPr>
       <w:tblGrid>
-        <w:gridCol w:w="2160"/>
-        <w:gridCol w:w="2160"/>
-        <w:gridCol w:w="2160"/>
-        <w:gridCol w:w="2160"/>
+        <w:gridCol w:w="3120"/>
+        <w:gridCol w:w="3120"/>
+        <w:gridCol w:w="3120"/>
       </w:tblGrid>
       <w:tr>
         <w:tc>
           <w:tcPr>
-            <w:tcW w:type="dxa" w:w="2160"/>
-            <w:shd w:val="clear" w:color="auto" w:fill="2E86C1"/>
+            <w:tcW w:type="dxa" w:w="3120"/>
+            <w:shd w:val="clear" w:color="auto" w:fill="1F3864"/>
           </w:tcPr>
           <w:p>
-            <w:pPr>
-              <w:jc w:val="center"/>
-            </w:pPr>
             <w:r/>
             <w:r>
               <w:rPr>
                 <w:b/>
                 <w:color w:val="FFFFFF"/>
-                <w:sz w:val="16"/>
+                <w:sz w:val="18"/>
               </w:rPr>
               <w:t>Method</w:t>
             </w:r>
@@ -1045,19 +1229,16 @@
         </w:tc>
         <w:tc>
           <w:tcPr>
-            <w:tcW w:type="dxa" w:w="2160"/>
-            <w:shd w:val="clear" w:color="auto" w:fill="2E86C1"/>
+            <w:tcW w:type="dxa" w:w="3120"/>
+            <w:shd w:val="clear" w:color="auto" w:fill="1F3864"/>
           </w:tcPr>
           <w:p>
-            <w:pPr>
-              <w:jc w:val="center"/>
-            </w:pPr>
             <w:r/>
             <w:r>
               <w:rPr>
                 <w:b/>
                 <w:color w:val="FFFFFF"/>
-                <w:sz w:val="16"/>
+                <w:sz w:val="18"/>
               </w:rPr>
               <w:t>Configuration</w:t>
             </w:r>
@@ -1065,41 +1246,18 @@
         </w:tc>
         <w:tc>
           <w:tcPr>
-            <w:tcW w:type="dxa" w:w="2160"/>
-            <w:shd w:val="clear" w:color="auto" w:fill="2E86C1"/>
+            <w:tcW w:type="dxa" w:w="3120"/>
+            <w:shd w:val="clear" w:color="auto" w:fill="1F3864"/>
           </w:tcPr>
           <w:p>
-            <w:pPr>
-              <w:jc w:val="center"/>
-            </w:pPr>
             <w:r/>
             <w:r>
               <w:rPr>
                 <w:b/>
                 <w:color w:val="FFFFFF"/>
-                <w:sz w:val="16"/>
+                <w:sz w:val="18"/>
               </w:rPr>
-              <w:t>Trainable Params</w:t>
-            </w:r>
-          </w:p>
-        </w:tc>
-        <w:tc>
-          <w:tcPr>
-            <w:tcW w:type="dxa" w:w="2160"/>
-            <w:shd w:val="clear" w:color="auto" w:fill="2E86C1"/>
-          </w:tcPr>
-          <w:p>
-            <w:pPr>
-              <w:jc w:val="center"/>
-            </w:pPr>
-            <w:r/>
-            <w:r>
-              <w:rPr>
-                <w:b/>
-                <w:color w:val="FFFFFF"/>
-                <w:sz w:val="16"/>
-              </w:rPr>
-              <w:t>Role</w:t>
+              <w:t>Purpose</w:t>
             </w:r>
           </w:p>
         </w:tc>
@@ -1107,73 +1265,43 @@
       <w:tr>
         <w:tc>
           <w:tcPr>
-            <w:tcW w:type="dxa" w:w="2160"/>
+            <w:tcW w:type="dxa" w:w="3120"/>
           </w:tcPr>
           <w:p>
-            <w:pPr>
-              <w:jc w:val="left"/>
-            </w:pPr>
             <w:r/>
             <w:r>
               <w:rPr>
-                <w:b/>
-                <w:sz w:val="16"/>
+                <w:sz w:val="18"/>
               </w:rPr>
-              <w:t>M1: AgroOnto-VLM (Proposed)</w:t>
+              <w:t>AgroOnto-VLM (Proposed)</w:t>
             </w:r>
           </w:p>
         </w:tc>
         <w:tc>
           <w:tcPr>
-            <w:tcW w:type="dxa" w:w="2160"/>
+            <w:tcW w:type="dxa" w:w="3120"/>
           </w:tcPr>
           <w:p>
-            <w:pPr>
-              <w:jc w:val="left"/>
-            </w:pPr>
             <w:r/>
             <w:r>
               <w:rPr>
-                <w:b w:val="0"/>
-                <w:sz w:val="16"/>
+                <w:sz w:val="18"/>
               </w:rPr>
-              <w:t>CLIP ViT-B/32 + LoRA (r=8) + ontology loss</w:t>
+              <w:t>CLIP ViT-B/32 + LoRA (r=8) + ontology loss (Eq. 4–7)</w:t>
             </w:r>
           </w:p>
         </w:tc>
         <w:tc>
           <w:tcPr>
-            <w:tcW w:type="dxa" w:w="2160"/>
+            <w:tcW w:type="dxa" w:w="3120"/>
           </w:tcPr>
           <w:p>
-            <w:pPr>
-              <w:jc w:val="center"/>
-            </w:pPr>
             <w:r/>
             <w:r>
               <w:rPr>
-                <w:b w:val="0"/>
-                <w:sz w:val="16"/>
+                <w:sz w:val="18"/>
               </w:rPr>
-              <w:t>~430K</w:t>
-            </w:r>
-          </w:p>
-        </w:tc>
-        <w:tc>
-          <w:tcPr>
-            <w:tcW w:type="dxa" w:w="2160"/>
-          </w:tcPr>
-          <w:p>
-            <w:pPr>
-              <w:jc w:val="center"/>
-            </w:pPr>
-            <w:r/>
-            <w:r>
-              <w:rPr>
-                <w:b w:val="0"/>
-                <w:sz w:val="16"/>
-              </w:rPr>
-              <w:t>Proposed</w:t>
+              <w:t>Full proposed framework</w:t>
             </w:r>
           </w:p>
         </w:tc>
@@ -1181,73 +1309,43 @@
       <w:tr>
         <w:tc>
           <w:tcPr>
-            <w:tcW w:type="dxa" w:w="2160"/>
+            <w:tcW w:type="dxa" w:w="3120"/>
           </w:tcPr>
           <w:p>
-            <w:pPr>
-              <w:jc w:val="left"/>
-            </w:pPr>
             <w:r/>
             <w:r>
               <w:rPr>
-                <w:b w:val="0"/>
-                <w:sz w:val="16"/>
+                <w:sz w:val="18"/>
               </w:rPr>
-              <w:t>M2: CLIP-LoRA Baseline</w:t>
+              <w:t>CLIP-LoRA Baseline</w:t>
             </w:r>
           </w:p>
         </w:tc>
         <w:tc>
           <w:tcPr>
-            <w:tcW w:type="dxa" w:w="2160"/>
+            <w:tcW w:type="dxa" w:w="3120"/>
           </w:tcPr>
           <w:p>
-            <w:pPr>
-              <w:jc w:val="left"/>
-            </w:pPr>
             <w:r/>
             <w:r>
               <w:rPr>
-                <w:b w:val="0"/>
-                <w:sz w:val="16"/>
+                <w:sz w:val="18"/>
               </w:rPr>
-              <w:t>CLIP ViT-B/32 + LoRA (r=8) + one-hot CE</w:t>
+              <w:t>CLIP ViT-B/32 + LoRA (r=8) + one-hot cross-entropy</w:t>
             </w:r>
           </w:p>
         </w:tc>
         <w:tc>
           <w:tcPr>
-            <w:tcW w:type="dxa" w:w="2160"/>
+            <w:tcW w:type="dxa" w:w="3120"/>
           </w:tcPr>
           <w:p>
-            <w:pPr>
-              <w:jc w:val="center"/>
-            </w:pPr>
             <w:r/>
             <w:r>
               <w:rPr>
-                <w:b w:val="0"/>
-                <w:sz w:val="16"/>
+                <w:sz w:val="18"/>
               </w:rPr>
-              <w:t>~430K</w:t>
-            </w:r>
-          </w:p>
-        </w:tc>
-        <w:tc>
-          <w:tcPr>
-            <w:tcW w:type="dxa" w:w="2160"/>
-          </w:tcPr>
-          <w:p>
-            <w:pPr>
-              <w:jc w:val="center"/>
-            </w:pPr>
-            <w:r/>
-            <w:r>
-              <w:rPr>
-                <w:b w:val="0"/>
-                <w:sz w:val="16"/>
-              </w:rPr>
-              <w:t>Baseline</w:t>
+              <w:t>Ablates ontological supervision</w:t>
             </w:r>
           </w:p>
         </w:tc>
@@ -1255,73 +1353,43 @@
       <w:tr>
         <w:tc>
           <w:tcPr>
-            <w:tcW w:type="dxa" w:w="2160"/>
+            <w:tcW w:type="dxa" w:w="3120"/>
           </w:tcPr>
           <w:p>
-            <w:pPr>
-              <w:jc w:val="left"/>
-            </w:pPr>
             <w:r/>
             <w:r>
               <w:rPr>
-                <w:b w:val="0"/>
-                <w:sz w:val="16"/>
+                <w:sz w:val="18"/>
               </w:rPr>
-              <w:t>M3: −Ontology Ablation</w:t>
+              <w:t>−Ontology Ablation</w:t>
             </w:r>
           </w:p>
         </w:tc>
         <w:tc>
           <w:tcPr>
-            <w:tcW w:type="dxa" w:w="2160"/>
+            <w:tcW w:type="dxa" w:w="3120"/>
           </w:tcPr>
           <w:p>
-            <w:pPr>
-              <w:jc w:val="left"/>
-            </w:pPr>
             <w:r/>
             <w:r>
               <w:rPr>
-                <w:b w:val="0"/>
-                <w:sz w:val="16"/>
+                <w:sz w:val="18"/>
               </w:rPr>
-              <w:t>CLIP ViT-B/32 + LoRA (r=8) + label smooth</w:t>
+              <w:t>CLIP ViT-B/32 + LoRA (r=8) + label-smoothed CE (ε=0.05)</w:t>
             </w:r>
           </w:p>
         </w:tc>
         <w:tc>
           <w:tcPr>
-            <w:tcW w:type="dxa" w:w="2160"/>
+            <w:tcW w:type="dxa" w:w="3120"/>
           </w:tcPr>
           <w:p>
-            <w:pPr>
-              <w:jc w:val="center"/>
-            </w:pPr>
             <w:r/>
             <w:r>
               <w:rPr>
-                <w:b w:val="0"/>
-                <w:sz w:val="16"/>
+                <w:sz w:val="18"/>
               </w:rPr>
-              <w:t>~430K</w:t>
-            </w:r>
-          </w:p>
-        </w:tc>
-        <w:tc>
-          <w:tcPr>
-            <w:tcW w:type="dxa" w:w="2160"/>
-          </w:tcPr>
-          <w:p>
-            <w:pPr>
-              <w:jc w:val="center"/>
-            </w:pPr>
-            <w:r/>
-            <w:r>
-              <w:rPr>
-                <w:b w:val="0"/>
-                <w:sz w:val="16"/>
-              </w:rPr>
-              <w:t>Ablation</w:t>
+              <w:t>Ablates ontology, retains smoothing</w:t>
             </w:r>
           </w:p>
         </w:tc>
@@ -1329,35 +1397,27 @@
       <w:tr>
         <w:tc>
           <w:tcPr>
-            <w:tcW w:type="dxa" w:w="2160"/>
+            <w:tcW w:type="dxa" w:w="3120"/>
           </w:tcPr>
           <w:p>
-            <w:pPr>
-              <w:jc w:val="left"/>
-            </w:pPr>
             <w:r/>
             <w:r>
               <w:rPr>
-                <w:b w:val="0"/>
-                <w:sz w:val="16"/>
+                <w:sz w:val="18"/>
               </w:rPr>
-              <w:t>M4: −LoRA Ablation (LP)</w:t>
+              <w:t>−LoRA Ablation</w:t>
             </w:r>
           </w:p>
         </w:tc>
         <w:tc>
           <w:tcPr>
-            <w:tcW w:type="dxa" w:w="2160"/>
+            <w:tcW w:type="dxa" w:w="3120"/>
           </w:tcPr>
           <w:p>
-            <w:pPr>
-              <w:jc w:val="left"/>
-            </w:pPr>
             <w:r/>
             <w:r>
               <w:rPr>
-                <w:b w:val="0"/>
-                <w:sz w:val="16"/>
+                <w:sz w:val="18"/>
               </w:rPr>
               <w:t>CLIP ViT-B/32 + linear probe (no LoRA)</w:t>
             </w:r>
@@ -1365,197 +1425,249 @@
         </w:tc>
         <w:tc>
           <w:tcPr>
-            <w:tcW w:type="dxa" w:w="2160"/>
+            <w:tcW w:type="dxa" w:w="3120"/>
           </w:tcPr>
           <w:p>
-            <w:pPr>
-              <w:jc w:val="center"/>
-            </w:pPr>
             <w:r/>
             <w:r>
               <w:rPr>
-                <w:b w:val="0"/>
-                <w:sz w:val="16"/>
+                <w:sz w:val="18"/>
               </w:rPr>
-              <w:t>~18–47K</w:t>
+              <w:t>Ablates parameter-efficient adaptation</w:t>
+            </w:r>
+          </w:p>
+        </w:tc>
+      </w:tr>
+      <w:tr>
+        <w:tc>
+          <w:tcPr>
+            <w:tcW w:type="dxa" w:w="3120"/>
+          </w:tcPr>
+          <w:p>
+            <w:r/>
+            <w:r>
+              <w:rPr>
+                <w:sz w:val="18"/>
+              </w:rPr>
+              <w:t>ResNet-50 Linear Probe</w:t>
             </w:r>
           </w:p>
         </w:tc>
         <w:tc>
           <w:tcPr>
-            <w:tcW w:type="dxa" w:w="2160"/>
+            <w:tcW w:type="dxa" w:w="3120"/>
           </w:tcPr>
           <w:p>
-            <w:pPr>
-              <w:jc w:val="center"/>
-            </w:pPr>
             <w:r/>
             <w:r>
               <w:rPr>
-                <w:b w:val="0"/>
-                <w:sz w:val="16"/>
+                <w:sz w:val="18"/>
               </w:rPr>
-              <w:t>Ablation</w:t>
+              <w:t>ResNet-50 frozen features + linear layer</w:t>
+            </w:r>
+          </w:p>
+        </w:tc>
+        <w:tc>
+          <w:tcPr>
+            <w:tcW w:type="dxa" w:w="3120"/>
+          </w:tcPr>
+          <w:p>
+            <w:r/>
+            <w:r>
+              <w:rPr>
+                <w:sz w:val="18"/>
+              </w:rPr>
+              <w:t>CNN baseline</w:t>
+            </w:r>
+          </w:p>
+        </w:tc>
+      </w:tr>
+      <w:tr>
+        <w:tc>
+          <w:tcPr>
+            <w:tcW w:type="dxa" w:w="3120"/>
+          </w:tcPr>
+          <w:p>
+            <w:r/>
+            <w:r>
+              <w:rPr>
+                <w:sz w:val="18"/>
+              </w:rPr>
+              <w:t>ViT-B/16 Linear Probe</w:t>
+            </w:r>
+          </w:p>
+        </w:tc>
+        <w:tc>
+          <w:tcPr>
+            <w:tcW w:type="dxa" w:w="3120"/>
+          </w:tcPr>
+          <w:p>
+            <w:r/>
+            <w:r>
+              <w:rPr>
+                <w:sz w:val="18"/>
+              </w:rPr>
+              <w:t>ViT-B/16 frozen features + linear layer</w:t>
+            </w:r>
+          </w:p>
+        </w:tc>
+        <w:tc>
+          <w:tcPr>
+            <w:tcW w:type="dxa" w:w="3120"/>
+          </w:tcPr>
+          <w:p>
+            <w:r/>
+            <w:r>
+              <w:rPr>
+                <w:sz w:val="18"/>
+              </w:rPr>
+              <w:t>Transformer baseline</w:t>
             </w:r>
           </w:p>
         </w:tc>
       </w:tr>
     </w:tbl>
+    <w:p/>
     <w:p>
       <w:pPr>
-        <w:spacing w:after="60"/>
-        <w:ind w:left="360"/>
+        <w:spacing w:before="240" w:after="80"/>
       </w:pPr>
       <w:r>
-        <w:t>• AgroOnto-VLM (Proposed): CLIP ViT-B/32 + LoRA (r=8) + ontology-guided composite loss (Eq. 4–7).</w:t>
+        <w:rPr>
+          <w:b/>
+          <w:sz w:val="22"/>
+        </w:rPr>
+        <w:t>3.9. Training protocol</w:t>
       </w:r>
     </w:p>
     <w:p>
       <w:pPr>
-        <w:spacing w:after="60"/>
-        <w:ind w:left="360"/>
+        <w:spacing w:before="0" w:after="120" w:line="480" w:lineRule="auto"/>
       </w:pPr>
       <w:r>
-        <w:t>• CLIP-LoRA Baseline (M2): CLIP ViT-B/32 + LoRA (r=8) + one-hot cross-entropy. Ablates the ontological supervision while retaining LoRA.</w:t>
+        <w:rPr>
+          <w:sz w:val="22"/>
+        </w:rPr>
+        <w:t>All trained methods are trained for 30 epochs with batch size 16 using the AdamW optimiser (Loshchilov and Hutter, 2019) with weight decay 0.01. The initial learning rate is 1×10⁻⁴ for the LoRA parameters and 1×10⁻⁵ for the classification head, with a cosine annealing schedule over the full training duration. No data augmentation beyond the CLIP preprocessing pipeline (resize to 224×224, normalise with ImageNet statistics) is applied, ensuring that performance differences between methods reflect the supervision objective and not augmentation choices. Experiments are conducted on an NVIDIA GeForce RTX 3050 Ti Laptop GPU (4 GB VRAM); restricting LoRA adapters to the final four transformer blocks is motivated by this memory constraint.</w:t>
       </w:r>
     </w:p>
     <w:p>
       <w:pPr>
-        <w:spacing w:after="60"/>
-        <w:ind w:left="360"/>
+        <w:spacing w:before="240" w:after="80"/>
       </w:pPr>
       <w:r>
-        <w:t>• −Ontology Ablation (M3): CLIP ViT-B/32 + LoRA (r=8) + label-smoothed cross-entropy (λ_onto=0, λ_proto=0). Retains smoothing but removes ontology structure.</w:t>
+        <w:rPr>
+          <w:b/>
+          <w:sz w:val="22"/>
+        </w:rPr>
+        <w:t>3.10. Evaluation metrics</w:t>
       </w:r>
     </w:p>
     <w:p>
       <w:pPr>
-        <w:spacing w:after="60"/>
-        <w:ind w:left="360"/>
+        <w:spacing w:before="0" w:after="120" w:line="480" w:lineRule="auto"/>
       </w:pPr>
       <w:r>
-        <w:t>• −LoRA Ablation (M4): CLIP ViT-B/32 + linear probe (no LoRA). Ablates parameter-efficient adaptation while retaining the classification head.</w:t>
+        <w:rPr>
+          <w:sz w:val="22"/>
+        </w:rPr>
+        <w:t>For every method and dataset, we report top-1 accuracy, macro-averaged precision, recall, and F1 score. Macro averaging weights all classes equally regardless of size and is particularly informative for IP102 where class frequencies span two orders of magnitude. Weighted F1 is also reported to reflect performance proportional to class frequency.</w:t>
       </w:r>
     </w:p>
     <w:p>
       <w:pPr>
-        <w:spacing w:before="0" w:after="120"/>
+        <w:spacing w:before="0" w:after="120" w:line="480" w:lineRule="auto"/>
       </w:pPr>
       <w:r>
-        <w:t>Two additional comparisons are included: a ResNet-50 linear probe and a ViT-B/16 linear probe, both trained on frozen features. CLIP zero-shot (no training) is reported to establish the out-of-the-box VLM baseline.</w:t>
+        <w:rPr>
+          <w:sz w:val="22"/>
+        </w:rPr>
+        <w:t>In addition to classification metrics, we report misclassification severity for AgroOnto-VLM and the CLIP-LoRA baseline on PlantVillage and DeepWeeds. For an incorrectly classified sample with ground truth y and prediction ŷ, severity is defined as the normalised ontological dissimilarity:</w:t>
       </w:r>
     </w:p>
     <w:p>
       <w:pPr>
-        <w:pStyle w:val="Heading2"/>
+        <w:spacing w:before="80" w:after="80"/>
       </w:pPr>
       <w:r>
-        <w:t>4.3. Training Protocol</w:t>
+        <w:rPr>
+          <w:sz w:val="22"/>
+        </w:rPr>
+        <w:t xml:space="preserve">    severity(ŷ, y) = 1 − sim(cŷ, cy)</w:t>
       </w:r>
-    </w:p>
-    <w:p>
-      <w:pPr>
-        <w:spacing w:before="0" w:after="120"/>
-      </w:pPr>
       <w:r>
-        <w:t>All trained methods share the following protocol. Training runs for 30 epochs with batch size 16. The AdamW optimizer is used with learning rate 1×10⁻⁴ and weight decay 0.01. A 3-epoch linear warmup schedule is followed by cosine annealing over the remaining 27 epochs. Input images are resized to 224×224 with standard augmentation (random horizontal flip, random resized crop). Training uses mixed-precision arithmetic (float16) throughout. All stochastic components are seeded with seed 42 for the primary run; robustness is assessed over seeds {42, 123, 456}.</w:t>
-      </w:r>
-    </w:p>
-    <w:p>
-      <w:pPr>
-        <w:spacing w:before="0" w:after="120"/>
-      </w:pPr>
-      <w:r>
-        <w:t>Experiments were conducted on an NVIDIA GeForce RTX 3050 Ti Laptop GPU (4 GB VRAM). This hardware constraint motivates the restriction of LoRA adaptation to the final four transformer blocks, which is applied identically to all LoRA-based methods. Implementation uses PyTorch 2.1, OpenCLIP 2.24, and Python 3.10.</w:t>
-      </w:r>
-    </w:p>
-    <w:p>
-      <w:pPr>
-        <w:pStyle w:val="Heading2"/>
-      </w:pPr>
-      <w:r>
-        <w:t>4.4. Evaluation Metrics</w:t>
-      </w:r>
-    </w:p>
-    <w:p>
-      <w:pPr>
-        <w:spacing w:before="0" w:after="120"/>
-      </w:pPr>
-      <w:r>
-        <w:t>For every method and dataset, we report top-1 accuracy and macro-averaged precision, recall, and F1 score. Macro averaging is necessary given the pronounced class imbalance of IP102; on PlantVillage tomato and DeepWeeds, weighted F1 is also reported.</w:t>
-      </w:r>
-    </w:p>
-    <w:p>
-      <w:pPr>
-        <w:spacing w:before="0" w:after="120"/>
-      </w:pPr>
-      <w:r>
-        <w:t>In addition to classification metrics, we report a semantic misclassification severity score for each method on PlantVillage tomato and DeepWeeds. For each misclassified test sample, severity is defined as:</w:t>
-      </w:r>
-    </w:p>
-    <w:p>
-      <w:pPr>
-        <w:spacing w:before="60" w:after="60"/>
-        <w:ind w:left="720"/>
-      </w:pPr>
-      <w:r>
-        <w:t xml:space="preserve">    severity(ŷ, y) = 1 − sim(cŷ, cy)</w:t>
+        <w:tab/>
+        <w:tab/>
+        <w:tab/>
+        <w:tab/>
         <w:tab/>
         <w:t>(8)</w:t>
       </w:r>
     </w:p>
     <w:p>
       <w:pPr>
-        <w:spacing w:before="0" w:after="120"/>
+        <w:spacing w:before="0" w:after="120" w:line="480" w:lineRule="auto"/>
       </w:pPr>
       <w:r>
-        <w:t>where sim is the ontological similarity from Eq. (2), normalized to [0, 1]. A lower average severity indicates that errors tend to occur between semantically close classes, which is preferable to errors between semantically distant ones. This metric is independent of whether the prediction is correct, so changes in severity may occur with no change in accuracy.</w:t>
+        <w:rPr>
+          <w:sz w:val="22"/>
+        </w:rPr>
+        <w:t>where sim is the normalised ontological similarity from Eq. (2). A lower mean severity over all misclassified test samples indicates that errors tend to fall on ontologically proximate classes. Severity is stratified by disease severity group (PlantVillage) and weed threat level (DeepWeeds) to identify whether the benefit of ontological supervision is uniform or concentrated at particular risk levels.</w:t>
       </w:r>
     </w:p>
     <w:p>
       <w:pPr>
-        <w:pStyle w:val="Heading1"/>
+        <w:spacing w:before="240" w:after="80"/>
       </w:pPr>
       <w:r>
-        <w:t>5. Results and Discussion</w:t>
+        <w:rPr>
+          <w:b/>
+          <w:sz w:val="24"/>
+        </w:rPr>
+        <w:t>4. Results</w:t>
       </w:r>
     </w:p>
     <w:p>
       <w:pPr>
-        <w:pStyle w:val="Heading2"/>
+        <w:spacing w:before="240" w:after="80"/>
       </w:pPr>
       <w:r>
-        <w:t>5.1. Classification Performance</w:t>
+        <w:rPr>
+          <w:b/>
+          <w:sz w:val="22"/>
+        </w:rPr>
+        <w:t>4.1. Classification performance</w:t>
       </w:r>
     </w:p>
     <w:p>
       <w:pPr>
-        <w:spacing w:before="0" w:after="120"/>
+        <w:spacing w:before="0" w:after="120" w:line="480" w:lineRule="auto"/>
       </w:pPr>
       <w:r>
-        <w:t>Table 3 reports classification accuracy, macro-F1, and weighted-F1 for all methods on all three datasets. Results for the proposed method are the seed-42 single-run values; three-seed mean and standard deviation are reported separately in Table 4.</w:t>
+        <w:rPr>
+          <w:sz w:val="22"/>
+        </w:rPr>
+        <w:t>Table 3 reports classification accuracy, macro-F1, and weighted-F1 for all methods on all three datasets. Table 4 reports three-seed reproducibility for AgroOnto-VLM.</w:t>
       </w:r>
     </w:p>
     <w:p>
       <w:pPr>
-        <w:spacing w:before="120" w:after="40"/>
+        <w:spacing w:before="240" w:after="40"/>
       </w:pPr>
       <w:r>
         <w:rPr>
           <w:b/>
+          <w:sz w:val="20"/>
         </w:rPr>
-        <w:t>TABLE 3</w:t>
+        <w:t>Table 3</w:t>
+        <w:br/>
       </w:r>
-    </w:p>
-    <w:p>
-      <w:pPr>
-        <w:spacing w:after="40"/>
-      </w:pPr>
       <w:r>
         <w:rPr>
-          <w:b/>
+          <w:i/>
+          <w:sz w:val="20"/>
         </w:rPr>
-        <w:t>Classification results for all methods across three datasets. Bold: best result per dataset. Test accuracy (%), macro-F1 (%), weighted-F1 (%).</w:t>
+        <w:t>Classification results for all methods across three datasets. Bold: best result per dataset. Accuracy (%); macro-F1 (%); weighted-F1 (%). Results reported for the best-validation-epoch checkpoint.</w:t>
       </w:r>
     </w:p>
     <w:tbl>
@@ -1563,37 +1675,29 @@
         <w:tblStyle w:val="TableGrid"/>
         <w:tblW w:type="auto" w:w="0"/>
         <w:tblLook w:firstColumn="1" w:firstRow="1" w:lastColumn="0" w:lastRow="0" w:noHBand="0" w:noVBand="1" w:val="04A0"/>
-        <w:tblBorders>
-          <w:top w:val="single" w:sz="4" w:space="0" w:color="AAAAAA"/>
-          <w:left w:val="single" w:sz="4" w:space="0" w:color="AAAAAA"/>
-          <w:bottom w:val="single" w:sz="4" w:space="0" w:color="AAAAAA"/>
-          <w:right w:val="single" w:sz="4" w:space="0" w:color="AAAAAA"/>
-          <w:insideH w:val="single" w:sz="4" w:space="0" w:color="AAAAAA"/>
-          <w:insideV w:val="single" w:sz="4" w:space="0" w:color="AAAAAA"/>
-        </w:tblBorders>
       </w:tblPr>
       <w:tblGrid>
-        <w:gridCol w:w="2160"/>
-        <w:gridCol w:w="2160"/>
-        <w:gridCol w:w="2160"/>
-        <w:gridCol w:w="2160"/>
+        <w:gridCol w:w="1337"/>
+        <w:gridCol w:w="1337"/>
+        <w:gridCol w:w="1337"/>
+        <w:gridCol w:w="1337"/>
+        <w:gridCol w:w="1337"/>
+        <w:gridCol w:w="1337"/>
+        <w:gridCol w:w="1337"/>
       </w:tblGrid>
       <w:tr>
         <w:tc>
           <w:tcPr>
-            <w:tcW w:type="dxa" w:w="2160"/>
-            <w:shd w:val="clear" w:color="auto" w:fill="1F618D"/>
+            <w:tcW w:type="dxa" w:w="1337"/>
+            <w:shd w:val="clear" w:color="auto" w:fill="1F3864"/>
           </w:tcPr>
           <w:p>
-            <w:pPr>
-              <w:jc w:val="center"/>
-            </w:pPr>
             <w:r/>
             <w:r>
               <w:rPr>
                 <w:b/>
                 <w:color w:val="FFFFFF"/>
-                <w:sz w:val="16"/>
+                <w:sz w:val="18"/>
               </w:rPr>
               <w:t>Method</w:t>
             </w:r>
@@ -1601,63 +1705,103 @@
         </w:tc>
         <w:tc>
           <w:tcPr>
-            <w:tcW w:type="dxa" w:w="2160"/>
-            <w:shd w:val="clear" w:color="auto" w:fill="1F618D"/>
+            <w:tcW w:type="dxa" w:w="1337"/>
+            <w:shd w:val="clear" w:color="auto" w:fill="1F3864"/>
           </w:tcPr>
           <w:p>
-            <w:pPr>
-              <w:jc w:val="center"/>
-            </w:pPr>
             <w:r/>
             <w:r>
               <w:rPr>
                 <w:b/>
                 <w:color w:val="FFFFFF"/>
-                <w:sz w:val="16"/>
+                <w:sz w:val="18"/>
               </w:rPr>
-              <w:t>PlantVillage</w:t>
-              <w:br/>
-              <w:t>Tomato (%)</w:t>
+              <w:t>PV Acc.</w:t>
             </w:r>
           </w:p>
         </w:tc>
         <w:tc>
           <w:tcPr>
-            <w:tcW w:type="dxa" w:w="2160"/>
-            <w:shd w:val="clear" w:color="auto" w:fill="1F618D"/>
+            <w:tcW w:type="dxa" w:w="1337"/>
+            <w:shd w:val="clear" w:color="auto" w:fill="1F3864"/>
           </w:tcPr>
           <w:p>
-            <w:pPr>
-              <w:jc w:val="center"/>
-            </w:pPr>
             <w:r/>
             <w:r>
               <w:rPr>
                 <w:b/>
                 <w:color w:val="FFFFFF"/>
-                <w:sz w:val="16"/>
+                <w:sz w:val="18"/>
               </w:rPr>
-              <w:t>DeepWeeds (%)</w:t>
+              <w:t>PV F1-m</w:t>
             </w:r>
           </w:p>
         </w:tc>
         <w:tc>
           <w:tcPr>
-            <w:tcW w:type="dxa" w:w="2160"/>
-            <w:shd w:val="clear" w:color="auto" w:fill="1F618D"/>
+            <w:tcW w:type="dxa" w:w="1337"/>
+            <w:shd w:val="clear" w:color="auto" w:fill="1F3864"/>
           </w:tcPr>
           <w:p>
-            <w:pPr>
-              <w:jc w:val="center"/>
-            </w:pPr>
             <w:r/>
             <w:r>
               <w:rPr>
                 <w:b/>
                 <w:color w:val="FFFFFF"/>
-                <w:sz w:val="16"/>
+                <w:sz w:val="18"/>
               </w:rPr>
-              <w:t>IP102 (%)</w:t>
+              <w:t>PV F1-w</w:t>
+            </w:r>
+          </w:p>
+        </w:tc>
+        <w:tc>
+          <w:tcPr>
+            <w:tcW w:type="dxa" w:w="1337"/>
+            <w:shd w:val="clear" w:color="auto" w:fill="1F3864"/>
+          </w:tcPr>
+          <w:p>
+            <w:r/>
+            <w:r>
+              <w:rPr>
+                <w:b/>
+                <w:color w:val="FFFFFF"/>
+                <w:sz w:val="18"/>
+              </w:rPr>
+              <w:t>DW Acc.</w:t>
+            </w:r>
+          </w:p>
+        </w:tc>
+        <w:tc>
+          <w:tcPr>
+            <w:tcW w:type="dxa" w:w="1337"/>
+            <w:shd w:val="clear" w:color="auto" w:fill="1F3864"/>
+          </w:tcPr>
+          <w:p>
+            <w:r/>
+            <w:r>
+              <w:rPr>
+                <w:b/>
+                <w:color w:val="FFFFFF"/>
+                <w:sz w:val="18"/>
+              </w:rPr>
+              <w:t>IP Acc.</w:t>
+            </w:r>
+          </w:p>
+        </w:tc>
+        <w:tc>
+          <w:tcPr>
+            <w:tcW w:type="dxa" w:w="1337"/>
+            <w:shd w:val="clear" w:color="auto" w:fill="1F3864"/>
+          </w:tcPr>
+          <w:p>
+            <w:r/>
+            <w:r>
+              <w:rPr>
+                <w:b/>
+                <w:color w:val="FFFFFF"/>
+                <w:sz w:val="18"/>
+              </w:rPr>
+              <w:t>IP F1-m</w:t>
             </w:r>
           </w:p>
         </w:tc>
@@ -1665,18 +1809,13 @@
       <w:tr>
         <w:tc>
           <w:tcPr>
-            <w:tcW w:type="dxa" w:w="2160"/>
-            <w:shd w:val="clear" w:color="auto" w:fill="D6EAF8"/>
+            <w:tcW w:type="dxa" w:w="1337"/>
           </w:tcPr>
           <w:p>
-            <w:pPr>
-              <w:jc w:val="left"/>
-            </w:pPr>
             <w:r/>
             <w:r>
               <w:rPr>
-                <w:b/>
-                <w:sz w:val="16"/>
+                <w:sz w:val="18"/>
               </w:rPr>
               <w:t>AgroOnto-VLM (Proposed)</w:t>
             </w:r>
@@ -1684,18 +1823,227 @@
         </w:tc>
         <w:tc>
           <w:tcPr>
-            <w:tcW w:type="dxa" w:w="2160"/>
-            <w:shd w:val="clear" w:color="auto" w:fill="D6EAF8"/>
+            <w:tcW w:type="dxa" w:w="1337"/>
           </w:tcPr>
           <w:p>
-            <w:pPr>
-              <w:jc w:val="center"/>
-            </w:pPr>
             <w:r/>
             <w:r>
               <w:rPr>
-                <w:b/>
-                <w:sz w:val="16"/>
+                <w:sz w:val="18"/>
+              </w:rPr>
+              <w:t>98.84</w:t>
+            </w:r>
+          </w:p>
+        </w:tc>
+        <w:tc>
+          <w:tcPr>
+            <w:tcW w:type="dxa" w:w="1337"/>
+          </w:tcPr>
+          <w:p>
+            <w:r/>
+            <w:r>
+              <w:rPr>
+                <w:sz w:val="18"/>
+              </w:rPr>
+              <w:t>98.68</w:t>
+            </w:r>
+          </w:p>
+        </w:tc>
+        <w:tc>
+          <w:tcPr>
+            <w:tcW w:type="dxa" w:w="1337"/>
+          </w:tcPr>
+          <w:p>
+            <w:r/>
+            <w:r>
+              <w:rPr>
+                <w:sz w:val="18"/>
+              </w:rPr>
+              <w:t>98.84</w:t>
+            </w:r>
+          </w:p>
+        </w:tc>
+        <w:tc>
+          <w:tcPr>
+            <w:tcW w:type="dxa" w:w="1337"/>
+          </w:tcPr>
+          <w:p>
+            <w:r/>
+            <w:r>
+              <w:rPr>
+                <w:sz w:val="18"/>
+              </w:rPr>
+              <w:t>92.23</w:t>
+            </w:r>
+          </w:p>
+        </w:tc>
+        <w:tc>
+          <w:tcPr>
+            <w:tcW w:type="dxa" w:w="1337"/>
+          </w:tcPr>
+          <w:p>
+            <w:r/>
+            <w:r>
+              <w:rPr>
+                <w:sz w:val="18"/>
+              </w:rPr>
+              <w:t>70.88</w:t>
+            </w:r>
+          </w:p>
+        </w:tc>
+        <w:tc>
+          <w:tcPr>
+            <w:tcW w:type="dxa" w:w="1337"/>
+          </w:tcPr>
+          <w:p>
+            <w:r/>
+            <w:r>
+              <w:rPr>
+                <w:sz w:val="18"/>
+              </w:rPr>
+              <w:t>46.22</w:t>
+            </w:r>
+          </w:p>
+        </w:tc>
+      </w:tr>
+      <w:tr>
+        <w:tc>
+          <w:tcPr>
+            <w:tcW w:type="dxa" w:w="1337"/>
+          </w:tcPr>
+          <w:p>
+            <w:r/>
+            <w:r>
+              <w:rPr>
+                <w:sz w:val="18"/>
+              </w:rPr>
+              <w:t>CLIP-LoRA Baseline</w:t>
+            </w:r>
+          </w:p>
+        </w:tc>
+        <w:tc>
+          <w:tcPr>
+            <w:tcW w:type="dxa" w:w="1337"/>
+          </w:tcPr>
+          <w:p>
+            <w:r/>
+            <w:r>
+              <w:rPr>
+                <w:sz w:val="18"/>
+              </w:rPr>
+              <w:t>99.61</w:t>
+            </w:r>
+          </w:p>
+        </w:tc>
+        <w:tc>
+          <w:tcPr>
+            <w:tcW w:type="dxa" w:w="1337"/>
+          </w:tcPr>
+          <w:p>
+            <w:r/>
+            <w:r>
+              <w:rPr>
+                <w:sz w:val="18"/>
+              </w:rPr>
+              <w:t>99.60</w:t>
+            </w:r>
+          </w:p>
+        </w:tc>
+        <w:tc>
+          <w:tcPr>
+            <w:tcW w:type="dxa" w:w="1337"/>
+          </w:tcPr>
+          <w:p>
+            <w:r/>
+            <w:r>
+              <w:rPr>
+                <w:sz w:val="18"/>
+              </w:rPr>
+              <w:t>99.61</w:t>
+            </w:r>
+          </w:p>
+        </w:tc>
+        <w:tc>
+          <w:tcPr>
+            <w:tcW w:type="dxa" w:w="1337"/>
+          </w:tcPr>
+          <w:p>
+            <w:r/>
+            <w:r>
+              <w:rPr>
+                <w:sz w:val="18"/>
+              </w:rPr>
+              <w:t>96.89</w:t>
+            </w:r>
+          </w:p>
+        </w:tc>
+        <w:tc>
+          <w:tcPr>
+            <w:tcW w:type="dxa" w:w="1337"/>
+          </w:tcPr>
+          <w:p>
+            <w:r/>
+            <w:r>
+              <w:rPr>
+                <w:sz w:val="18"/>
+              </w:rPr>
+              <w:t>75.22</w:t>
+            </w:r>
+          </w:p>
+        </w:tc>
+        <w:tc>
+          <w:tcPr>
+            <w:tcW w:type="dxa" w:w="1337"/>
+          </w:tcPr>
+          <w:p>
+            <w:r/>
+            <w:r>
+              <w:rPr>
+                <w:sz w:val="18"/>
+              </w:rPr>
+              <w:t>49.75</w:t>
+            </w:r>
+          </w:p>
+        </w:tc>
+      </w:tr>
+      <w:tr>
+        <w:tc>
+          <w:tcPr>
+            <w:tcW w:type="dxa" w:w="1337"/>
+          </w:tcPr>
+          <w:p>
+            <w:r/>
+            <w:r>
+              <w:rPr>
+                <w:sz w:val="18"/>
+              </w:rPr>
+              <w:t>−Ontology Ablation</w:t>
+            </w:r>
+          </w:p>
+        </w:tc>
+        <w:tc>
+          <w:tcPr>
+            <w:tcW w:type="dxa" w:w="1337"/>
+          </w:tcPr>
+          <w:p>
+            <w:r/>
+            <w:r>
+              <w:rPr>
+                <w:sz w:val="18"/>
+              </w:rPr>
+              <w:t>99.56</w:t>
+            </w:r>
+          </w:p>
+        </w:tc>
+        <w:tc>
+          <w:tcPr>
+            <w:tcW w:type="dxa" w:w="1337"/>
+          </w:tcPr>
+          <w:p>
+            <w:r/>
+            <w:r>
+              <w:rPr>
+                <w:sz w:val="18"/>
               </w:rPr>
               <w:t>99.55</w:t>
             </w:r>
@@ -1703,18 +2051,527 @@
         </w:tc>
         <w:tc>
           <w:tcPr>
-            <w:tcW w:type="dxa" w:w="2160"/>
-            <w:shd w:val="clear" w:color="auto" w:fill="D6EAF8"/>
+            <w:tcW w:type="dxa" w:w="1337"/>
           </w:tcPr>
           <w:p>
-            <w:pPr>
-              <w:jc w:val="center"/>
-            </w:pPr>
             <w:r/>
             <w:r>
               <w:rPr>
-                <w:b/>
-                <w:sz w:val="16"/>
+                <w:sz w:val="18"/>
+              </w:rPr>
+              <w:t>99.56</w:t>
+            </w:r>
+          </w:p>
+        </w:tc>
+        <w:tc>
+          <w:tcPr>
+            <w:tcW w:type="dxa" w:w="1337"/>
+          </w:tcPr>
+          <w:p>
+            <w:r/>
+            <w:r>
+              <w:rPr>
+                <w:sz w:val="18"/>
+              </w:rPr>
+              <w:t>96.07</w:t>
+            </w:r>
+          </w:p>
+        </w:tc>
+        <w:tc>
+          <w:tcPr>
+            <w:tcW w:type="dxa" w:w="1337"/>
+          </w:tcPr>
+          <w:p>
+            <w:r/>
+            <w:r>
+              <w:rPr>
+                <w:sz w:val="18"/>
+              </w:rPr>
+              <w:t>75.55</w:t>
+            </w:r>
+          </w:p>
+        </w:tc>
+        <w:tc>
+          <w:tcPr>
+            <w:tcW w:type="dxa" w:w="1337"/>
+          </w:tcPr>
+          <w:p>
+            <w:r/>
+            <w:r>
+              <w:rPr>
+                <w:sz w:val="18"/>
+              </w:rPr>
+              <w:t>50.12</w:t>
+            </w:r>
+          </w:p>
+        </w:tc>
+      </w:tr>
+      <w:tr>
+        <w:tc>
+          <w:tcPr>
+            <w:tcW w:type="dxa" w:w="1337"/>
+          </w:tcPr>
+          <w:p>
+            <w:r/>
+            <w:r>
+              <w:rPr>
+                <w:sz w:val="18"/>
+              </w:rPr>
+              <w:t>−LoRA Ablation</w:t>
+            </w:r>
+          </w:p>
+        </w:tc>
+        <w:tc>
+          <w:tcPr>
+            <w:tcW w:type="dxa" w:w="1337"/>
+          </w:tcPr>
+          <w:p>
+            <w:r/>
+            <w:r>
+              <w:rPr>
+                <w:sz w:val="18"/>
+              </w:rPr>
+              <w:t>95.89</w:t>
+            </w:r>
+          </w:p>
+        </w:tc>
+        <w:tc>
+          <w:tcPr>
+            <w:tcW w:type="dxa" w:w="1337"/>
+          </w:tcPr>
+          <w:p>
+            <w:r/>
+            <w:r>
+              <w:rPr>
+                <w:sz w:val="18"/>
+              </w:rPr>
+              <w:t>95.64</w:t>
+            </w:r>
+          </w:p>
+        </w:tc>
+        <w:tc>
+          <w:tcPr>
+            <w:tcW w:type="dxa" w:w="1337"/>
+          </w:tcPr>
+          <w:p>
+            <w:r/>
+            <w:r>
+              <w:rPr>
+                <w:sz w:val="18"/>
+              </w:rPr>
+              <w:t>95.89</w:t>
+            </w:r>
+          </w:p>
+        </w:tc>
+        <w:tc>
+          <w:tcPr>
+            <w:tcW w:type="dxa" w:w="1337"/>
+          </w:tcPr>
+          <w:p>
+            <w:r/>
+            <w:r>
+              <w:rPr>
+                <w:sz w:val="18"/>
+              </w:rPr>
+              <w:t>83.14</w:t>
+            </w:r>
+          </w:p>
+        </w:tc>
+        <w:tc>
+          <w:tcPr>
+            <w:tcW w:type="dxa" w:w="1337"/>
+          </w:tcPr>
+          <w:p>
+            <w:r/>
+            <w:r>
+              <w:rPr>
+                <w:sz w:val="18"/>
+              </w:rPr>
+              <w:t>68.42</w:t>
+            </w:r>
+          </w:p>
+        </w:tc>
+        <w:tc>
+          <w:tcPr>
+            <w:tcW w:type="dxa" w:w="1337"/>
+          </w:tcPr>
+          <w:p>
+            <w:r/>
+            <w:r>
+              <w:rPr>
+                <w:sz w:val="18"/>
+              </w:rPr>
+              <w:t>41.03</w:t>
+            </w:r>
+          </w:p>
+        </w:tc>
+      </w:tr>
+      <w:tr>
+        <w:tc>
+          <w:tcPr>
+            <w:tcW w:type="dxa" w:w="1337"/>
+          </w:tcPr>
+          <w:p>
+            <w:r/>
+            <w:r>
+              <w:rPr>
+                <w:sz w:val="18"/>
+              </w:rPr>
+              <w:t>ResNet-50 LP</w:t>
+            </w:r>
+          </w:p>
+        </w:tc>
+        <w:tc>
+          <w:tcPr>
+            <w:tcW w:type="dxa" w:w="1337"/>
+          </w:tcPr>
+          <w:p>
+            <w:r/>
+            <w:r>
+              <w:rPr>
+                <w:sz w:val="18"/>
+              </w:rPr>
+              <w:t>96.47</w:t>
+            </w:r>
+          </w:p>
+        </w:tc>
+        <w:tc>
+          <w:tcPr>
+            <w:tcW w:type="dxa" w:w="1337"/>
+          </w:tcPr>
+          <w:p>
+            <w:r/>
+            <w:r>
+              <w:rPr>
+                <w:sz w:val="18"/>
+              </w:rPr>
+              <w:t>96.21</w:t>
+            </w:r>
+          </w:p>
+        </w:tc>
+        <w:tc>
+          <w:tcPr>
+            <w:tcW w:type="dxa" w:w="1337"/>
+          </w:tcPr>
+          <w:p>
+            <w:r/>
+            <w:r>
+              <w:rPr>
+                <w:sz w:val="18"/>
+              </w:rPr>
+              <w:t>96.47</w:t>
+            </w:r>
+          </w:p>
+        </w:tc>
+        <w:tc>
+          <w:tcPr>
+            <w:tcW w:type="dxa" w:w="1337"/>
+          </w:tcPr>
+          <w:p>
+            <w:r/>
+            <w:r>
+              <w:rPr>
+                <w:sz w:val="18"/>
+              </w:rPr>
+              <w:t>80.77</w:t>
+            </w:r>
+          </w:p>
+        </w:tc>
+        <w:tc>
+          <w:tcPr>
+            <w:tcW w:type="dxa" w:w="1337"/>
+          </w:tcPr>
+          <w:p>
+            <w:r/>
+            <w:r>
+              <w:rPr>
+                <w:sz w:val="18"/>
+              </w:rPr>
+              <w:t>70.69</w:t>
+            </w:r>
+          </w:p>
+        </w:tc>
+        <w:tc>
+          <w:tcPr>
+            <w:tcW w:type="dxa" w:w="1337"/>
+          </w:tcPr>
+          <w:p>
+            <w:r/>
+            <w:r>
+              <w:rPr>
+                <w:sz w:val="18"/>
+              </w:rPr>
+              <w:t>44.18</w:t>
+            </w:r>
+          </w:p>
+        </w:tc>
+      </w:tr>
+      <w:tr>
+        <w:tc>
+          <w:tcPr>
+            <w:tcW w:type="dxa" w:w="1337"/>
+          </w:tcPr>
+          <w:p>
+            <w:r/>
+            <w:r>
+              <w:rPr>
+                <w:sz w:val="18"/>
+              </w:rPr>
+              <w:t>ViT-B/16 LP</w:t>
+            </w:r>
+          </w:p>
+        </w:tc>
+        <w:tc>
+          <w:tcPr>
+            <w:tcW w:type="dxa" w:w="1337"/>
+          </w:tcPr>
+          <w:p>
+            <w:r/>
+            <w:r>
+              <w:rPr>
+                <w:sz w:val="18"/>
+              </w:rPr>
+              <w:t>98.30</w:t>
+            </w:r>
+          </w:p>
+        </w:tc>
+        <w:tc>
+          <w:tcPr>
+            <w:tcW w:type="dxa" w:w="1337"/>
+          </w:tcPr>
+          <w:p>
+            <w:r/>
+            <w:r>
+              <w:rPr>
+                <w:sz w:val="18"/>
+              </w:rPr>
+              <w:t>98.17</w:t>
+            </w:r>
+          </w:p>
+        </w:tc>
+        <w:tc>
+          <w:tcPr>
+            <w:tcW w:type="dxa" w:w="1337"/>
+          </w:tcPr>
+          <w:p>
+            <w:r/>
+            <w:r>
+              <w:rPr>
+                <w:sz w:val="18"/>
+              </w:rPr>
+              <w:t>98.30</w:t>
+            </w:r>
+          </w:p>
+        </w:tc>
+        <w:tc>
+          <w:tcPr>
+            <w:tcW w:type="dxa" w:w="1337"/>
+          </w:tcPr>
+          <w:p>
+            <w:r/>
+            <w:r>
+              <w:rPr>
+                <w:sz w:val="18"/>
+              </w:rPr>
+              <w:t>86.19</w:t>
+            </w:r>
+          </w:p>
+        </w:tc>
+        <w:tc>
+          <w:tcPr>
+            <w:tcW w:type="dxa" w:w="1337"/>
+          </w:tcPr>
+          <w:p>
+            <w:r/>
+            <w:r>
+              <w:rPr>
+                <w:sz w:val="18"/>
+              </w:rPr>
+              <w:t>72.47</w:t>
+            </w:r>
+          </w:p>
+        </w:tc>
+        <w:tc>
+          <w:tcPr>
+            <w:tcW w:type="dxa" w:w="1337"/>
+          </w:tcPr>
+          <w:p>
+            <w:r/>
+            <w:r>
+              <w:rPr>
+                <w:sz w:val="18"/>
+              </w:rPr>
+              <w:t>46.88</w:t>
+            </w:r>
+          </w:p>
+        </w:tc>
+      </w:tr>
+      <w:tr>
+        <w:tc>
+          <w:tcPr>
+            <w:tcW w:type="dxa" w:w="1337"/>
+          </w:tcPr>
+          <w:p>
+            <w:r/>
+            <w:r>
+              <w:rPr>
+                <w:sz w:val="18"/>
+              </w:rPr>
+              <w:t>CLIP Zero-Shot</w:t>
+            </w:r>
+          </w:p>
+        </w:tc>
+        <w:tc>
+          <w:tcPr>
+            <w:tcW w:type="dxa" w:w="1337"/>
+          </w:tcPr>
+          <w:p>
+            <w:r/>
+            <w:r>
+              <w:rPr>
+                <w:sz w:val="18"/>
+              </w:rPr>
+              <w:t xml:space="preserve"> 7.13</w:t>
+            </w:r>
+          </w:p>
+        </w:tc>
+        <w:tc>
+          <w:tcPr>
+            <w:tcW w:type="dxa" w:w="1337"/>
+          </w:tcPr>
+          <w:p>
+            <w:r/>
+            <w:r>
+              <w:rPr>
+                <w:sz w:val="18"/>
+              </w:rPr>
+              <w:t xml:space="preserve"> 6.01</w:t>
+            </w:r>
+          </w:p>
+        </w:tc>
+        <w:tc>
+          <w:tcPr>
+            <w:tcW w:type="dxa" w:w="1337"/>
+          </w:tcPr>
+          <w:p>
+            <w:r/>
+            <w:r>
+              <w:rPr>
+                <w:sz w:val="18"/>
+              </w:rPr>
+              <w:t xml:space="preserve"> 7.13</w:t>
+            </w:r>
+          </w:p>
+        </w:tc>
+        <w:tc>
+          <w:tcPr>
+            <w:tcW w:type="dxa" w:w="1337"/>
+          </w:tcPr>
+          <w:p>
+            <w:r/>
+            <w:r>
+              <w:rPr>
+                <w:sz w:val="18"/>
+              </w:rPr>
+              <w:t>21.87</w:t>
+            </w:r>
+          </w:p>
+        </w:tc>
+        <w:tc>
+          <w:tcPr>
+            <w:tcW w:type="dxa" w:w="1337"/>
+          </w:tcPr>
+          <w:p>
+            <w:r/>
+            <w:r>
+              <w:rPr>
+                <w:sz w:val="18"/>
+              </w:rPr>
+              <w:t xml:space="preserve"> 0.89</w:t>
+            </w:r>
+          </w:p>
+        </w:tc>
+        <w:tc>
+          <w:tcPr>
+            <w:tcW w:type="dxa" w:w="1337"/>
+          </w:tcPr>
+          <w:p>
+            <w:r/>
+            <w:r>
+              <w:rPr>
+                <w:sz w:val="18"/>
+              </w:rPr>
+              <w:t xml:space="preserve"> 0.52</w:t>
+            </w:r>
+          </w:p>
+        </w:tc>
+      </w:tr>
+      <w:tr>
+        <w:tc>
+          <w:tcPr>
+            <w:tcW w:type="dxa" w:w="1337"/>
+          </w:tcPr>
+          <w:p>
+            <w:r/>
+            <w:r>
+              <w:rPr>
+                <w:sz w:val="18"/>
+              </w:rPr>
+              <w:t>CLIP-LoRA (val best)</w:t>
+            </w:r>
+          </w:p>
+        </w:tc>
+        <w:tc>
+          <w:tcPr>
+            <w:tcW w:type="dxa" w:w="1337"/>
+          </w:tcPr>
+          <w:p>
+            <w:r/>
+            <w:r>
+              <w:rPr>
+                <w:sz w:val="18"/>
+              </w:rPr>
+              <w:t>99.55</w:t>
+            </w:r>
+          </w:p>
+        </w:tc>
+        <w:tc>
+          <w:tcPr>
+            <w:tcW w:type="dxa" w:w="1337"/>
+          </w:tcPr>
+          <w:p>
+            <w:r/>
+            <w:r>
+              <w:rPr>
+                <w:sz w:val="18"/>
+              </w:rPr>
+              <w:t>—</w:t>
+            </w:r>
+          </w:p>
+        </w:tc>
+        <w:tc>
+          <w:tcPr>
+            <w:tcW w:type="dxa" w:w="1337"/>
+          </w:tcPr>
+          <w:p>
+            <w:r/>
+            <w:r>
+              <w:rPr>
+                <w:sz w:val="18"/>
+              </w:rPr>
+              <w:t>—</w:t>
+            </w:r>
+          </w:p>
+        </w:tc>
+        <w:tc>
+          <w:tcPr>
+            <w:tcW w:type="dxa" w:w="1337"/>
+          </w:tcPr>
+          <w:p>
+            <w:r/>
+            <w:r>
+              <w:rPr>
+                <w:sz w:val="18"/>
               </w:rPr>
               <w:t>97.02</w:t>
             </w:r>
@@ -1722,18 +2579,843 @@
         </w:tc>
         <w:tc>
           <w:tcPr>
-            <w:tcW w:type="dxa" w:w="2160"/>
-            <w:shd w:val="clear" w:color="auto" w:fill="D6EAF8"/>
+            <w:tcW w:type="dxa" w:w="1337"/>
           </w:tcPr>
           <w:p>
-            <w:pPr>
-              <w:jc w:val="center"/>
-            </w:pPr>
+            <w:r/>
+            <w:r>
+              <w:rPr>
+                <w:sz w:val="18"/>
+              </w:rPr>
+              <w:t>76.60</w:t>
+            </w:r>
+          </w:p>
+        </w:tc>
+        <w:tc>
+          <w:tcPr>
+            <w:tcW w:type="dxa" w:w="1337"/>
+          </w:tcPr>
+          <w:p>
+            <w:r/>
+            <w:r>
+              <w:rPr>
+                <w:sz w:val="18"/>
+              </w:rPr>
+              <w:t>—</w:t>
+            </w:r>
+          </w:p>
+        </w:tc>
+      </w:tr>
+    </w:tbl>
+    <w:p/>
+    <w:p>
+      <w:pPr>
+        <w:spacing w:before="240" w:after="40"/>
+      </w:pPr>
+      <w:r>
+        <w:rPr>
+          <w:b/>
+          <w:sz w:val="20"/>
+        </w:rPr>
+        <w:t>Table 4</w:t>
+        <w:br/>
+      </w:r>
+      <w:r>
+        <w:rPr>
+          <w:i/>
+          <w:sz w:val="20"/>
+        </w:rPr>
+        <w:t>Three-seed reproducibility for AgroOnto-VLM. Mean ± std across seeds {42, 123, 456}. Test accuracy (%).</w:t>
+      </w:r>
+    </w:p>
+    <w:tbl>
+      <w:tblPr>
+        <w:tblStyle w:val="TableGrid"/>
+        <w:tblW w:type="auto" w:w="0"/>
+        <w:tblLook w:firstColumn="1" w:firstRow="1" w:lastColumn="0" w:lastRow="0" w:noHBand="0" w:noVBand="1" w:val="04A0"/>
+      </w:tblPr>
+      <w:tblGrid>
+        <w:gridCol w:w="2340"/>
+        <w:gridCol w:w="2340"/>
+        <w:gridCol w:w="2340"/>
+        <w:gridCol w:w="2340"/>
+      </w:tblGrid>
+      <w:tr>
+        <w:tc>
+          <w:tcPr>
+            <w:tcW w:type="dxa" w:w="2340"/>
+            <w:shd w:val="clear" w:color="auto" w:fill="1F4E79"/>
+          </w:tcPr>
+          <w:p>
             <w:r/>
             <w:r>
               <w:rPr>
                 <w:b/>
-                <w:sz w:val="16"/>
+                <w:color w:val="FFFFFF"/>
+                <w:sz w:val="18"/>
+              </w:rPr>
+              <w:t>Dataset</w:t>
+            </w:r>
+          </w:p>
+        </w:tc>
+        <w:tc>
+          <w:tcPr>
+            <w:tcW w:type="dxa" w:w="2340"/>
+            <w:shd w:val="clear" w:color="auto" w:fill="1F4E79"/>
+          </w:tcPr>
+          <w:p>
+            <w:r/>
+            <w:r>
+              <w:rPr>
+                <w:b/>
+                <w:color w:val="FFFFFF"/>
+                <w:sz w:val="18"/>
+              </w:rPr>
+              <w:t>Seed 42</w:t>
+            </w:r>
+          </w:p>
+        </w:tc>
+        <w:tc>
+          <w:tcPr>
+            <w:tcW w:type="dxa" w:w="2340"/>
+            <w:shd w:val="clear" w:color="auto" w:fill="1F4E79"/>
+          </w:tcPr>
+          <w:p>
+            <w:r/>
+            <w:r>
+              <w:rPr>
+                <w:b/>
+                <w:color w:val="FFFFFF"/>
+                <w:sz w:val="18"/>
+              </w:rPr>
+              <w:t>Seed 123</w:t>
+            </w:r>
+          </w:p>
+        </w:tc>
+        <w:tc>
+          <w:tcPr>
+            <w:tcW w:type="dxa" w:w="2340"/>
+            <w:shd w:val="clear" w:color="auto" w:fill="1F4E79"/>
+          </w:tcPr>
+          <w:p>
+            <w:r/>
+            <w:r>
+              <w:rPr>
+                <w:b/>
+                <w:color w:val="FFFFFF"/>
+                <w:sz w:val="18"/>
+              </w:rPr>
+              <w:t>Seed 456</w:t>
+            </w:r>
+          </w:p>
+        </w:tc>
+      </w:tr>
+      <w:tr>
+        <w:tc>
+          <w:tcPr>
+            <w:tcW w:type="dxa" w:w="2340"/>
+          </w:tcPr>
+          <w:p>
+            <w:r/>
+            <w:r>
+              <w:rPr>
+                <w:sz w:val="18"/>
+              </w:rPr>
+              <w:t>PlantVillage Tomato</w:t>
+            </w:r>
+          </w:p>
+        </w:tc>
+        <w:tc>
+          <w:tcPr>
+            <w:tcW w:type="dxa" w:w="2340"/>
+          </w:tcPr>
+          <w:p>
+            <w:r/>
+            <w:r>
+              <w:rPr>
+                <w:sz w:val="18"/>
+              </w:rPr>
+              <w:t>98.93</w:t>
+            </w:r>
+          </w:p>
+        </w:tc>
+        <w:tc>
+          <w:tcPr>
+            <w:tcW w:type="dxa" w:w="2340"/>
+          </w:tcPr>
+          <w:p>
+            <w:r/>
+            <w:r>
+              <w:rPr>
+                <w:sz w:val="18"/>
+              </w:rPr>
+              <w:t>98.82</w:t>
+            </w:r>
+          </w:p>
+        </w:tc>
+        <w:tc>
+          <w:tcPr>
+            <w:tcW w:type="dxa" w:w="2340"/>
+          </w:tcPr>
+          <w:p>
+            <w:r/>
+            <w:r>
+              <w:rPr>
+                <w:sz w:val="18"/>
+              </w:rPr>
+              <w:t>98.32</w:t>
+            </w:r>
+          </w:p>
+        </w:tc>
+      </w:tr>
+      <w:tr>
+        <w:tc>
+          <w:tcPr>
+            <w:tcW w:type="dxa" w:w="2340"/>
+          </w:tcPr>
+          <w:p>
+            <w:r/>
+            <w:r>
+              <w:rPr>
+                <w:sz w:val="18"/>
+              </w:rPr>
+              <w:t>DeepWeeds</w:t>
+            </w:r>
+          </w:p>
+        </w:tc>
+        <w:tc>
+          <w:tcPr>
+            <w:tcW w:type="dxa" w:w="2340"/>
+          </w:tcPr>
+          <w:p>
+            <w:r/>
+            <w:r>
+              <w:rPr>
+                <w:sz w:val="18"/>
+              </w:rPr>
+              <w:t>92.94</w:t>
+            </w:r>
+          </w:p>
+        </w:tc>
+        <w:tc>
+          <w:tcPr>
+            <w:tcW w:type="dxa" w:w="2340"/>
+          </w:tcPr>
+          <w:p>
+            <w:r/>
+            <w:r>
+              <w:rPr>
+                <w:sz w:val="18"/>
+              </w:rPr>
+              <w:t>93.06</w:t>
+            </w:r>
+          </w:p>
+        </w:tc>
+        <w:tc>
+          <w:tcPr>
+            <w:tcW w:type="dxa" w:w="2340"/>
+          </w:tcPr>
+          <w:p>
+            <w:r/>
+            <w:r>
+              <w:rPr>
+                <w:sz w:val="18"/>
+              </w:rPr>
+              <w:t>92.72</w:t>
+            </w:r>
+          </w:p>
+        </w:tc>
+      </w:tr>
+      <w:tr>
+        <w:tc>
+          <w:tcPr>
+            <w:tcW w:type="dxa" w:w="2340"/>
+          </w:tcPr>
+          <w:p>
+            <w:r/>
+            <w:r>
+              <w:rPr>
+                <w:sz w:val="18"/>
+              </w:rPr>
+              <w:t>IP102</w:t>
+            </w:r>
+          </w:p>
+        </w:tc>
+        <w:tc>
+          <w:tcPr>
+            <w:tcW w:type="dxa" w:w="2340"/>
+          </w:tcPr>
+          <w:p>
+            <w:r/>
+            <w:r>
+              <w:rPr>
+                <w:sz w:val="18"/>
+              </w:rPr>
+              <w:t>71.93</w:t>
+            </w:r>
+          </w:p>
+        </w:tc>
+        <w:tc>
+          <w:tcPr>
+            <w:tcW w:type="dxa" w:w="2340"/>
+          </w:tcPr>
+          <w:p>
+            <w:r/>
+            <w:r>
+              <w:rPr>
+                <w:sz w:val="18"/>
+              </w:rPr>
+              <w:t>71.78</w:t>
+            </w:r>
+          </w:p>
+        </w:tc>
+        <w:tc>
+          <w:tcPr>
+            <w:tcW w:type="dxa" w:w="2340"/>
+          </w:tcPr>
+          <w:p>
+            <w:r/>
+            <w:r>
+              <w:rPr>
+                <w:sz w:val="18"/>
+              </w:rPr>
+              <w:t>71.26</w:t>
+            </w:r>
+          </w:p>
+        </w:tc>
+      </w:tr>
+    </w:tbl>
+    <w:p/>
+    <w:p>
+      <w:pPr>
+        <w:spacing w:before="0" w:after="120" w:line="480" w:lineRule="auto"/>
+      </w:pPr>
+      <w:r>
+        <w:rPr>
+          <w:sz w:val="22"/>
+        </w:rPr>
+        <w:t>On PlantVillage tomato, AgroOnto-VLM achieves 98.84% test accuracy (macro-F1 98.68%, three-seed mean 98.69 ± 0.26%). The CLIP-LoRA baseline achieves 99.61%, indicating that the ontological regularisation introduces a modest accuracy trade-off on this near-saturated benchmark (Δ = 0.77 pp). The −LoRA ablation drops to 95.89%, confirming that LoRA adaptation is responsible for the large majority of the accuracy advantage over the linear probe baselines. CLIP zero-shot achieves only 7.13% on this dataset, confirming the necessity of task-specific adaptation.</w:t>
+      </w:r>
+    </w:p>
+    <w:p>
+      <w:pPr>
+        <w:spacing w:before="0" w:after="120" w:line="480" w:lineRule="auto"/>
+      </w:pPr>
+      <w:r>
+        <w:rPr>
+          <w:sz w:val="22"/>
+        </w:rPr>
+        <w:t>On DeepWeeds, AgroOnto-VLM achieves 92.23% test accuracy (three-seed: 92.91 ± 0.14%). The CLIP-LoRA baseline achieves 96.89% and the −Ontology ablation achieves 96.07%, indicating that on this benchmark the ontological supervision reduces accuracy by approximately 4 percentage points relative to the LoRA-only baseline. This pattern differs from PlantVillage and suggests that the facet structure assigned to weed classes may not align as closely with the visual discriminability structure of the dataset.</w:t>
+      </w:r>
+    </w:p>
+    <w:p>
+      <w:pPr>
+        <w:spacing w:before="0" w:after="120" w:line="480" w:lineRule="auto"/>
+      </w:pPr>
+      <w:r>
+        <w:rPr>
+          <w:sz w:val="22"/>
+        </w:rPr>
+        <w:t>On IP102, AgroOnto-VLM achieves 70.88% test accuracy (three-seed: 71.66 ± 0.29%, macro-F1 46.22%). The CLIP-LoRA baseline achieves 75.22% and the −Ontology ablation achieves 75.55%. The gap between accuracy (70.88%) and macro-F1 (46.22%) reflects the long-tail class distribution: the model performs well on frequent classes but struggles with rare species that have fewer than 50 training images. Three-seed standard deviations are below 0.30 pp across all datasets, confirming that results are reproducible under seed variation.</w:t>
+      </w:r>
+    </w:p>
+    <w:p>
+      <w:pPr>
+        <w:spacing w:before="240" w:after="80"/>
+      </w:pPr>
+      <w:r>
+        <w:rPr>
+          <w:b/>
+          <w:sz w:val="22"/>
+        </w:rPr>
+        <w:t>4.2. Comparison with published methods</w:t>
+      </w:r>
+    </w:p>
+    <w:p>
+      <w:pPr>
+        <w:spacing w:before="0" w:after="120" w:line="480" w:lineRule="auto"/>
+      </w:pPr>
+      <w:r>
+        <w:rPr>
+          <w:sz w:val="22"/>
+        </w:rPr>
+        <w:t>Table 5 compares AgroOnto-VLM against published state-of-the-art results from Q1 journals on the same benchmarks. Direct comparison is subject to protocol differences (dataset splits, augmentation, compute budget) and should be interpreted cautiously.</w:t>
+      </w:r>
+    </w:p>
+    <w:p>
+      <w:pPr>
+        <w:spacing w:before="240" w:after="40"/>
+      </w:pPr>
+      <w:r>
+        <w:rPr>
+          <w:b/>
+          <w:sz w:val="20"/>
+        </w:rPr>
+        <w:t>Table 5</w:t>
+        <w:br/>
+      </w:r>
+      <w:r>
+        <w:rPr>
+          <w:i/>
+          <w:sz w:val="20"/>
+        </w:rPr>
+        <w:t>Comparison with published methods. Accuracy (%). Bold: best result per column. †Different evaluation protocol (cross-validation or custom split).</w:t>
+      </w:r>
+    </w:p>
+    <w:tbl>
+      <w:tblPr>
+        <w:tblStyle w:val="TableGrid"/>
+        <w:tblW w:type="auto" w:w="0"/>
+        <w:tblLook w:firstColumn="1" w:firstRow="1" w:lastColumn="0" w:lastRow="0" w:noHBand="0" w:noVBand="1" w:val="04A0"/>
+      </w:tblPr>
+      <w:tblGrid>
+        <w:gridCol w:w="1872"/>
+        <w:gridCol w:w="1872"/>
+        <w:gridCol w:w="1872"/>
+        <w:gridCol w:w="1872"/>
+        <w:gridCol w:w="1872"/>
+      </w:tblGrid>
+      <w:tr>
+        <w:tc>
+          <w:tcPr>
+            <w:tcW w:type="dxa" w:w="1872"/>
+            <w:shd w:val="clear" w:color="auto" w:fill="145A32"/>
+          </w:tcPr>
+          <w:p>
+            <w:r/>
+            <w:r>
+              <w:rPr>
+                <w:b/>
+                <w:color w:val="FFFFFF"/>
+                <w:sz w:val="18"/>
+              </w:rPr>
+              <w:t>Method</w:t>
+            </w:r>
+          </w:p>
+        </w:tc>
+        <w:tc>
+          <w:tcPr>
+            <w:tcW w:type="dxa" w:w="1872"/>
+            <w:shd w:val="clear" w:color="auto" w:fill="145A32"/>
+          </w:tcPr>
+          <w:p>
+            <w:r/>
+            <w:r>
+              <w:rPr>
+                <w:b/>
+                <w:color w:val="FFFFFF"/>
+                <w:sz w:val="18"/>
+              </w:rPr>
+              <w:t>Reference</w:t>
+            </w:r>
+          </w:p>
+        </w:tc>
+        <w:tc>
+          <w:tcPr>
+            <w:tcW w:type="dxa" w:w="1872"/>
+            <w:shd w:val="clear" w:color="auto" w:fill="145A32"/>
+          </w:tcPr>
+          <w:p>
+            <w:r/>
+            <w:r>
+              <w:rPr>
+                <w:b/>
+                <w:color w:val="FFFFFF"/>
+                <w:sz w:val="18"/>
+              </w:rPr>
+              <w:t>PlantVillage</w:t>
+            </w:r>
+          </w:p>
+        </w:tc>
+        <w:tc>
+          <w:tcPr>
+            <w:tcW w:type="dxa" w:w="1872"/>
+            <w:shd w:val="clear" w:color="auto" w:fill="145A32"/>
+          </w:tcPr>
+          <w:p>
+            <w:r/>
+            <w:r>
+              <w:rPr>
+                <w:b/>
+                <w:color w:val="FFFFFF"/>
+                <w:sz w:val="18"/>
+              </w:rPr>
+              <w:t>DeepWeeds</w:t>
+            </w:r>
+          </w:p>
+        </w:tc>
+        <w:tc>
+          <w:tcPr>
+            <w:tcW w:type="dxa" w:w="1872"/>
+            <w:shd w:val="clear" w:color="auto" w:fill="145A32"/>
+          </w:tcPr>
+          <w:p>
+            <w:r/>
+            <w:r>
+              <w:rPr>
+                <w:b/>
+                <w:color w:val="FFFFFF"/>
+                <w:sz w:val="18"/>
+              </w:rPr>
+              <w:t>IP102</w:t>
+            </w:r>
+          </w:p>
+        </w:tc>
+      </w:tr>
+      <w:tr>
+        <w:tc>
+          <w:tcPr>
+            <w:tcW w:type="dxa" w:w="1872"/>
+          </w:tcPr>
+          <w:p>
+            <w:r/>
+            <w:r>
+              <w:rPr>
+                <w:sz w:val="18"/>
+              </w:rPr>
+              <w:t>AgroOnto-VLM (Proposed)</w:t>
+            </w:r>
+          </w:p>
+        </w:tc>
+        <w:tc>
+          <w:tcPr>
+            <w:tcW w:type="dxa" w:w="1872"/>
+          </w:tcPr>
+          <w:p>
+            <w:r/>
+            <w:r>
+              <w:rPr>
+                <w:sz w:val="18"/>
+              </w:rPr>
+              <w:t>This work</w:t>
+            </w:r>
+          </w:p>
+        </w:tc>
+        <w:tc>
+          <w:tcPr>
+            <w:tcW w:type="dxa" w:w="1872"/>
+          </w:tcPr>
+          <w:p>
+            <w:r/>
+            <w:r>
+              <w:rPr>
+                <w:sz w:val="18"/>
+              </w:rPr>
+              <w:t>98.84</w:t>
+            </w:r>
+          </w:p>
+        </w:tc>
+        <w:tc>
+          <w:tcPr>
+            <w:tcW w:type="dxa" w:w="1872"/>
+          </w:tcPr>
+          <w:p>
+            <w:r/>
+            <w:r>
+              <w:rPr>
+                <w:sz w:val="18"/>
+              </w:rPr>
+              <w:t>92.23</w:t>
+            </w:r>
+          </w:p>
+        </w:tc>
+        <w:tc>
+          <w:tcPr>
+            <w:tcW w:type="dxa" w:w="1872"/>
+          </w:tcPr>
+          <w:p>
+            <w:r/>
+            <w:r>
+              <w:rPr>
+                <w:sz w:val="18"/>
+              </w:rPr>
+              <w:t>70.88</w:t>
+            </w:r>
+          </w:p>
+        </w:tc>
+      </w:tr>
+      <w:tr>
+        <w:tc>
+          <w:tcPr>
+            <w:tcW w:type="dxa" w:w="1872"/>
+          </w:tcPr>
+          <w:p>
+            <w:r/>
+            <w:r>
+              <w:rPr>
+                <w:sz w:val="18"/>
+              </w:rPr>
+              <w:t>DINOv2+LoRA+KD</w:t>
+            </w:r>
+          </w:p>
+        </w:tc>
+        <w:tc>
+          <w:tcPr>
+            <w:tcW w:type="dxa" w:w="1872"/>
+          </w:tcPr>
+          <w:p>
+            <w:r/>
+            <w:r>
+              <w:rPr>
+                <w:sz w:val="18"/>
+              </w:rPr>
+              <w:t>Espejo-Garcia et al. (2025)</w:t>
+            </w:r>
+          </w:p>
+        </w:tc>
+        <w:tc>
+          <w:tcPr>
+            <w:tcW w:type="dxa" w:w="1872"/>
+          </w:tcPr>
+          <w:p>
+            <w:r/>
+            <w:r>
+              <w:rPr>
+                <w:sz w:val="18"/>
+              </w:rPr>
+              <w:t>—</w:t>
+            </w:r>
+          </w:p>
+        </w:tc>
+        <w:tc>
+          <w:tcPr>
+            <w:tcW w:type="dxa" w:w="1872"/>
+          </w:tcPr>
+          <w:p>
+            <w:r/>
+            <w:r>
+              <w:rPr>
+                <w:sz w:val="18"/>
+              </w:rPr>
+              <w:t>98.08†</w:t>
+            </w:r>
+          </w:p>
+        </w:tc>
+        <w:tc>
+          <w:tcPr>
+            <w:tcW w:type="dxa" w:w="1872"/>
+          </w:tcPr>
+          <w:p>
+            <w:r/>
+            <w:r>
+              <w:rPr>
+                <w:sz w:val="18"/>
+              </w:rPr>
+              <w:t>—</w:t>
+            </w:r>
+          </w:p>
+        </w:tc>
+      </w:tr>
+      <w:tr>
+        <w:tc>
+          <w:tcPr>
+            <w:tcW w:type="dxa" w:w="1872"/>
+          </w:tcPr>
+          <w:p>
+            <w:r/>
+            <w:r>
+              <w:rPr>
+                <w:sz w:val="18"/>
+              </w:rPr>
+              <w:t>CLIP Cross-Modal PEFT</w:t>
+            </w:r>
+          </w:p>
+        </w:tc>
+        <w:tc>
+          <w:tcPr>
+            <w:tcW w:type="dxa" w:w="1872"/>
+          </w:tcPr>
+          <w:p>
+            <w:r/>
+            <w:r>
+              <w:rPr>
+                <w:sz w:val="18"/>
+              </w:rPr>
+              <w:t>Liu et al. (2025)</w:t>
+            </w:r>
+          </w:p>
+        </w:tc>
+        <w:tc>
+          <w:tcPr>
+            <w:tcW w:type="dxa" w:w="1872"/>
+          </w:tcPr>
+          <w:p>
+            <w:r/>
+            <w:r>
+              <w:rPr>
+                <w:sz w:val="18"/>
+              </w:rPr>
+              <w:t>—</w:t>
+            </w:r>
+          </w:p>
+        </w:tc>
+        <w:tc>
+          <w:tcPr>
+            <w:tcW w:type="dxa" w:w="1872"/>
+          </w:tcPr>
+          <w:p>
+            <w:r/>
+            <w:r>
+              <w:rPr>
+                <w:sz w:val="18"/>
+              </w:rPr>
+              <w:t>—</w:t>
+            </w:r>
+          </w:p>
+        </w:tc>
+        <w:tc>
+          <w:tcPr>
+            <w:tcW w:type="dxa" w:w="1872"/>
+          </w:tcPr>
+          <w:p>
+            <w:r/>
+            <w:r>
+              <w:rPr>
+                <w:sz w:val="18"/>
+              </w:rPr>
+              <w:t>75.50</w:t>
+            </w:r>
+          </w:p>
+        </w:tc>
+      </w:tr>
+      <w:tr>
+        <w:tc>
+          <w:tcPr>
+            <w:tcW w:type="dxa" w:w="1872"/>
+          </w:tcPr>
+          <w:p>
+            <w:r/>
+            <w:r>
+              <w:rPr>
+                <w:sz w:val="18"/>
+              </w:rPr>
+              <w:t>FFM+MAM</w:t>
+            </w:r>
+          </w:p>
+        </w:tc>
+        <w:tc>
+          <w:tcPr>
+            <w:tcW w:type="dxa" w:w="1872"/>
+          </w:tcPr>
+          <w:p>
+            <w:r/>
+            <w:r>
+              <w:rPr>
+                <w:sz w:val="18"/>
+              </w:rPr>
+              <w:t>Q1 journal 2024</w:t>
+            </w:r>
+          </w:p>
+        </w:tc>
+        <w:tc>
+          <w:tcPr>
+            <w:tcW w:type="dxa" w:w="1872"/>
+          </w:tcPr>
+          <w:p>
+            <w:r/>
+            <w:r>
+              <w:rPr>
+                <w:sz w:val="18"/>
+              </w:rPr>
+              <w:t>—</w:t>
+            </w:r>
+          </w:p>
+        </w:tc>
+        <w:tc>
+          <w:tcPr>
+            <w:tcW w:type="dxa" w:w="1872"/>
+          </w:tcPr>
+          <w:p>
+            <w:r/>
+            <w:r>
+              <w:rPr>
+                <w:sz w:val="18"/>
+              </w:rPr>
+              <w:t>—</w:t>
+            </w:r>
+          </w:p>
+        </w:tc>
+        <w:tc>
+          <w:tcPr>
+            <w:tcW w:type="dxa" w:w="1872"/>
+          </w:tcPr>
+          <w:p>
+            <w:r/>
+            <w:r>
+              <w:rPr>
+                <w:sz w:val="18"/>
+              </w:rPr>
+              <w:t>73.36</w:t>
+            </w:r>
+          </w:p>
+        </w:tc>
+      </w:tr>
+      <w:tr>
+        <w:tc>
+          <w:tcPr>
+            <w:tcW w:type="dxa" w:w="1872"/>
+          </w:tcPr>
+          <w:p>
+            <w:r/>
+            <w:r>
+              <w:rPr>
+                <w:sz w:val="18"/>
+              </w:rPr>
+              <w:t>CT-PestNet</w:t>
+            </w:r>
+          </w:p>
+        </w:tc>
+        <w:tc>
+          <w:tcPr>
+            <w:tcW w:type="dxa" w:w="1872"/>
+          </w:tcPr>
+          <w:p>
+            <w:r/>
+            <w:r>
+              <w:rPr>
+                <w:sz w:val="18"/>
+              </w:rPr>
+              <w:t>Q1 journal 2023</w:t>
+            </w:r>
+          </w:p>
+        </w:tc>
+        <w:tc>
+          <w:tcPr>
+            <w:tcW w:type="dxa" w:w="1872"/>
+          </w:tcPr>
+          <w:p>
+            <w:r/>
+            <w:r>
+              <w:rPr>
+                <w:sz w:val="18"/>
+              </w:rPr>
+              <w:t>—</w:t>
+            </w:r>
+          </w:p>
+        </w:tc>
+        <w:tc>
+          <w:tcPr>
+            <w:tcW w:type="dxa" w:w="1872"/>
+          </w:tcPr>
+          <w:p>
+            <w:r/>
+            <w:r>
+              <w:rPr>
+                <w:sz w:val="18"/>
+              </w:rPr>
+              <w:t>—</w:t>
+            </w:r>
+          </w:p>
+        </w:tc>
+        <w:tc>
+          <w:tcPr>
+            <w:tcW w:type="dxa" w:w="1872"/>
+          </w:tcPr>
+          <w:p>
+            <w:r/>
+            <w:r>
+              <w:rPr>
+                <w:sz w:val="18"/>
               </w:rPr>
               <w:t>76.60</w:t>
             </w:r>
@@ -1743,73 +3425,71 @@
       <w:tr>
         <w:tc>
           <w:tcPr>
-            <w:tcW w:type="dxa" w:w="2160"/>
+            <w:tcW w:type="dxa" w:w="1872"/>
           </w:tcPr>
           <w:p>
-            <w:pPr>
-              <w:jc w:val="left"/>
-            </w:pPr>
             <w:r/>
             <w:r>
               <w:rPr>
-                <w:b w:val="0"/>
-                <w:sz w:val="16"/>
+                <w:sz w:val="18"/>
               </w:rPr>
-              <w:t>CLIP-LoRA Baseline (M2)</w:t>
+              <w:t>CNN-Stacking</w:t>
             </w:r>
           </w:p>
         </w:tc>
         <w:tc>
           <w:tcPr>
-            <w:tcW w:type="dxa" w:w="2160"/>
+            <w:tcW w:type="dxa" w:w="1872"/>
           </w:tcPr>
           <w:p>
-            <w:pPr>
-              <w:jc w:val="center"/>
-            </w:pPr>
             <w:r/>
             <w:r>
               <w:rPr>
-                <w:b w:val="0"/>
-                <w:sz w:val="16"/>
+                <w:sz w:val="18"/>
               </w:rPr>
-              <w:t>99.61</w:t>
+              <w:t>Q1 journal 2023</w:t>
             </w:r>
           </w:p>
         </w:tc>
         <w:tc>
           <w:tcPr>
-            <w:tcW w:type="dxa" w:w="2160"/>
+            <w:tcW w:type="dxa" w:w="1872"/>
           </w:tcPr>
           <w:p>
-            <w:pPr>
-              <w:jc w:val="center"/>
-            </w:pPr>
             <w:r/>
             <w:r>
               <w:rPr>
-                <w:b w:val="0"/>
-                <w:sz w:val="16"/>
+                <w:sz w:val="18"/>
               </w:rPr>
-              <w:t>96.89</w:t>
+              <w:t>98.82</w:t>
             </w:r>
           </w:p>
         </w:tc>
         <w:tc>
           <w:tcPr>
-            <w:tcW w:type="dxa" w:w="2160"/>
+            <w:tcW w:type="dxa" w:w="1872"/>
           </w:tcPr>
           <w:p>
-            <w:pPr>
-              <w:jc w:val="center"/>
-            </w:pPr>
             <w:r/>
             <w:r>
               <w:rPr>
-                <w:b w:val="0"/>
-                <w:sz w:val="16"/>
+                <w:sz w:val="18"/>
               </w:rPr>
-              <w:t>75.22</w:t>
+              <w:t>—</w:t>
+            </w:r>
+          </w:p>
+        </w:tc>
+        <w:tc>
+          <w:tcPr>
+            <w:tcW w:type="dxa" w:w="1872"/>
+          </w:tcPr>
+          <w:p>
+            <w:r/>
+            <w:r>
+              <w:rPr>
+                <w:sz w:val="18"/>
+              </w:rPr>
+              <w:t>—</w:t>
             </w:r>
           </w:p>
         </w:tc>
@@ -1817,73 +3497,71 @@
       <w:tr>
         <w:tc>
           <w:tcPr>
-            <w:tcW w:type="dxa" w:w="2160"/>
+            <w:tcW w:type="dxa" w:w="1872"/>
           </w:tcPr>
           <w:p>
-            <w:pPr>
-              <w:jc w:val="left"/>
-            </w:pPr>
             <w:r/>
             <w:r>
               <w:rPr>
-                <w:b w:val="0"/>
-                <w:sz w:val="16"/>
+                <w:sz w:val="18"/>
               </w:rPr>
-              <w:t>−Ontology Ablation (M3)</w:t>
+              <w:t>Swin-AARNet</w:t>
             </w:r>
           </w:p>
         </w:tc>
         <w:tc>
           <w:tcPr>
-            <w:tcW w:type="dxa" w:w="2160"/>
+            <w:tcW w:type="dxa" w:w="1872"/>
           </w:tcPr>
           <w:p>
-            <w:pPr>
-              <w:jc w:val="center"/>
-            </w:pPr>
             <w:r/>
             <w:r>
               <w:rPr>
-                <w:b w:val="0"/>
-                <w:sz w:val="16"/>
+                <w:sz w:val="18"/>
               </w:rPr>
-              <w:t>99.56</w:t>
+              <w:t>Q1 journal 2024</w:t>
             </w:r>
           </w:p>
         </w:tc>
         <w:tc>
           <w:tcPr>
-            <w:tcW w:type="dxa" w:w="2160"/>
+            <w:tcW w:type="dxa" w:w="1872"/>
           </w:tcPr>
           <w:p>
-            <w:pPr>
-              <w:jc w:val="center"/>
-            </w:pPr>
             <w:r/>
             <w:r>
               <w:rPr>
-                <w:b w:val="0"/>
-                <w:sz w:val="16"/>
+                <w:sz w:val="18"/>
               </w:rPr>
-              <w:t>96.07</w:t>
+              <w:t>—</w:t>
             </w:r>
           </w:p>
         </w:tc>
         <w:tc>
           <w:tcPr>
-            <w:tcW w:type="dxa" w:w="2160"/>
+            <w:tcW w:type="dxa" w:w="1872"/>
           </w:tcPr>
           <w:p>
-            <w:pPr>
-              <w:jc w:val="center"/>
-            </w:pPr>
             <w:r/>
             <w:r>
               <w:rPr>
-                <w:b w:val="0"/>
-                <w:sz w:val="16"/>
+                <w:sz w:val="18"/>
               </w:rPr>
-              <w:t>75.55</w:t>
+              <w:t>—</w:t>
+            </w:r>
+          </w:p>
+        </w:tc>
+        <w:tc>
+          <w:tcPr>
+            <w:tcW w:type="dxa" w:w="1872"/>
+          </w:tcPr>
+          <w:p>
+            <w:r/>
+            <w:r>
+              <w:rPr>
+                <w:sz w:val="18"/>
+              </w:rPr>
+              <w:t>77.95</w:t>
             </w:r>
           </w:p>
         </w:tc>
@@ -1891,1904 +3569,742 @@
       <w:tr>
         <w:tc>
           <w:tcPr>
-            <w:tcW w:type="dxa" w:w="2160"/>
+            <w:tcW w:type="dxa" w:w="1872"/>
           </w:tcPr>
           <w:p>
-            <w:pPr>
-              <w:jc w:val="left"/>
-            </w:pPr>
             <w:r/>
             <w:r>
               <w:rPr>
-                <w:b w:val="0"/>
-                <w:sz w:val="16"/>
+                <w:sz w:val="18"/>
               </w:rPr>
-              <w:t>−LoRA Ablation / Linear Probe (M4)</w:t>
+              <w:t>VLM+LLM Reasoning</w:t>
             </w:r>
           </w:p>
         </w:tc>
         <w:tc>
           <w:tcPr>
-            <w:tcW w:type="dxa" w:w="2160"/>
+            <w:tcW w:type="dxa" w:w="1872"/>
           </w:tcPr>
           <w:p>
-            <w:pPr>
-              <w:jc w:val="center"/>
-            </w:pPr>
             <w:r/>
             <w:r>
               <w:rPr>
-                <w:b w:val="0"/>
-                <w:sz w:val="16"/>
+                <w:sz w:val="18"/>
               </w:rPr>
-              <w:t>95.89</w:t>
+              <w:t>Shafay et al. (2025)</w:t>
             </w:r>
           </w:p>
         </w:tc>
         <w:tc>
           <w:tcPr>
-            <w:tcW w:type="dxa" w:w="2160"/>
+            <w:tcW w:type="dxa" w:w="1872"/>
           </w:tcPr>
           <w:p>
-            <w:pPr>
-              <w:jc w:val="center"/>
-            </w:pPr>
             <w:r/>
             <w:r>
               <w:rPr>
-                <w:b w:val="0"/>
-                <w:sz w:val="16"/>
+                <w:sz w:val="18"/>
               </w:rPr>
-              <w:t>83.14</w:t>
+              <w:t>58.10†</w:t>
             </w:r>
           </w:p>
         </w:tc>
         <w:tc>
           <w:tcPr>
-            <w:tcW w:type="dxa" w:w="2160"/>
+            <w:tcW w:type="dxa" w:w="1872"/>
           </w:tcPr>
           <w:p>
-            <w:pPr>
-              <w:jc w:val="center"/>
-            </w:pPr>
             <w:r/>
             <w:r>
               <w:rPr>
-                <w:b w:val="0"/>
-                <w:sz w:val="16"/>
+                <w:sz w:val="18"/>
               </w:rPr>
-              <w:t>68.42</w:t>
-            </w:r>
-          </w:p>
-        </w:tc>
-      </w:tr>
-      <w:tr>
-        <w:tc>
-          <w:tcPr>
-            <w:tcW w:type="dxa" w:w="2160"/>
-          </w:tcPr>
-          <w:p>
-            <w:pPr>
-              <w:jc w:val="left"/>
-            </w:pPr>
-            <w:r/>
-            <w:r>
-              <w:rPr>
-                <w:b w:val="0"/>
-                <w:sz w:val="16"/>
-              </w:rPr>
-              <w:t>CLIP Zero-Shot (no training)</w:t>
+              <w:t>—</w:t>
             </w:r>
           </w:p>
         </w:tc>
         <w:tc>
           <w:tcPr>
-            <w:tcW w:type="dxa" w:w="2160"/>
+            <w:tcW w:type="dxa" w:w="1872"/>
           </w:tcPr>
           <w:p>
-            <w:pPr>
-              <w:jc w:val="center"/>
-            </w:pPr>
             <w:r/>
             <w:r>
               <w:rPr>
-                <w:b w:val="0"/>
-                <w:sz w:val="16"/>
+                <w:sz w:val="18"/>
               </w:rPr>
-              <w:t>7.13</w:t>
-            </w:r>
-          </w:p>
-        </w:tc>
-        <w:tc>
-          <w:tcPr>
-            <w:tcW w:type="dxa" w:w="2160"/>
-          </w:tcPr>
-          <w:p>
-            <w:pPr>
-              <w:jc w:val="center"/>
-            </w:pPr>
-            <w:r/>
-            <w:r>
-              <w:rPr>
-                <w:b w:val="0"/>
-                <w:sz w:val="16"/>
-              </w:rPr>
-              <w:t>21.87</w:t>
-            </w:r>
-          </w:p>
-        </w:tc>
-        <w:tc>
-          <w:tcPr>
-            <w:tcW w:type="dxa" w:w="2160"/>
-          </w:tcPr>
-          <w:p>
-            <w:pPr>
-              <w:jc w:val="center"/>
-            </w:pPr>
-            <w:r/>
-            <w:r>
-              <w:rPr>
-                <w:b w:val="0"/>
-                <w:sz w:val="16"/>
-              </w:rPr>
-              <w:t>0.89</w:t>
-            </w:r>
-          </w:p>
-        </w:tc>
-      </w:tr>
-      <w:tr>
-        <w:tc>
-          <w:tcPr>
-            <w:tcW w:type="dxa" w:w="2160"/>
-          </w:tcPr>
-          <w:p>
-            <w:pPr>
-              <w:jc w:val="left"/>
-            </w:pPr>
-            <w:r/>
-            <w:r>
-              <w:rPr>
-                <w:b w:val="0"/>
-                <w:sz w:val="16"/>
-              </w:rPr>
-              <w:t>ResNet-50 Linear Probe</w:t>
-            </w:r>
-          </w:p>
-        </w:tc>
-        <w:tc>
-          <w:tcPr>
-            <w:tcW w:type="dxa" w:w="2160"/>
-          </w:tcPr>
-          <w:p>
-            <w:pPr>
-              <w:jc w:val="center"/>
-            </w:pPr>
-            <w:r/>
-            <w:r>
-              <w:rPr>
-                <w:b w:val="0"/>
-                <w:sz w:val="16"/>
-              </w:rPr>
-              <w:t>96.47</w:t>
-            </w:r>
-          </w:p>
-        </w:tc>
-        <w:tc>
-          <w:tcPr>
-            <w:tcW w:type="dxa" w:w="2160"/>
-          </w:tcPr>
-          <w:p>
-            <w:pPr>
-              <w:jc w:val="center"/>
-            </w:pPr>
-            <w:r/>
-            <w:r>
-              <w:rPr>
-                <w:b w:val="0"/>
-                <w:sz w:val="16"/>
-              </w:rPr>
-              <w:t>80.77</w:t>
-            </w:r>
-          </w:p>
-        </w:tc>
-        <w:tc>
-          <w:tcPr>
-            <w:tcW w:type="dxa" w:w="2160"/>
-          </w:tcPr>
-          <w:p>
-            <w:pPr>
-              <w:jc w:val="center"/>
-            </w:pPr>
-            <w:r/>
-            <w:r>
-              <w:rPr>
-                <w:b w:val="0"/>
-                <w:sz w:val="16"/>
-              </w:rPr>
-              <w:t>70.69</w:t>
-            </w:r>
-          </w:p>
-        </w:tc>
-      </w:tr>
-      <w:tr>
-        <w:tc>
-          <w:tcPr>
-            <w:tcW w:type="dxa" w:w="2160"/>
-          </w:tcPr>
-          <w:p>
-            <w:pPr>
-              <w:jc w:val="left"/>
-            </w:pPr>
-            <w:r/>
-            <w:r>
-              <w:rPr>
-                <w:b w:val="0"/>
-                <w:sz w:val="16"/>
-              </w:rPr>
-              <w:t>ViT-B/16 Linear Probe</w:t>
-            </w:r>
-          </w:p>
-        </w:tc>
-        <w:tc>
-          <w:tcPr>
-            <w:tcW w:type="dxa" w:w="2160"/>
-          </w:tcPr>
-          <w:p>
-            <w:pPr>
-              <w:jc w:val="center"/>
-            </w:pPr>
-            <w:r/>
-            <w:r>
-              <w:rPr>
-                <w:b w:val="0"/>
-                <w:sz w:val="16"/>
-              </w:rPr>
-              <w:t>98.30</w:t>
-            </w:r>
-          </w:p>
-        </w:tc>
-        <w:tc>
-          <w:tcPr>
-            <w:tcW w:type="dxa" w:w="2160"/>
-          </w:tcPr>
-          <w:p>
-            <w:pPr>
-              <w:jc w:val="center"/>
-            </w:pPr>
-            <w:r/>
-            <w:r>
-              <w:rPr>
-                <w:b w:val="0"/>
-                <w:sz w:val="16"/>
-              </w:rPr>
-              <w:t>86.19</w:t>
-            </w:r>
-          </w:p>
-        </w:tc>
-        <w:tc>
-          <w:tcPr>
-            <w:tcW w:type="dxa" w:w="2160"/>
-          </w:tcPr>
-          <w:p>
-            <w:pPr>
-              <w:jc w:val="center"/>
-            </w:pPr>
-            <w:r/>
-            <w:r>
-              <w:rPr>
-                <w:b w:val="0"/>
-                <w:sz w:val="16"/>
-              </w:rPr>
-              <w:t>72.47</w:t>
+              <w:t>—</w:t>
             </w:r>
           </w:p>
         </w:tc>
       </w:tr>
     </w:tbl>
+    <w:p/>
     <w:p>
       <w:pPr>
-        <w:spacing w:before="120" w:after="40"/>
+        <w:spacing w:before="0" w:after="120" w:line="480" w:lineRule="auto"/>
+      </w:pPr>
+      <w:r>
+        <w:rPr>
+          <w:sz w:val="22"/>
+        </w:rPr>
+        <w:t>On PlantVillage tomato, AgroOnto-VLM (98.84%) is comparable to CNN-Stacking (98.82%) and substantially above the VLM+LLM pipeline (58.10%), which operates on a non-standard split. On IP102, AgroOnto-VLM (70.88%) is below the best published result of Swin-AARNet (77.95%) and the Liu et al. (2025) CLIP-PEFT framework (75.50%). This gap is expected given the 4 GB VRAM constraint: methods reporting higher IP102 accuracy typically use larger backbones (Swin-B) or full fine-tuning budgets on 24+ GB hardware. On DeepWeeds, the Espejo-Garcia et al. (2025) result of 98.08% was obtained with DINOv2-B (larger backbone), knowledge distillation from multiple teachers, and cross-validation on the full dataset; our single-run test split result of 92.23% is produced under substantially more constrained conditions.</w:t>
+      </w:r>
+    </w:p>
+    <w:p>
+      <w:pPr>
+        <w:spacing w:before="240" w:after="80"/>
       </w:pPr>
       <w:r>
         <w:rPr>
           <w:b/>
+          <w:sz w:val="22"/>
         </w:rPr>
-        <w:t>TABLE 4</w:t>
+        <w:t>4.3. Ablation study</w:t>
       </w:r>
     </w:p>
     <w:p>
       <w:pPr>
-        <w:spacing w:after="40"/>
+        <w:spacing w:before="0" w:after="120" w:line="480" w:lineRule="auto"/>
+      </w:pPr>
+      <w:r>
+        <w:rPr>
+          <w:sz w:val="22"/>
+        </w:rPr>
+        <w:t>Fig. 2 shows ablation results across all three datasets as grouped bar charts comparing AgroOnto-VLM, CLIP-LoRA Baseline, −Ontology Ablation, and −LoRA Ablation.</w:t>
+      </w:r>
+    </w:p>
+    <w:p>
+      <w:pPr>
+        <w:spacing w:before="240"/>
       </w:pPr>
       <w:r>
         <w:rPr>
           <w:b/>
-        </w:rPr>
-        <w:t>Three-seed reproducibility for AgroOnto-VLM (Proposed). Mean ± std across seeds {42, 123, 456}.</w:t>
-      </w:r>
-    </w:p>
-    <w:tbl>
-      <w:tblPr>
-        <w:tblStyle w:val="TableGrid"/>
-        <w:tblW w:type="auto" w:w="0"/>
-        <w:tblLook w:firstColumn="1" w:firstRow="1" w:lastColumn="0" w:lastRow="0" w:noHBand="0" w:noVBand="1" w:val="04A0"/>
-        <w:tblBorders>
-          <w:top w:val="single" w:sz="4" w:space="0" w:color="AAAAAA"/>
-          <w:left w:val="single" w:sz="4" w:space="0" w:color="AAAAAA"/>
-          <w:bottom w:val="single" w:sz="4" w:space="0" w:color="AAAAAA"/>
-          <w:right w:val="single" w:sz="4" w:space="0" w:color="AAAAAA"/>
-          <w:insideH w:val="single" w:sz="4" w:space="0" w:color="AAAAAA"/>
-          <w:insideV w:val="single" w:sz="4" w:space="0" w:color="AAAAAA"/>
-        </w:tblBorders>
-      </w:tblPr>
-      <w:tblGrid>
-        <w:gridCol w:w="1728"/>
-        <w:gridCol w:w="1728"/>
-        <w:gridCol w:w="1728"/>
-        <w:gridCol w:w="1728"/>
-        <w:gridCol w:w="1728"/>
-      </w:tblGrid>
-      <w:tr>
-        <w:tc>
-          <w:tcPr>
-            <w:tcW w:type="dxa" w:w="1728"/>
-            <w:shd w:val="clear" w:color="auto" w:fill="E67E22"/>
-          </w:tcPr>
-          <w:p>
-            <w:pPr>
-              <w:jc w:val="center"/>
-            </w:pPr>
-            <w:r/>
-            <w:r>
-              <w:rPr>
-                <w:b/>
-                <w:color w:val="FFFFFF"/>
-                <w:sz w:val="16"/>
-              </w:rPr>
-              <w:t>Dataset</w:t>
-            </w:r>
-          </w:p>
-        </w:tc>
-        <w:tc>
-          <w:tcPr>
-            <w:tcW w:type="dxa" w:w="1728"/>
-            <w:shd w:val="clear" w:color="auto" w:fill="E67E22"/>
-          </w:tcPr>
-          <w:p>
-            <w:pPr>
-              <w:jc w:val="center"/>
-            </w:pPr>
-            <w:r/>
-            <w:r>
-              <w:rPr>
-                <w:b/>
-                <w:color w:val="FFFFFF"/>
-                <w:sz w:val="16"/>
-              </w:rPr>
-              <w:t>Seed 42 (%)</w:t>
-            </w:r>
-          </w:p>
-        </w:tc>
-        <w:tc>
-          <w:tcPr>
-            <w:tcW w:type="dxa" w:w="1728"/>
-            <w:shd w:val="clear" w:color="auto" w:fill="E67E22"/>
-          </w:tcPr>
-          <w:p>
-            <w:pPr>
-              <w:jc w:val="center"/>
-            </w:pPr>
-            <w:r/>
-            <w:r>
-              <w:rPr>
-                <w:b/>
-                <w:color w:val="FFFFFF"/>
-                <w:sz w:val="16"/>
-              </w:rPr>
-              <w:t>Seed 123 (%)</w:t>
-            </w:r>
-          </w:p>
-        </w:tc>
-        <w:tc>
-          <w:tcPr>
-            <w:tcW w:type="dxa" w:w="1728"/>
-            <w:shd w:val="clear" w:color="auto" w:fill="E67E22"/>
-          </w:tcPr>
-          <w:p>
-            <w:pPr>
-              <w:jc w:val="center"/>
-            </w:pPr>
-            <w:r/>
-            <w:r>
-              <w:rPr>
-                <w:b/>
-                <w:color w:val="FFFFFF"/>
-                <w:sz w:val="16"/>
-              </w:rPr>
-              <w:t>Seed 456 (%)</w:t>
-            </w:r>
-          </w:p>
-        </w:tc>
-        <w:tc>
-          <w:tcPr>
-            <w:tcW w:type="dxa" w:w="1728"/>
-            <w:shd w:val="clear" w:color="auto" w:fill="E67E22"/>
-          </w:tcPr>
-          <w:p>
-            <w:pPr>
-              <w:jc w:val="center"/>
-            </w:pPr>
-            <w:r/>
-            <w:r>
-              <w:rPr>
-                <w:b/>
-                <w:color w:val="FFFFFF"/>
-                <w:sz w:val="16"/>
-              </w:rPr>
-              <w:t>Mean ± Std (%)</w:t>
-            </w:r>
-          </w:p>
-        </w:tc>
-      </w:tr>
-      <w:tr>
-        <w:tc>
-          <w:tcPr>
-            <w:tcW w:type="dxa" w:w="1728"/>
-          </w:tcPr>
-          <w:p>
-            <w:pPr>
-              <w:jc w:val="left"/>
-            </w:pPr>
-            <w:r/>
-            <w:r>
-              <w:rPr>
-                <w:b w:val="0"/>
-                <w:sz w:val="16"/>
-              </w:rPr>
-              <w:t>PlantVillage Tomato</w:t>
-            </w:r>
-          </w:p>
-        </w:tc>
-        <w:tc>
-          <w:tcPr>
-            <w:tcW w:type="dxa" w:w="1728"/>
-          </w:tcPr>
-          <w:p>
-            <w:pPr>
-              <w:jc w:val="center"/>
-            </w:pPr>
-            <w:r/>
-            <w:r>
-              <w:rPr>
-                <w:b w:val="0"/>
-                <w:sz w:val="16"/>
-              </w:rPr>
-              <w:t>98.93</w:t>
-            </w:r>
-          </w:p>
-        </w:tc>
-        <w:tc>
-          <w:tcPr>
-            <w:tcW w:type="dxa" w:w="1728"/>
-          </w:tcPr>
-          <w:p>
-            <w:pPr>
-              <w:jc w:val="center"/>
-            </w:pPr>
-            <w:r/>
-            <w:r>
-              <w:rPr>
-                <w:b w:val="0"/>
-                <w:sz w:val="16"/>
-              </w:rPr>
-              <w:t>98.82</w:t>
-            </w:r>
-          </w:p>
-        </w:tc>
-        <w:tc>
-          <w:tcPr>
-            <w:tcW w:type="dxa" w:w="1728"/>
-          </w:tcPr>
-          <w:p>
-            <w:pPr>
-              <w:jc w:val="center"/>
-            </w:pPr>
-            <w:r/>
-            <w:r>
-              <w:rPr>
-                <w:b w:val="0"/>
-                <w:sz w:val="16"/>
-              </w:rPr>
-              <w:t>98.32</w:t>
-            </w:r>
-          </w:p>
-        </w:tc>
-        <w:tc>
-          <w:tcPr>
-            <w:tcW w:type="dxa" w:w="1728"/>
-          </w:tcPr>
-          <w:p>
-            <w:pPr>
-              <w:jc w:val="center"/>
-            </w:pPr>
-            <w:r/>
-            <w:r>
-              <w:rPr>
-                <w:b/>
-                <w:sz w:val="16"/>
-              </w:rPr>
-              <w:t>98.69 ± 0.26</w:t>
-            </w:r>
-          </w:p>
-        </w:tc>
-      </w:tr>
-      <w:tr>
-        <w:tc>
-          <w:tcPr>
-            <w:tcW w:type="dxa" w:w="1728"/>
-          </w:tcPr>
-          <w:p>
-            <w:pPr>
-              <w:jc w:val="left"/>
-            </w:pPr>
-            <w:r/>
-            <w:r>
-              <w:rPr>
-                <w:b w:val="0"/>
-                <w:sz w:val="16"/>
-              </w:rPr>
-              <w:t>DeepWeeds</w:t>
-            </w:r>
-          </w:p>
-        </w:tc>
-        <w:tc>
-          <w:tcPr>
-            <w:tcW w:type="dxa" w:w="1728"/>
-          </w:tcPr>
-          <w:p>
-            <w:pPr>
-              <w:jc w:val="center"/>
-            </w:pPr>
-            <w:r/>
-            <w:r>
-              <w:rPr>
-                <w:b w:val="0"/>
-                <w:sz w:val="16"/>
-              </w:rPr>
-              <w:t>92.94</w:t>
-            </w:r>
-          </w:p>
-        </w:tc>
-        <w:tc>
-          <w:tcPr>
-            <w:tcW w:type="dxa" w:w="1728"/>
-          </w:tcPr>
-          <w:p>
-            <w:pPr>
-              <w:jc w:val="center"/>
-            </w:pPr>
-            <w:r/>
-            <w:r>
-              <w:rPr>
-                <w:b w:val="0"/>
-                <w:sz w:val="16"/>
-              </w:rPr>
-              <w:t>93.06</w:t>
-            </w:r>
-          </w:p>
-        </w:tc>
-        <w:tc>
-          <w:tcPr>
-            <w:tcW w:type="dxa" w:w="1728"/>
-          </w:tcPr>
-          <w:p>
-            <w:pPr>
-              <w:jc w:val="center"/>
-            </w:pPr>
-            <w:r/>
-            <w:r>
-              <w:rPr>
-                <w:b w:val="0"/>
-                <w:sz w:val="16"/>
-              </w:rPr>
-              <w:t>92.72</w:t>
-            </w:r>
-          </w:p>
-        </w:tc>
-        <w:tc>
-          <w:tcPr>
-            <w:tcW w:type="dxa" w:w="1728"/>
-          </w:tcPr>
-          <w:p>
-            <w:pPr>
-              <w:jc w:val="center"/>
-            </w:pPr>
-            <w:r/>
-            <w:r>
-              <w:rPr>
-                <w:b/>
-                <w:sz w:val="16"/>
-              </w:rPr>
-              <w:t>92.91 ± 0.14</w:t>
-            </w:r>
-          </w:p>
-        </w:tc>
-      </w:tr>
-      <w:tr>
-        <w:tc>
-          <w:tcPr>
-            <w:tcW w:type="dxa" w:w="1728"/>
-          </w:tcPr>
-          <w:p>
-            <w:pPr>
-              <w:jc w:val="left"/>
-            </w:pPr>
-            <w:r/>
-            <w:r>
-              <w:rPr>
-                <w:b w:val="0"/>
-                <w:sz w:val="16"/>
-              </w:rPr>
-              <w:t>IP102</w:t>
-            </w:r>
-          </w:p>
-        </w:tc>
-        <w:tc>
-          <w:tcPr>
-            <w:tcW w:type="dxa" w:w="1728"/>
-          </w:tcPr>
-          <w:p>
-            <w:pPr>
-              <w:jc w:val="center"/>
-            </w:pPr>
-            <w:r/>
-            <w:r>
-              <w:rPr>
-                <w:b w:val="0"/>
-                <w:sz w:val="16"/>
-              </w:rPr>
-              <w:t>71.93</w:t>
-            </w:r>
-          </w:p>
-        </w:tc>
-        <w:tc>
-          <w:tcPr>
-            <w:tcW w:type="dxa" w:w="1728"/>
-          </w:tcPr>
-          <w:p>
-            <w:pPr>
-              <w:jc w:val="center"/>
-            </w:pPr>
-            <w:r/>
-            <w:r>
-              <w:rPr>
-                <w:b w:val="0"/>
-                <w:sz w:val="16"/>
-              </w:rPr>
-              <w:t>71.78</w:t>
-            </w:r>
-          </w:p>
-        </w:tc>
-        <w:tc>
-          <w:tcPr>
-            <w:tcW w:type="dxa" w:w="1728"/>
-          </w:tcPr>
-          <w:p>
-            <w:pPr>
-              <w:jc w:val="center"/>
-            </w:pPr>
-            <w:r/>
-            <w:r>
-              <w:rPr>
-                <w:b w:val="0"/>
-                <w:sz w:val="16"/>
-              </w:rPr>
-              <w:t>71.26</w:t>
-            </w:r>
-          </w:p>
-        </w:tc>
-        <w:tc>
-          <w:tcPr>
-            <w:tcW w:type="dxa" w:w="1728"/>
-          </w:tcPr>
-          <w:p>
-            <w:pPr>
-              <w:jc w:val="center"/>
-            </w:pPr>
-            <w:r/>
-            <w:r>
-              <w:rPr>
-                <w:b/>
-                <w:sz w:val="16"/>
-              </w:rPr>
-              <w:t>71.66 ± 0.29</w:t>
-            </w:r>
-          </w:p>
-        </w:tc>
-      </w:tr>
-    </w:tbl>
-    <w:p>
-      <w:pPr>
-        <w:spacing w:before="0" w:after="120"/>
-      </w:pPr>
-      <w:r>
-        <w:t>On PlantVillage tomato, AgroOnto-VLM achieves 98.84% test accuracy (macro-F1 98.68%, weighted-F1 98.84%). The CLIP-LoRA baseline achieves 99.61% validation accuracy but comparable test accuracy, with performance within measurement noise between the two methods. The three-seed mean is 98.69 ± 0.26% for the proposed method. The −LoRA ablation (linear probe) drops to 95.89%, confirming that LoRA adaptation is necessary for high accuracy on this benchmark. CLIP zero-shot achieves only 7.13%, which highlights the domain shift from the CLIP pretraining distribution to specialized agricultural images.</w:t>
-      </w:r>
-    </w:p>
-    <w:p>
-      <w:pPr>
-        <w:spacing w:before="0" w:after="120"/>
-      </w:pPr>
-      <w:r>
-        <w:t>On DeepWeeds, AgroOnto-VLM achieves 92.23% test accuracy (three-seed: 92.91 ± 0.14%). The −Ontology ablation achieves 96.07% validation accuracy, suggesting that the ontology supervision on this dataset modestly affects convergence speed rather than final accuracy under a fixed 30-epoch budget. The −LoRA ablation (83.14%) and ResNet-50 linear probe (80.77%) are substantially lower, confirming that CLIP features with LoRA adaptation provide better representations than CNN features for this task.</w:t>
-      </w:r>
-    </w:p>
-    <w:p>
-      <w:pPr>
-        <w:spacing w:before="0" w:after="120"/>
-      </w:pPr>
-      <w:r>
-        <w:t>On IP102, AgroOnto-VLM achieves 70.88% test accuracy (three-seed: 71.66 ± 0.29%, macro-F1 46.22%). The ontological supervision provides a clearer benefit on IP102 relative to DeepWeeds, consistent with the larger number of ontologically related class pairs in a 102-class pest dataset. The macro-F1 score of 46.22% reflects the severe class imbalance: classes with fewer than 10 test samples have near-zero precision and recall, which dominate the macro average. The weighted-F1 of 68.60% better characterizes overall discrimination. The CLIP zero-shot baseline achieves 0.89% on IP102, far below random chance, confirming that the pest domain falls entirely outside the CLIP pretraining distribution without adaptation.</w:t>
-      </w:r>
-    </w:p>
-    <w:p>
-      <w:pPr>
-        <w:spacing w:after="120"/>
-      </w:pPr>
-      <w:r>
-        <w:t>Taken together, these comparisons confirm that LoRA-adapted foundation models—both CLIP-based and DINOv2-based—set the current state of the art on agricultural benchmarks. AgroOnto-VLM adds ontological supervision to this paradigm and achieves competitive accuracy across all three task types within a single unified framework, while the reference works each specialize to one dataset.</w:t>
-      </w:r>
-    </w:p>
-    <w:p>
-      <w:pPr>
-        <w:spacing w:after="120"/>
-      </w:pPr>
-      <w:r>
-        <w:t>On PlantVillage tomato, Shafay et al. [21] report 58.10% using a VLM+LLM reasoning pipeline designed for decision-oriented disease management rather than direct classification accuracy. This figure is not directly comparable to classification accuracy because it reflects multi-step reasoning chain correctness. AgroOnto-VLM achieves 98.84% direct classification accuracy on the same tomato subset.</w:t>
-      </w:r>
-    </w:p>
-    <w:p>
-      <w:pPr>
-        <w:spacing w:after="120"/>
-      </w:pPr>
-      <w:r>
-        <w:t>On IP102, Liu et al. [9] report 75.50% using a cross-modal CLIP-based PEFT framework. AgroOnto-VLM achieves 70.88% test accuracy on the same IP102 benchmark under the official train/test split, which is 4.62 points below Liu et al. The gap is consistent with the hardware constraint in our study (4 GB VRAM, LoRA applied only to the final four transformer blocks); Liu et al. adapt the full backbone with additional cross-modal alignment modules.</w:t>
-      </w:r>
-    </w:p>
-    <w:p>
-      <w:pPr>
-        <w:spacing w:after="120"/>
-      </w:pPr>
-      <w:r>
-        <w:t>On DeepWeeds, Espejo-Garcia et al. [8] report 98.08% using DINOv2-B with LoRA adaptation and knowledge distillation, tested under their own train/test split. Our DeepWeeds result of 92.23% is evaluated on a different fixed split (70%/15%/15%) rather than the multi-fold cross-validation protocol used in that work, which limits direct comparison. The gap reflects both the split-protocol difference and the backbone capacity difference (DINOv2-B vs. CLIP ViT-B/32).</w:t>
-      </w:r>
-    </w:p>
-    <w:tbl>
-      <w:tblPr>
-        <w:tblStyle w:val="TableGrid"/>
-        <w:tblW w:type="auto" w:w="0"/>
-        <w:tblLook w:firstColumn="1" w:firstRow="1" w:lastColumn="0" w:lastRow="0" w:noHBand="0" w:noVBand="1" w:val="04A0"/>
-        <w:tblBorders>
-          <w:top w:val="single" w:sz="4" w:space="0" w:color="AAAAAA"/>
-          <w:left w:val="single" w:sz="4" w:space="0" w:color="AAAAAA"/>
-          <w:bottom w:val="single" w:sz="4" w:space="0" w:color="AAAAAA"/>
-          <w:right w:val="single" w:sz="4" w:space="0" w:color="AAAAAA"/>
-          <w:insideH w:val="single" w:sz="4" w:space="0" w:color="AAAAAA"/>
-          <w:insideV w:val="single" w:sz="4" w:space="0" w:color="AAAAAA"/>
-        </w:tblBorders>
-      </w:tblPr>
-      <w:tblGrid>
-        <w:gridCol w:w="1728"/>
-        <w:gridCol w:w="1728"/>
-        <w:gridCol w:w="1728"/>
-        <w:gridCol w:w="1728"/>
-        <w:gridCol w:w="1728"/>
-      </w:tblGrid>
-      <w:tr>
-        <w:tc>
-          <w:tcPr>
-            <w:tcW w:type="dxa" w:w="1728"/>
-            <w:shd w:val="clear" w:color="auto" w:fill="1F618D"/>
-          </w:tcPr>
-          <w:p>
-            <w:pPr>
-              <w:jc w:val="center"/>
-            </w:pPr>
-            <w:r/>
-            <w:r>
-              <w:rPr>
-                <w:b/>
-                <w:color w:val="FFFFFF"/>
-                <w:sz w:val="16"/>
-              </w:rPr>
-              <w:t>Published Method</w:t>
-            </w:r>
-          </w:p>
-        </w:tc>
-        <w:tc>
-          <w:tcPr>
-            <w:tcW w:type="dxa" w:w="1728"/>
-            <w:shd w:val="clear" w:color="auto" w:fill="1F618D"/>
-          </w:tcPr>
-          <w:p>
-            <w:pPr>
-              <w:jc w:val="center"/>
-            </w:pPr>
-            <w:r/>
-            <w:r>
-              <w:rPr>
-                <w:b/>
-                <w:color w:val="FFFFFF"/>
-                <w:sz w:val="16"/>
-              </w:rPr>
-              <w:t>Dataset</w:t>
-            </w:r>
-          </w:p>
-        </w:tc>
-        <w:tc>
-          <w:tcPr>
-            <w:tcW w:type="dxa" w:w="1728"/>
-            <w:shd w:val="clear" w:color="auto" w:fill="1F618D"/>
-          </w:tcPr>
-          <w:p>
-            <w:pPr>
-              <w:jc w:val="center"/>
-            </w:pPr>
-            <w:r/>
-            <w:r>
-              <w:rPr>
-                <w:b/>
-                <w:color w:val="FFFFFF"/>
-                <w:sz w:val="16"/>
-              </w:rPr>
-              <w:t>Published (%)</w:t>
-            </w:r>
-          </w:p>
-        </w:tc>
-        <w:tc>
-          <w:tcPr>
-            <w:tcW w:type="dxa" w:w="1728"/>
-            <w:shd w:val="clear" w:color="auto" w:fill="1F618D"/>
-          </w:tcPr>
-          <w:p>
-            <w:pPr>
-              <w:jc w:val="center"/>
-            </w:pPr>
-            <w:r/>
-            <w:r>
-              <w:rPr>
-                <w:b/>
-                <w:color w:val="FFFFFF"/>
-                <w:sz w:val="16"/>
-              </w:rPr>
-              <w:t>AgroOnto-VLM (%)</w:t>
-            </w:r>
-          </w:p>
-        </w:tc>
-        <w:tc>
-          <w:tcPr>
-            <w:tcW w:type="dxa" w:w="1728"/>
-            <w:shd w:val="clear" w:color="auto" w:fill="1F618D"/>
-          </w:tcPr>
-          <w:p>
-            <w:pPr>
-              <w:jc w:val="center"/>
-            </w:pPr>
-            <w:r/>
-            <w:r>
-              <w:rPr>
-                <w:b/>
-                <w:color w:val="FFFFFF"/>
-                <w:sz w:val="16"/>
-              </w:rPr>
-              <w:t>Δ (Ours−Pub)</w:t>
-            </w:r>
-          </w:p>
-        </w:tc>
-      </w:tr>
-      <w:tr>
-        <w:tc>
-          <w:tcPr>
-            <w:tcW w:type="dxa" w:w="1728"/>
-          </w:tcPr>
-          <w:p>
-            <w:pPr>
-              <w:jc w:val="left"/>
-            </w:pPr>
-            <w:r/>
-            <w:r>
-              <w:rPr>
-                <w:b w:val="0"/>
-                <w:sz w:val="16"/>
-              </w:rPr>
-              <w:t>P1: DINOv2+LoRA (Espejo-Garcia et al. 2025)</w:t>
-            </w:r>
-          </w:p>
-        </w:tc>
-        <w:tc>
-          <w:tcPr>
-            <w:tcW w:type="dxa" w:w="1728"/>
-          </w:tcPr>
-          <w:p>
-            <w:pPr>
-              <w:jc w:val="center"/>
-            </w:pPr>
-            <w:r/>
-            <w:r>
-              <w:rPr>
-                <w:b w:val="0"/>
-                <w:sz w:val="16"/>
-              </w:rPr>
-              <w:t>DeepWeeds</w:t>
-            </w:r>
-          </w:p>
-        </w:tc>
-        <w:tc>
-          <w:tcPr>
-            <w:tcW w:type="dxa" w:w="1728"/>
-          </w:tcPr>
-          <w:p>
-            <w:pPr>
-              <w:jc w:val="center"/>
-            </w:pPr>
-            <w:r/>
-            <w:r>
-              <w:rPr>
-                <w:b w:val="0"/>
-                <w:sz w:val="16"/>
-              </w:rPr>
-              <w:t>98.14</w:t>
-            </w:r>
-          </w:p>
-        </w:tc>
-        <w:tc>
-          <w:tcPr>
-            <w:tcW w:type="dxa" w:w="1728"/>
-          </w:tcPr>
-          <w:p>
-            <w:pPr>
-              <w:jc w:val="center"/>
-            </w:pPr>
-            <w:r/>
-            <w:r>
-              <w:rPr>
-                <w:b w:val="0"/>
-                <w:sz w:val="16"/>
-              </w:rPr>
-              <w:t>97.02</w:t>
-            </w:r>
-          </w:p>
-        </w:tc>
-        <w:tc>
-          <w:tcPr>
-            <w:tcW w:type="dxa" w:w="1728"/>
-          </w:tcPr>
-          <w:p>
-            <w:pPr>
-              <w:jc w:val="center"/>
-            </w:pPr>
-            <w:r/>
-            <w:r>
-              <w:rPr>
-                <w:b/>
-                <w:color w:val="C00000"/>
-                <w:sz w:val="16"/>
-              </w:rPr>
-              <w:t>-1.12</w:t>
-            </w:r>
-          </w:p>
-        </w:tc>
-      </w:tr>
-      <w:tr>
-        <w:tc>
-          <w:tcPr>
-            <w:tcW w:type="dxa" w:w="1728"/>
-          </w:tcPr>
-          <w:p>
-            <w:pPr>
-              <w:jc w:val="left"/>
-            </w:pPr>
-            <w:r/>
-            <w:r>
-              <w:rPr>
-                <w:b w:val="0"/>
-                <w:sz w:val="16"/>
-              </w:rPr>
-              <w:t>P2: Swin-AARNet</w:t>
-            </w:r>
-          </w:p>
-        </w:tc>
-        <w:tc>
-          <w:tcPr>
-            <w:tcW w:type="dxa" w:w="1728"/>
-          </w:tcPr>
-          <w:p>
-            <w:pPr>
-              <w:jc w:val="center"/>
-            </w:pPr>
-            <w:r/>
-            <w:r>
-              <w:rPr>
-                <w:b w:val="0"/>
-                <w:sz w:val="16"/>
-              </w:rPr>
-              <w:t>IP102</w:t>
-            </w:r>
-          </w:p>
-        </w:tc>
-        <w:tc>
-          <w:tcPr>
-            <w:tcW w:type="dxa" w:w="1728"/>
-          </w:tcPr>
-          <w:p>
-            <w:pPr>
-              <w:jc w:val="center"/>
-            </w:pPr>
-            <w:r/>
-            <w:r>
-              <w:rPr>
-                <w:b w:val="0"/>
-                <w:sz w:val="16"/>
-              </w:rPr>
-              <w:t>77.95</w:t>
-            </w:r>
-          </w:p>
-        </w:tc>
-        <w:tc>
-          <w:tcPr>
-            <w:tcW w:type="dxa" w:w="1728"/>
-          </w:tcPr>
-          <w:p>
-            <w:pPr>
-              <w:jc w:val="center"/>
-            </w:pPr>
-            <w:r/>
-            <w:r>
-              <w:rPr>
-                <w:b w:val="0"/>
-                <w:sz w:val="16"/>
-              </w:rPr>
-              <w:t>76.60</w:t>
-            </w:r>
-          </w:p>
-        </w:tc>
-        <w:tc>
-          <w:tcPr>
-            <w:tcW w:type="dxa" w:w="1728"/>
-          </w:tcPr>
-          <w:p>
-            <w:pPr>
-              <w:jc w:val="center"/>
-            </w:pPr>
-            <w:r/>
-            <w:r>
-              <w:rPr>
-                <w:b/>
-                <w:color w:val="C00000"/>
-                <w:sz w:val="16"/>
-              </w:rPr>
-              <w:t>-1.35</w:t>
-            </w:r>
-          </w:p>
-        </w:tc>
-      </w:tr>
-      <w:tr>
-        <w:tc>
-          <w:tcPr>
-            <w:tcW w:type="dxa" w:w="1728"/>
-          </w:tcPr>
-          <w:p>
-            <w:pPr>
-              <w:jc w:val="left"/>
-            </w:pPr>
-            <w:r/>
-            <w:r>
-              <w:rPr>
-                <w:b w:val="0"/>
-                <w:sz w:val="16"/>
-              </w:rPr>
-              <w:t>P3: FFM+MAM</w:t>
-            </w:r>
-          </w:p>
-        </w:tc>
-        <w:tc>
-          <w:tcPr>
-            <w:tcW w:type="dxa" w:w="1728"/>
-          </w:tcPr>
-          <w:p>
-            <w:pPr>
-              <w:jc w:val="center"/>
-            </w:pPr>
-            <w:r/>
-            <w:r>
-              <w:rPr>
-                <w:b w:val="0"/>
-                <w:sz w:val="16"/>
-              </w:rPr>
-              <w:t>IP102</w:t>
-            </w:r>
-          </w:p>
-        </w:tc>
-        <w:tc>
-          <w:tcPr>
-            <w:tcW w:type="dxa" w:w="1728"/>
-          </w:tcPr>
-          <w:p>
-            <w:pPr>
-              <w:jc w:val="center"/>
-            </w:pPr>
-            <w:r/>
-            <w:r>
-              <w:rPr>
-                <w:b w:val="0"/>
-                <w:sz w:val="16"/>
-              </w:rPr>
-              <w:t>73.36</w:t>
-            </w:r>
-          </w:p>
-        </w:tc>
-        <w:tc>
-          <w:tcPr>
-            <w:tcW w:type="dxa" w:w="1728"/>
-          </w:tcPr>
-          <w:p>
-            <w:pPr>
-              <w:jc w:val="center"/>
-            </w:pPr>
-            <w:r/>
-            <w:r>
-              <w:rPr>
-                <w:b w:val="0"/>
-                <w:sz w:val="16"/>
-              </w:rPr>
-              <w:t>76.60</w:t>
-            </w:r>
-          </w:p>
-        </w:tc>
-        <w:tc>
-          <w:tcPr>
-            <w:tcW w:type="dxa" w:w="1728"/>
-          </w:tcPr>
-          <w:p>
-            <w:pPr>
-              <w:jc w:val="center"/>
-            </w:pPr>
-            <w:r/>
-            <w:r>
-              <w:rPr>
-                <w:b/>
-                <w:color w:val="008000"/>
-                <w:sz w:val="16"/>
-              </w:rPr>
-              <w:t>+3.24</w:t>
-            </w:r>
-          </w:p>
-        </w:tc>
-      </w:tr>
-      <w:tr>
-        <w:tc>
-          <w:tcPr>
-            <w:tcW w:type="dxa" w:w="1728"/>
-          </w:tcPr>
-          <w:p>
-            <w:pPr>
-              <w:jc w:val="left"/>
-            </w:pPr>
-            <w:r/>
-            <w:r>
-              <w:rPr>
-                <w:b w:val="0"/>
-                <w:sz w:val="16"/>
-              </w:rPr>
-              <w:t>P4: CT-PestNet</w:t>
-            </w:r>
-          </w:p>
-        </w:tc>
-        <w:tc>
-          <w:tcPr>
-            <w:tcW w:type="dxa" w:w="1728"/>
-          </w:tcPr>
-          <w:p>
-            <w:pPr>
-              <w:jc w:val="center"/>
-            </w:pPr>
-            <w:r/>
-            <w:r>
-              <w:rPr>
-                <w:b w:val="0"/>
-                <w:sz w:val="16"/>
-              </w:rPr>
-              <w:t>IP102</w:t>
-            </w:r>
-          </w:p>
-        </w:tc>
-        <w:tc>
-          <w:tcPr>
-            <w:tcW w:type="dxa" w:w="1728"/>
-          </w:tcPr>
-          <w:p>
-            <w:pPr>
-              <w:jc w:val="center"/>
-            </w:pPr>
-            <w:r/>
-            <w:r>
-              <w:rPr>
-                <w:b w:val="0"/>
-                <w:sz w:val="16"/>
-              </w:rPr>
-              <w:t>76.60</w:t>
-            </w:r>
-          </w:p>
-        </w:tc>
-        <w:tc>
-          <w:tcPr>
-            <w:tcW w:type="dxa" w:w="1728"/>
-          </w:tcPr>
-          <w:p>
-            <w:pPr>
-              <w:jc w:val="center"/>
-            </w:pPr>
-            <w:r/>
-            <w:r>
-              <w:rPr>
-                <w:b w:val="0"/>
-                <w:sz w:val="16"/>
-              </w:rPr>
-              <w:t>76.60</w:t>
-            </w:r>
-          </w:p>
-        </w:tc>
-        <w:tc>
-          <w:tcPr>
-            <w:tcW w:type="dxa" w:w="1728"/>
-          </w:tcPr>
-          <w:p>
-            <w:pPr>
-              <w:jc w:val="center"/>
-            </w:pPr>
-            <w:r/>
-            <w:r>
-              <w:rPr>
-                <w:b/>
-                <w:color w:val="000000"/>
-                <w:sz w:val="16"/>
-              </w:rPr>
-              <w:t>0.00</w:t>
-            </w:r>
-          </w:p>
-        </w:tc>
-      </w:tr>
-      <w:tr>
-        <w:tc>
-          <w:tcPr>
-            <w:tcW w:type="dxa" w:w="1728"/>
-          </w:tcPr>
-          <w:p>
-            <w:pPr>
-              <w:jc w:val="left"/>
-            </w:pPr>
-            <w:r/>
-            <w:r>
-              <w:rPr>
-                <w:b w:val="0"/>
-                <w:sz w:val="16"/>
-              </w:rPr>
-              <w:t>P5: CNN-Stacking</w:t>
-            </w:r>
-          </w:p>
-        </w:tc>
-        <w:tc>
-          <w:tcPr>
-            <w:tcW w:type="dxa" w:w="1728"/>
-          </w:tcPr>
-          <w:p>
-            <w:pPr>
-              <w:jc w:val="center"/>
-            </w:pPr>
-            <w:r/>
-            <w:r>
-              <w:rPr>
-                <w:b w:val="0"/>
-                <w:sz w:val="16"/>
-              </w:rPr>
-              <w:t>PV-Tomato</w:t>
-            </w:r>
-          </w:p>
-        </w:tc>
-        <w:tc>
-          <w:tcPr>
-            <w:tcW w:type="dxa" w:w="1728"/>
-          </w:tcPr>
-          <w:p>
-            <w:pPr>
-              <w:jc w:val="center"/>
-            </w:pPr>
-            <w:r/>
-            <w:r>
-              <w:rPr>
-                <w:b w:val="0"/>
-                <w:sz w:val="16"/>
-              </w:rPr>
-              <w:t>98.82</w:t>
-            </w:r>
-          </w:p>
-        </w:tc>
-        <w:tc>
-          <w:tcPr>
-            <w:tcW w:type="dxa" w:w="1728"/>
-          </w:tcPr>
-          <w:p>
-            <w:pPr>
-              <w:jc w:val="center"/>
-            </w:pPr>
-            <w:r/>
-            <w:r>
-              <w:rPr>
-                <w:b w:val="0"/>
-                <w:sz w:val="16"/>
-              </w:rPr>
-              <w:t>99.55</w:t>
-            </w:r>
-          </w:p>
-        </w:tc>
-        <w:tc>
-          <w:tcPr>
-            <w:tcW w:type="dxa" w:w="1728"/>
-          </w:tcPr>
-          <w:p>
-            <w:pPr>
-              <w:jc w:val="center"/>
-            </w:pPr>
-            <w:r/>
-            <w:r>
-              <w:rPr>
-                <w:b/>
-                <w:color w:val="008000"/>
-                <w:sz w:val="16"/>
-              </w:rPr>
-              <w:t>+0.73</w:t>
-            </w:r>
-          </w:p>
-        </w:tc>
-      </w:tr>
-    </w:tbl>
-    <w:p>
-      <w:pPr>
-        <w:spacing w:after="40"/>
-      </w:pPr>
-      <w:r>
-        <w:rPr>
-          <w:b/>
-        </w:rPr>
-        <w:t>Comparison with published methods. Accuracy (%). Bold: best result per dataset column. †Different evaluation protocol (cross-validation vs. fixed split). ‡Decision-support pipeline accuracy, not direct classification.</w:t>
-      </w:r>
-    </w:p>
-    <w:p>
-      <w:pPr>
-        <w:spacing w:before="120" w:after="40"/>
-      </w:pPr>
-      <w:r>
-        <w:rPr>
-          <w:b/>
-        </w:rPr>
-        <w:t>TABLE 5</w:t>
-      </w:r>
-    </w:p>
-    <w:p>
-      <w:pPr>
-        <w:spacing w:after="120"/>
-      </w:pPr>
-      <w:r>
-        <w:t>Table 5 compares AgroOnto-VLM against published state-of-the-art methods from Q1 journals on the same benchmarks. Because each external method targets only one of the three datasets, per-dataset comparisons are presented, and dashes indicate that no published result is available on that benchmark from that work.</w:t>
-      </w:r>
-    </w:p>
-    <w:p>
-      <w:pPr>
-        <w:pStyle w:val="Heading2"/>
-      </w:pPr>
-      <w:r>
-        <w:t>5.2. Comparison with Published Methods</w:t>
-      </w:r>
-    </w:p>
-    <w:p>
-      <w:pPr>
-        <w:pStyle w:val="Heading2"/>
-      </w:pPr>
-      <w:r>
-        <w:t>5.3. Ablation Study</w:t>
-      </w:r>
-    </w:p>
-    <w:p>
-      <w:pPr>
-        <w:spacing w:before="0" w:after="120"/>
-      </w:pPr>
-      <w:r>
-        <w:t>Fig. 2 shows the ablation results across all three datasets as grouped bar charts.</w:t>
-      </w:r>
-    </w:p>
-    <w:p>
-      <w:pPr>
-        <w:spacing w:before="120" w:after="80"/>
-        <w:jc w:val="center"/>
-      </w:pPr>
-      <w:r>
-        <w:rPr>
-          <w:b/>
-          <w:color w:val="999999"/>
+          <w:color w:val="808080"/>
         </w:rPr>
         <w:t>[FIGURE 2 HERE]</w:t>
       </w:r>
     </w:p>
     <w:p>
       <w:pPr>
-        <w:spacing w:after="200"/>
-        <w:jc w:val="center"/>
+        <w:spacing w:before="80" w:after="240"/>
       </w:pPr>
       <w:r>
         <w:rPr>
-          <w:b w:val="0"/>
-          <w:i w:val="0"/>
-          <w:sz w:val="18"/>
+          <w:i/>
+          <w:sz w:val="20"/>
         </w:rPr>
-        <w:t>Fig. 2. Ablation study results. Grouped bars show test accuracy (%) for AgroOnto-VLM (Proposed), CLIP-LoRA Baseline (−Ontology), −Ontology Ablation (label smoothing only), and −LoRA Ablation (linear probe) across three datasets.</w:t>
+        <w:t>Fig. 2. Ablation study results. Grouped bars show test accuracy (%) for AgroOnto-VLM (Proposed), CLIP-LoRA Baseline (−Ontology), −Ontology Ablation (label smooth only), and −LoRA Ablation (linear probe). Left to right: PlantVillage, DeepWeeds, IP102.</w:t>
       </w:r>
     </w:p>
     <w:p>
       <w:pPr>
-        <w:spacing w:before="0" w:after="120"/>
+        <w:spacing w:before="0" w:after="120" w:line="480" w:lineRule="auto"/>
       </w:pPr>
       <w:r>
-        <w:t>The LoRA adapters provide the largest single contribution to accuracy: removing them (M4 vs M2) reduces accuracy by 3.7 percentage points on PlantVillage, 13.7 points on DeepWeeds, and 6.8 points on IP102. This establishes that parameter-efficient adaptation of CLIP features is necessary across all three task types.</w:t>
+        <w:rPr>
+          <w:sz w:val="22"/>
+        </w:rPr>
+        <w:t>The LoRA adapters provide the largest single contribution to accuracy. Removing them (−LoRA vs. CLIP-LoRA Baseline) reduces accuracy by 3.7 pp on PlantVillage, 13.7 pp on DeepWeeds, and 6.8 pp on IP102. This confirms the finding of Espejo-Garcia et al. (2025) that PEFT-adapted foundation models substantially outperform linear probes on agricultural benchmarks.</w:t>
       </w:r>
     </w:p>
     <w:p>
       <w:pPr>
-        <w:spacing w:before="0" w:after="120"/>
+        <w:spacing w:before="0" w:after="120" w:line="480" w:lineRule="auto"/>
       </w:pPr>
       <w:r>
-        <w:t>The ontological supervision provides a consistent, smaller benefit over the label-smoothed baseline on two of three datasets: +0.93 points on DeepWeeds and +1.68 points on IP102. The marginal difference on PlantVillage (−0.01 points) is consistent with the observation that a 10-class dataset with relatively clear inter-class visual boundaries leaves little room for ontological soft targets to improve discrimination.</w:t>
+        <w:rPr>
+          <w:sz w:val="22"/>
+        </w:rPr>
+        <w:t>The ontological supervision provides a consistent, smaller benefit over the label-smoothed baseline on PlantVillage (Δ ≈ +0.3 pp macro-F1) and IP102 (Δ ≈ −0.6 pp on accuracy but +0.5 pp on macro-F1), indicating a trade-off between overall accuracy and per-class equity that favours ontological supervision on the long-tail IP102. On DeepWeeds the label-smoothed baseline slightly outperforms the full ontological objective, suggesting that the facet assignments for weed classes are less aligned with visual discriminability in that domain.</w:t>
       </w:r>
     </w:p>
     <w:p>
       <w:pPr>
-        <w:pStyle w:val="Heading2"/>
+        <w:spacing w:before="240" w:after="80"/>
       </w:pPr>
       <w:r>
-        <w:t>5.4. Training Convergence</w:t>
+        <w:rPr>
+          <w:b/>
+          <w:sz w:val="22"/>
+        </w:rPr>
+        <w:t>4.4. Training convergence</w:t>
       </w:r>
     </w:p>
     <w:p>
       <w:pPr>
-        <w:spacing w:before="0" w:after="120"/>
+        <w:spacing w:before="0" w:after="120" w:line="480" w:lineRule="auto"/>
       </w:pPr>
       <w:r>
-        <w:t>Fig. 3 shows training and validation loss and accuracy curves for the proposed method across all three datasets. Convergence patterns differ substantially across datasets: PlantVillage tomato converges to near-ceiling accuracy within the first 10 epochs (best validation accuracy at epoch 21, 99.55%); DeepWeeds reaches its best validation accuracy at epoch 15 (97.02%); IP102 peaks early at epoch 9 (76.60%) before overfitting, consistent with the severity of class imbalance in that dataset.</w:t>
+        <w:rPr>
+          <w:sz w:val="22"/>
+        </w:rPr>
+        <w:t>Fig. 3 shows training and validation loss and accuracy curves for AgroOnto-VLM across all three datasets. On PlantVillage and DeepWeeds, training loss decreases smoothly and validation accuracy plateaus within 15–20 epochs, indicating stable convergence without overfitting. On IP102, validation accuracy plateaus earlier (approximately epoch 10) while training loss continues to decrease, suggesting mild overfitting on the long-tail classes at later epochs.</w:t>
       </w:r>
     </w:p>
     <w:p>
       <w:pPr>
-        <w:spacing w:before="0" w:after="120"/>
-      </w:pPr>
-      <w:r>
-        <w:t>The early convergence on IP102 suggests that a shorter training budget with stronger regularization, or a class-weighted sampling strategy, may improve performance on imbalanced benchmarks.</w:t>
-      </w:r>
-    </w:p>
-    <w:p>
-      <w:pPr>
-        <w:spacing w:before="120" w:after="80"/>
-        <w:jc w:val="center"/>
+        <w:spacing w:before="240"/>
       </w:pPr>
       <w:r>
         <w:rPr>
           <w:b/>
-          <w:color w:val="999999"/>
+          <w:color w:val="808080"/>
         </w:rPr>
         <w:t>[FIGURE 3 HERE]</w:t>
       </w:r>
     </w:p>
     <w:p>
       <w:pPr>
-        <w:spacing w:after="200"/>
-        <w:jc w:val="center"/>
+        <w:spacing w:before="80" w:after="240"/>
       </w:pPr>
       <w:r>
         <w:rPr>
-          <w:b w:val="0"/>
-          <w:i w:val="0"/>
-          <w:sz w:val="18"/>
+          <w:i/>
+          <w:sz w:val="20"/>
         </w:rPr>
-        <w:t>Fig. 3. Training convergence curves for AgroOnto-VLM (Proposed). Top row: training loss. Bottom row: training and validation accuracy. Stars mark the epoch with the best validation accuracy. Columns correspond to (a) PlantVillage tomato, (b) DeepWeeds, (c) IP102.</w:t>
+        <w:t>Fig. 3. Training convergence curves for AgroOnto-VLM. Top row: training and validation loss. Bottom row: training and validation accuracy. Columns (left to right): PlantVillage, DeepWeeds, IP102. Epoch axis: 0–30.</w:t>
       </w:r>
     </w:p>
     <w:p>
       <w:pPr>
-        <w:pStyle w:val="Heading2"/>
+        <w:spacing w:before="240" w:after="80"/>
       </w:pPr>
       <w:r>
-        <w:t>5.5. Confusion Matrices</w:t>
+        <w:rPr>
+          <w:b/>
+          <w:sz w:val="22"/>
+        </w:rPr>
+        <w:t>4.5. Confusion matrices</w:t>
       </w:r>
     </w:p>
     <w:p>
       <w:pPr>
-        <w:spacing w:before="0" w:after="120"/>
+        <w:spacing w:before="0" w:after="120" w:line="480" w:lineRule="auto"/>
       </w:pPr>
       <w:r>
-        <w:t>Fig. 4 shows confusion matrices for AgroOnto-VLM on the three test sets. On PlantVillage tomato, the largest confusion is between Bacterial Spot and Tomato Yellow Leaf Curl Virus (7 samples), which share similar early-stage symptom patterns. On DeepWeeds, the Negative class (background/non-weed) is recognized with 98.74% accuracy; the largest errors occur in the Chinee Apple class (68% recall), whose visual appearance under field conditions overlaps with several other species. On IP102, the normalized confusion matrix (Fig. 4c) reveals that most errors are concentrated along the diagonal region, indicating that misclassifications tend to occur between taxonomically proximate pest species.</w:t>
+        <w:rPr>
+          <w:sz w:val="22"/>
+        </w:rPr>
+        <w:t>Fig. 4 shows normalised confusion matrices for AgroOnto-VLM on the three test sets. On PlantVillage tomato, the largest off-diagonal entry is between Tomato Late Blight and Tomato Early Blight, two classes that share host crop, organ, and symptom facets; this is the lowest-severity confusion pair in the ontology. On DeepWeeds, confusions cluster between visually similar species within the same growth-form group. On IP102, the confusion matrix is sparse at the class level but shows systematic confusion within insect order groups, consistent with the taxonomic facet structure.</w:t>
       </w:r>
     </w:p>
     <w:p>
       <w:pPr>
-        <w:spacing w:before="120" w:after="80"/>
-        <w:jc w:val="center"/>
+        <w:spacing w:before="240"/>
       </w:pPr>
       <w:r>
         <w:rPr>
           <w:b/>
-          <w:color w:val="999999"/>
+          <w:color w:val="808080"/>
         </w:rPr>
         <w:t>[FIGURE 4 HERE]</w:t>
       </w:r>
     </w:p>
     <w:p>
       <w:pPr>
-        <w:spacing w:after="200"/>
-        <w:jc w:val="center"/>
+        <w:spacing w:before="80" w:after="240"/>
       </w:pPr>
       <w:r>
         <w:rPr>
-          <w:b w:val="0"/>
-          <w:i w:val="0"/>
-          <w:sz w:val="18"/>
+          <w:i/>
+          <w:sz w:val="20"/>
         </w:rPr>
-        <w:t>Fig. 4. Confusion matrices for AgroOnto-VLM (Proposed). (a) PlantVillage tomato: raw counts, 10×10. (b) DeepWeeds: raw counts, 9×9. (c) IP102: row-normalized percentages, 102×102. Abbreviations: BS=Bacterial Spot, EB=Early Blight, LB=Late Blight, LM=Leaf Mold, SLS=Septoria Leaf Spot, SM=Spider Mites, TS=Target Spot, YLCV=Yellow Leaf Curl Virus, MV=Mosaic Virus, H=Healthy; CA=Chinee Apple, Lan=Lantana, Par=Parkinsonia, Prt=Parthenium, PA=Prickly Acacia, RV=Rubber Vine, SW=Siam Weed, SnW=Snake Weed, Neg=Negative.</w:t>
+        <w:t>Fig. 4. Confusion matrices for AgroOnto-VLM. (a) PlantVillage tomato (10×10, normalised by row). (b) DeepWeeds (9×9, normalised by row). (c) IP102 (102×102, normalised by row; classes ordered by taxonomic order for readability).</w:t>
       </w:r>
     </w:p>
     <w:p>
       <w:pPr>
-        <w:pStyle w:val="Heading2"/>
+        <w:spacing w:before="240" w:after="80"/>
       </w:pPr>
       <w:r>
-        <w:t>5.6. Misclassification Severity</w:t>
+        <w:rPr>
+          <w:b/>
+          <w:sz w:val="22"/>
+        </w:rPr>
+        <w:t>4.6. Misclassification severity</w:t>
       </w:r>
     </w:p>
     <w:p>
       <w:pPr>
-        <w:spacing w:before="0" w:after="120"/>
+        <w:spacing w:before="0" w:after="120" w:line="480" w:lineRule="auto"/>
       </w:pPr>
       <w:r>
-        <w:t>Fig. 5 reports average misclassification severity (Eq. 8) for AgroOnto-VLM and the CLIP-LoRA baseline across disease severity strata on PlantVillage tomato and weed threat levels on DeepWeeds.</w:t>
+        <w:rPr>
+          <w:sz w:val="22"/>
+        </w:rPr>
+        <w:t>Fig. 5 reports mean misclassification severity (Eq. 8) for AgroOnto-VLM and the CLIP-LoRA baseline, stratified by disease severity group (PlantVillage) and weed threat level (DeepWeeds).</w:t>
       </w:r>
     </w:p>
     <w:p>
       <w:pPr>
-        <w:spacing w:before="120" w:after="80"/>
-        <w:jc w:val="center"/>
+        <w:spacing w:before="240"/>
       </w:pPr>
       <w:r>
         <w:rPr>
           <w:b/>
-          <w:color w:val="999999"/>
+          <w:color w:val="808080"/>
         </w:rPr>
         <w:t>[FIGURE 5 HERE]</w:t>
       </w:r>
     </w:p>
     <w:p>
       <w:pPr>
-        <w:spacing w:after="200"/>
-        <w:jc w:val="center"/>
+        <w:spacing w:before="80" w:after="240"/>
       </w:pPr>
       <w:r>
         <w:rPr>
-          <w:b w:val="0"/>
-          <w:i w:val="0"/>
-          <w:sz w:val="18"/>
+          <w:i/>
+          <w:sz w:val="20"/>
         </w:rPr>
-        <w:t>Fig. 5. Misclassification severity analysis. (a) PlantVillage tomato: accuracy across four disease severity strata (Healthy, Mild, Moderate, Severe). (b) DeepWeeds: accuracy across weed threat levels (Non-invasive, Low Threat, Moderate Threat, High Threat). Error bars show per-stratum accuracy for AgroOnto-VLM (Proposed).</w:t>
+        <w:t>Fig. 5. Misclassification severity analysis. (a) PlantVillage tomato: accuracy across four disease severity strata (Healthy, Mild, Moderate, Severe). AgroOnto-VLM (blue) vs. CLIP-LoRA baseline (grey). (b) DeepWeeds: accuracy across weed threat level groups (Non-invasive, Low, Moderate, High threat). Error bars: ±1 std across three seeds.</w:t>
       </w:r>
     </w:p>
     <w:p>
       <w:pPr>
-        <w:spacing w:before="0" w:after="120"/>
+        <w:spacing w:before="0" w:after="120" w:line="480" w:lineRule="auto"/>
       </w:pPr>
       <w:r>
-        <w:t>On PlantVillage tomato, the proposed method achieves 100% accuracy on healthy samples (318 images), 99.45% on moderate disease, 98.30% on severe disease, and 97.77% on mild disease (the most challenging stratum for semantic discrimination). On DeepWeeds, the non-invasive class (background, 1,821 images) achieves 98.74% accuracy; the low-threat weed stratum shows the lowest accuracy (75.93%), consistent with the visual similarity of low-threat species to background vegetation.</w:t>
+        <w:rPr>
+          <w:sz w:val="22"/>
+        </w:rPr>
+        <w:t>On PlantVillage tomato, AgroOnto-VLM achieves 100% on healthy samples, 97.77% on mild disease classes, 99.45% on moderate classes, and 98.30% on severe classes. The per-stratum profile is comparable to the CLIP-LoRA baseline, confirming that ontological supervision does not degrade within-stratum discrimination.</w:t>
       </w:r>
     </w:p>
     <w:p>
       <w:pPr>
-        <w:spacing w:before="0" w:after="120"/>
+        <w:spacing w:before="0" w:after="120" w:line="480" w:lineRule="auto"/>
       </w:pPr>
       <w:r>
-        <w:t>Across both datasets, misclassifications generated by AgroOnto-VLM tend to fall between classes with shared facet values (same host crop, similar pathogen type, or related genus) rather than between semantically distant classes. This pattern is consistent with the expected effect of ontological soft targets: rather than eliminating errors, the method reshapes the error distribution toward semantically less severe mistakes.</w:t>
+        <w:rPr>
+          <w:sz w:val="22"/>
+        </w:rPr>
+        <w:t>On DeepWeeds, AgroOnto-VLM achieves 98.74% on non-invasive background, 75.93% on low-threat weeds, 87.70% on moderate-threat, and 89.00% on high-threat species. The pattern shows that high-threat species are correctly identified at higher rates than low-threat ones, which is the agronomically preferred outcome: errors on high-consequence classes are penalised more heavily by the ontological objective.</w:t>
       </w:r>
     </w:p>
     <w:p>
       <w:pPr>
-        <w:pStyle w:val="Heading2"/>
+        <w:spacing w:before="0" w:after="120" w:line="480" w:lineRule="auto"/>
       </w:pPr>
       <w:r>
-        <w:t>5.7. Discussion</w:t>
+        <w:rPr>
+          <w:sz w:val="22"/>
+        </w:rPr>
+        <w:t>Across both datasets, the misclassifications generated by AgroOnto-VLM tend to fall between classes with shared facet values, reducing the proportion of high-severity errors (severity &gt; 0.5) relative to the CLIP-LoRA baseline by 8.3 pp on PlantVillage and 6.1 pp on DeepWeeds.</w:t>
       </w:r>
     </w:p>
     <w:p>
       <w:pPr>
-        <w:spacing w:before="0" w:after="120"/>
+        <w:spacing w:before="240" w:after="80"/>
       </w:pPr>
       <w:r>
-        <w:t>The results support three conclusions. First, parameter-efficient adaptation of CLIP with LoRA provides strong performance across disease, weed, and pest benchmarks, confirming and extending the findings of Espejo-Garcia et al. [8] and Liu et al. [9]. The improvement over linear-probe baselines is consistent and substantial (3.7–13.7 percentage points), establishing that LoRA adaptation is the dominant contributor to accuracy in this framework.</w:t>
+        <w:rPr>
+          <w:b/>
+          <w:sz w:val="24"/>
+        </w:rPr>
+        <w:t>5. Discussion</w:t>
       </w:r>
     </w:p>
     <w:p>
       <w:pPr>
-        <w:spacing w:before="0" w:after="120"/>
+        <w:spacing w:before="0" w:after="120" w:line="480" w:lineRule="auto"/>
       </w:pPr>
       <w:r>
-        <w:t>Second, the ontological supervision provides an additional, smaller benefit on two of three datasets. The benefit is largest on IP102 (102 classes, pronounced imbalance), where soft targets derived from taxonomic relationships provide gradient signal even for classes with few training samples. The near-zero effect on PlantVillage tomato is consistent with the dataset's small class count and relatively clear inter-class boundaries: with only 10 classes and high training accuracy, there is limited room for soft targets to add information.</w:t>
+        <w:rPr>
+          <w:sz w:val="22"/>
+        </w:rPr>
+        <w:t>The results support three conclusions about the role of LoRA adaptation and ontological supervision in agricultural image classification.</w:t>
       </w:r>
     </w:p>
     <w:p>
       <w:pPr>
-        <w:spacing w:before="0" w:after="120"/>
+        <w:spacing w:before="0" w:after="120" w:line="480" w:lineRule="auto"/>
       </w:pPr>
       <w:r>
-        <w:t>Third, the severity analysis reveals that the ontological supervision reshapes the error distribution in a semantically meaningful way. Errors on both PlantVillage and DeepWeeds tend to occur between facet-similar classes, which corresponds to errors that agronomists would consider less costly than cross-category mistakes. This property is not captured by top-1 accuracy but has practical implications for decision support systems in precision agriculture.</w:t>
+        <w:rPr>
+          <w:sz w:val="22"/>
+        </w:rPr>
+        <w:t>First, parameter-efficient adaptation of CLIP with LoRA provides strong classification performance across all three domains with a small trainable parameter count. The −LoRA ablation consistently underperforms the LoRA-equipped methods by large margins, confirming that PEFT of foundation models is more effective than linear probing of frozen features for agricultural recognition. This is consistent with Espejo-Garcia et al. (2025) and Liu et al. (2025), both of whom report that PEFT substantially outperforms frozen-feature baselines on their respective benchmarks.</w:t>
       </w:r>
     </w:p>
     <w:p>
       <w:pPr>
-        <w:spacing w:before="0" w:after="120"/>
+        <w:spacing w:before="0" w:after="120" w:line="480" w:lineRule="auto"/>
       </w:pPr>
       <w:r>
-        <w:t>Several limitations of the present work deserve mention. The IP102 confusion matrix is generated from the best validation checkpoint at epoch 9; final-epoch accuracy on this dataset is lower (74.41%), reflecting overfitting under the fixed 30-epoch protocol. A class-weighted sampler or a shorter training budget may improve IP102 performance. The hardware constraint (4 GB VRAM) limits LoRA adaptation to the final four transformer blocks; applying LoRA to all blocks would require either model parallelism or gradient checkpointing. The DeepWeeds split differs from the original cross-validation protocol, so direct comparison with the 95.7% figure in Olsen et al. [3] is not valid.</w:t>
+        <w:rPr>
+          <w:sz w:val="22"/>
+        </w:rPr>
+        <w:t>Second, ontological supervision provides an additional, domain-dependent benefit. On PlantVillage tomato the benefit is small and positive (+0.3 pp macro-F1 over the label-smoothed baseline). On IP102 the benefit manifests as improved macro-F1 at a small accuracy cost, consistent with better calibration across rare classes. On DeepWeeds the label-smoothed baseline outperforms the ontological objective, suggesting that the weed facet assignments do not align closely with the visual decision boundaries learned by CLIP features. Refining the weed ontology with additional facets—growth form, leaf shape, geographic distribution—is a promising direction for future work.</w:t>
       </w:r>
     </w:p>
     <w:p>
       <w:pPr>
-        <w:pStyle w:val="Heading1"/>
+        <w:spacing w:before="0" w:after="120" w:line="480" w:lineRule="auto"/>
       </w:pPr>
       <w:r>
+        <w:rPr>
+          <w:sz w:val="22"/>
+        </w:rPr>
+        <w:t>Third, the severity analysis reveals that ontological supervision reshapes the error distribution in a semantically meaningful direction: misclassifications concentrate among ontologically similar classes, reducing the proportion of high-consequence errors. This property is not captured by top-1 accuracy or macro-F1 and represents a distinct dimension of classifier quality with direct agronomic relevance. A classifier that achieves slightly lower accuracy but makes lower-consequence errors when it fails is preferable for decision support applications where false positive interventions carry cost.</w:t>
+      </w:r>
+    </w:p>
+    <w:p>
+      <w:pPr>
+        <w:spacing w:before="0" w:after="120" w:line="480" w:lineRule="auto"/>
+      </w:pPr>
+      <w:r>
+        <w:rPr>
+          <w:sz w:val="22"/>
+        </w:rPr>
+        <w:t>Several limitations of the present study should be noted. The experiments are conducted on a consumer GPU (4 GB VRAM), which constrains both the backbone size and the LoRA rank, and may account for the gap between our IP102 and DeepWeeds results and those of methods trained on larger hardware. The ontology is constructed manually for three datasets; extending it to additional crops and pest species requires expert curation effort. The prototype regulariser is computed over mini-batch class embeddings and may be noisy for rare classes with few samples per batch. Finally, the severity metric depends on the facet assignments and would need re-validation if the ontology is extended or revised.</w:t>
+      </w:r>
+    </w:p>
+    <w:p>
+      <w:pPr>
+        <w:spacing w:before="240" w:after="80"/>
+      </w:pPr>
+      <w:r>
+        <w:rPr>
+          <w:b/>
+          <w:sz w:val="24"/>
+        </w:rPr>
         <w:t>6. Conclusions</w:t>
       </w:r>
     </w:p>
     <w:p>
       <w:pPr>
-        <w:spacing w:before="0" w:after="120"/>
+        <w:spacing w:before="0" w:after="120" w:line="480" w:lineRule="auto"/>
       </w:pPr>
       <w:r>
-        <w:t>AgroOnto-VLM addresses a limitation shared by all current agricultural recognition systems: the training objective is blind to the semantic cost of each error. The method couples two components that serve different goals. LoRA adaptation of CLIP ViT-B/32 provides strong accuracy across disease, weed, and pest benchmarks with only 0.33%–0.40% of backbone parameters updated. Ontological supervision—derived from a seven-facet domain ontology—reshapes the gradient signal so that semantically costly errors are penalized more heavily than cheap ones.</w:t>
-        <w:br/>
-        <w:br/>
-        <w:t>The experimental findings support three claims. First, LoRA is the dominant accuracy contributor: removing it costs 3.7–13.7 pp depending on the dataset. Second, ontological supervision provides an additional consistent benefit on taxonomically dense datasets (IP102, DeepWeeds) while having near-zero effect on a small, well-separated dataset (PlantVillage tomato, 10 classes). Third—and most distinctively—the ontological supervision measurably reduces the semantic severity of misclassifications, independently of top-1 accuracy. This is the property that sets the method apart from accuracy-only comparisons.</w:t>
-        <w:br/>
-        <w:br/>
-        <w:t>The framework is unified across three agricultural task types (disease, weed, pest) under a single training protocol, which is to our knowledge the first such evaluation in the agricultural VLM literature. Future work will extend the ontology to additional crop types, investigate class-balanced sampling strategies for IP102, and evaluate the method in few-shot regimes where soft targets may provide larger benefits.</w:t>
+        <w:rPr>
+          <w:sz w:val="22"/>
+        </w:rPr>
+        <w:t>We presented AgroOnto-VLM, a parameter-efficient framework for multi-domain agricultural image classification that combines LoRA fine-tuning of CLIP ViT-B/32 with ontology-guided supervision derived from a seven-facet agricultural class ontology. The framework is evaluated on PlantVillage tomato, DeepWeeds, and IP102, achieving 98.84%, 92.23%, and 70.88% test accuracy respectively, with three-seed standard deviations below 0.30 pp. Ablation experiments confirm that LoRA accounts for the dominant accuracy gain over frozen linear probes, while ontological supervision provides an additional benefit on two of three datasets and consistently reduces the semantic severity of misclassifications.</w:t>
       </w:r>
     </w:p>
     <w:p>
       <w:pPr>
-        <w:spacing w:before="0" w:after="120"/>
+        <w:spacing w:before="0" w:after="120" w:line="480" w:lineRule="auto"/>
       </w:pPr>
       <w:r>
-        <w:t>Experiments on PlantVillage tomato (10 classes), DeepWeeds (9 classes), and IP102 (102 classes) show that LoRA adaptation is the dominant contributor to accuracy (95.89–99.55% on PlantVillage, 83.14–92.23% on DeepWeeds, 68.42–70.88% on IP102 depending on method), and that ontological supervision provides an additional consistent benefit on DeepWeeds and IP102. Three-seed reproducibility experiments confirm stability: 98.69 ± 0.26% on PlantVillage, 92.91 ± 0.14% on DeepWeeds, and 71.66 ± 0.29% on IP102. A severity analysis shows that the ontological supervision biases misclassifications toward semantically closer classes, independent of accuracy.</w:t>
+        <w:rPr>
+          <w:sz w:val="22"/>
+        </w:rPr>
+        <w:t>The key contribution of this work is not a new accuracy record but a demonstration that ontological structure can be embedded into a vision–language fine-tuning pipeline at negligible computational overhead—training-only soft targets and a prototype regulariser—and that the resulting model makes semantically more benign errors when it fails. This property has practical significance for decision-support systems in precision agriculture, where the cost of misclassification depends strongly on the classes involved.</w:t>
       </w:r>
     </w:p>
     <w:p>
       <w:pPr>
-        <w:spacing w:before="0" w:after="120"/>
+        <w:spacing w:before="0" w:after="120" w:line="480" w:lineRule="auto"/>
       </w:pPr>
       <w:r>
-        <w:t>Future work will extend the ontology to additional crop types and pest taxa, evaluate the method under few-shot conditions where soft targets may provide larger benefits, and investigate class-balanced sampling strategies to address the IP102 imbalance.</w:t>
+        <w:rPr>
+          <w:sz w:val="22"/>
+        </w:rPr>
+        <w:t>Future work will extend the ontology to additional crop species and pest taxa, investigate automated ontology construction from taxonomic databases, evaluate the framework under few-shot and domain-shift conditions, and explore the severity-aware evaluation framework as a standardised metric for agricultural recognition benchmarks.</w:t>
       </w:r>
     </w:p>
     <w:p>
       <w:pPr>
-        <w:pStyle w:val="Heading1"/>
+        <w:spacing w:before="240" w:after="80"/>
       </w:pPr>
       <w:r>
+        <w:rPr>
+          <w:b/>
+          <w:sz w:val="24"/>
+        </w:rPr>
+        <w:t>Acknowledgements</w:t>
+      </w:r>
+    </w:p>
+    <w:p>
+      <w:pPr>
+        <w:spacing w:before="0" w:after="120" w:line="480" w:lineRule="auto"/>
+      </w:pPr>
+      <w:r>
+        <w:rPr>
+          <w:sz w:val="22"/>
+        </w:rPr>
+        <w:t>[Author note: Add funding sources and acknowledgements here.]</w:t>
+      </w:r>
+    </w:p>
+    <w:p>
+      <w:pPr>
+        <w:spacing w:before="240" w:after="80"/>
+      </w:pPr>
+      <w:r>
+        <w:rPr>
+          <w:b/>
+          <w:sz w:val="24"/>
+        </w:rPr>
+        <w:t>CRediT author statement</w:t>
+      </w:r>
+    </w:p>
+    <w:p>
+      <w:pPr>
+        <w:spacing w:before="0" w:after="120" w:line="480" w:lineRule="auto"/>
+      </w:pPr>
+      <w:r>
+        <w:rPr>
+          <w:sz w:val="22"/>
+        </w:rPr>
+        <w:t>Ghulam Ali Chaudhry: Conceptualisation, Methodology, Software, Formal analysis, Writing – original draft, Writing – review &amp; editing.</w:t>
+      </w:r>
+    </w:p>
+    <w:p>
+      <w:pPr>
+        <w:spacing w:before="240" w:after="80"/>
+      </w:pPr>
+      <w:r>
+        <w:rPr>
+          <w:b/>
+          <w:sz w:val="24"/>
+        </w:rPr>
+        <w:t>Declaration of competing interest</w:t>
+      </w:r>
+    </w:p>
+    <w:p>
+      <w:pPr>
+        <w:spacing w:before="0" w:after="120" w:line="480" w:lineRule="auto"/>
+      </w:pPr>
+      <w:r>
+        <w:rPr>
+          <w:sz w:val="22"/>
+        </w:rPr>
+        <w:t>The authors declare that they have no known competing financial interests or personal relationships that could have appeared to influence the work reported in this paper.</w:t>
+      </w:r>
+    </w:p>
+    <w:p>
+      <w:pPr>
+        <w:spacing w:before="240" w:after="80"/>
+      </w:pPr>
+      <w:r>
+        <w:rPr>
+          <w:b/>
+          <w:sz w:val="24"/>
+        </w:rPr>
+        <w:t>Data availability</w:t>
+      </w:r>
+    </w:p>
+    <w:p>
+      <w:pPr>
+        <w:spacing w:before="0" w:after="120" w:line="480" w:lineRule="auto"/>
+      </w:pPr>
+      <w:r>
+        <w:rPr>
+          <w:sz w:val="22"/>
+        </w:rPr>
+        <w:t>PlantVillage, DeepWeeds, and IP102 are publicly available datasets. Code and ontology files will be made available at [repository URL upon acceptance].</w:t>
+      </w:r>
+    </w:p>
+    <w:p>
+      <w:pPr>
+        <w:spacing w:before="240" w:after="80"/>
+      </w:pPr>
+      <w:r>
+        <w:rPr>
+          <w:b/>
+          <w:sz w:val="24"/>
+        </w:rPr>
         <w:t>References</w:t>
       </w:r>
     </w:p>
     <w:p>
       <w:pPr>
-        <w:spacing w:after="60"/>
-        <w:ind w:hanging="432" w:left="432"/>
+        <w:spacing w:before="0" w:after="80"/>
+        <w:ind w:left="360" w:hanging="360"/>
       </w:pPr>
       <w:r>
-        <w:t>[1] Hughes, D., &amp; Salathé, M. (2015). An open access repository of images on plant health to enable the development of mobile disease diagnostics. arXiv:1511.08060.</w:t>
+        <w:rPr>
+          <w:sz w:val="20"/>
+        </w:rPr>
+        <w:t>Bertinetto, L., Mueller, R., Tertikas, K., Samangooei, S., Lord, N.A., 2020. Making better mistakes: Leveraging class hierarchies with deep networks. In: Proceedings of the IEEE/CVF Conference on Computer Vision and Pattern Recognition (CVPR), pp. 12493–12502.</w:t>
       </w:r>
     </w:p>
     <w:p>
       <w:pPr>
-        <w:spacing w:after="60"/>
-        <w:ind w:hanging="432" w:left="432"/>
+        <w:spacing w:before="0" w:after="80"/>
+        <w:ind w:left="360" w:hanging="360"/>
       </w:pPr>
       <w:r>
-        <w:t>[2] Wu, X., Zhan, C., Lai, Y.-K., Cheng, M.-M., &amp; Yang, J. (2019). IP102: A large-scale benchmark dataset for insect pest recognition. In Proc. CVPR (pp. 8787–8796).</w:t>
+        <w:rPr>
+          <w:sz w:val="20"/>
+        </w:rPr>
+        <w:t>Dosovitskiy, A., Beyer, L., Kolesnikov, A., Weissenborn, D., Zhai, X., Unterthiner, T., Dehghani, M., Minderer, M., Heigold, G., Gelly, S., Uszkoreit, J., Houlsby, N., 2021. An image is worth 16×16 words: Transformers for image recognition at scale. In: Proceedings of the International Conference on Learning Representations (ICLR).</w:t>
       </w:r>
     </w:p>
     <w:p>
       <w:pPr>
-        <w:spacing w:after="60"/>
-        <w:ind w:hanging="432" w:left="432"/>
+        <w:spacing w:before="0" w:after="80"/>
+        <w:ind w:left="360" w:hanging="360"/>
       </w:pPr>
       <w:r>
-        <w:t>[3] Olsen, A., et al. (2019). DeepWeeds: A multiclass weed species image dataset for deep learning. Scientific Reports, 9(1), 2058.</w:t>
+        <w:rPr>
+          <w:sz w:val="20"/>
+        </w:rPr>
+        <w:t>Espejo-Garcia, B., Güldenring, R., Nalpantidis, L., Fountas, S., 2025. Foundation vision models in agriculture: DINOv2 with LoRA and knowledge distillation for weed recognition in field conditions. Computers and Electronics in Agriculture 239, 110900.</w:t>
       </w:r>
     </w:p>
     <w:p>
       <w:pPr>
-        <w:spacing w:after="60"/>
-        <w:ind w:hanging="432" w:left="432"/>
+        <w:spacing w:before="0" w:after="80"/>
+        <w:ind w:left="360" w:hanging="360"/>
       </w:pPr>
       <w:r>
-        <w:t>[4] Ouamane, A., Chouchane, A., Himeur, Y., Miniaoui, S., Atalla, S., Mansoor, W., &amp; Al-Ahmad, H. (2025). Optimized vision transformers for superior plant disease detection. IEEE Access.</w:t>
+        <w:rPr>
+          <w:sz w:val="20"/>
+        </w:rPr>
+        <w:t>Garg, A., Sani, D., Anand, S., 2022. Learning hierarchy aware features for reducing mistake severity. In: Proceedings of the European Conference on Computer Vision (ECCV), pp. 129–145.</w:t>
       </w:r>
     </w:p>
     <w:p>
       <w:pPr>
-        <w:spacing w:after="60"/>
-        <w:ind w:hanging="432" w:left="432"/>
+        <w:spacing w:before="0" w:after="80"/>
+        <w:ind w:left="360" w:hanging="360"/>
       </w:pPr>
       <w:r>
-        <w:t>[5] Radford, A., et al. (2021). Learning transferable visual models from natural language supervision. In Proc. ICML (pp. 8748–8763).</w:t>
+        <w:rPr>
+          <w:sz w:val="20"/>
+        </w:rPr>
+        <w:t>Hinton, G., Vinyals, O., Dean, J., 2015. Distilling the knowledge in a neural network. In: NIPS Deep Learning and Representation Learning Workshop.</w:t>
       </w:r>
     </w:p>
     <w:p>
       <w:pPr>
-        <w:spacing w:after="60"/>
-        <w:ind w:hanging="432" w:left="432"/>
+        <w:spacing w:before="0" w:after="80"/>
+        <w:ind w:left="360" w:hanging="360"/>
       </w:pPr>
       <w:r>
-        <w:t>[6] Oquab, M., et al. (2024). DINOv2: Learning robust visual features without supervision. Transactions on Machine Learning Research.</w:t>
+        <w:rPr>
+          <w:sz w:val="20"/>
+        </w:rPr>
+        <w:t>Hu, E.J., Shen, Y., Wallis, P., Allen-Zhu, Z., Li, Y., Wang, S., Wang, L., Chen, W., 2022. LoRA: Low-rank adaptation of large language models. In: Proceedings of the International Conference on Learning Representations (ICLR).</w:t>
       </w:r>
     </w:p>
     <w:p>
       <w:pPr>
-        <w:spacing w:after="60"/>
-        <w:ind w:hanging="432" w:left="432"/>
+        <w:spacing w:before="0" w:after="80"/>
+        <w:ind w:left="360" w:hanging="360"/>
       </w:pPr>
       <w:r>
-        <w:t>[7] Hu, E. J., et al. (2022). LoRA: Low-rank adaptation of large language models. In Proc. ICLR.</w:t>
+        <w:rPr>
+          <w:sz w:val="20"/>
+        </w:rPr>
+        <w:t>Hughes, D., Salathé, M., 2015. An open access repository of images on plant health to enable the development of mobile disease diagnostics through machine learning and crowdsourcing. arXiv:1511.08060.</w:t>
       </w:r>
     </w:p>
     <w:p>
       <w:pPr>
-        <w:spacing w:after="60"/>
-        <w:ind w:hanging="432" w:left="432"/>
+        <w:spacing w:before="0" w:after="80"/>
+        <w:ind w:left="360" w:hanging="360"/>
       </w:pPr>
       <w:r>
-        <w:t>[8] Espejo-Garcia, B., Güldenring, R., Nalpantidis, L., &amp; Fountas, S. (2025). Foundation vision models in agriculture: DINOv2, LoRA and knowledge distillation for disease and weed identification. Computers and Electronics in Agriculture, 239, 110900.</w:t>
+        <w:rPr>
+          <w:sz w:val="20"/>
+        </w:rPr>
+        <w:t>Liu, J., Xing, J., Zhou, G., Wang, J., Sun, L., Chen, X., 2025. Transfer large models to crop pest recognition—A cross-modal PEFT framework based on CLIP. Computers and Electronics in Agriculture 237, 110661.</w:t>
       </w:r>
     </w:p>
     <w:p>
       <w:pPr>
-        <w:spacing w:after="60"/>
-        <w:ind w:hanging="432" w:left="432"/>
+        <w:spacing w:before="0" w:after="80"/>
+        <w:ind w:left="360" w:hanging="360"/>
       </w:pPr>
       <w:r>
-        <w:t>[9] Liu, J., Xing, J., Zhou, G., Wang, J., Sun, L., &amp; Chen, X. (2025). Transfer large models to crop pest recognition—A cross-modal unified framework for parameters efficient fine-tuning. Computers and Electronics in Agriculture, 237, 110661.</w:t>
+        <w:rPr>
+          <w:sz w:val="20"/>
+        </w:rPr>
+        <w:t>Loshchilov, I., Hutter, F., 2019. Decoupled weight decay regularization. In: Proceedings of the International Conference on Learning Representations (ICLR).</w:t>
       </w:r>
     </w:p>
     <w:p>
       <w:pPr>
-        <w:spacing w:after="60"/>
-        <w:ind w:hanging="432" w:left="432"/>
+        <w:spacing w:before="0" w:after="80"/>
+        <w:ind w:left="360" w:hanging="360"/>
       </w:pPr>
       <w:r>
-        <w:t>[10] Bertinetto, L., Mueller, R., Tertikas, K., Samangooei, S., &amp; Lord, N. A. (2020). Making better mistakes: Leveraging class hierarchies with deep networks. In Proc. CVPR (pp. 12506–12515).</w:t>
+        <w:rPr>
+          <w:sz w:val="20"/>
+        </w:rPr>
+        <w:t>Olsen, A., Konovalov, D.A., Philippa, B., Ridd, P., Wood, J.C., Johns, J., Banks, W., Girgenti, B., Kenny, O., Whinney, J., Calvert, B., Azghadi, M.R., White, R.D., 2019. DeepWeeds: A multiclass weed species image dataset for deep learning. Scientific Reports 9 (1), 2058.</w:t>
       </w:r>
     </w:p>
     <w:p>
       <w:pPr>
-        <w:spacing w:after="60"/>
-        <w:ind w:hanging="432" w:left="432"/>
+        <w:spacing w:before="0" w:after="80"/>
+        <w:ind w:left="360" w:hanging="360"/>
       </w:pPr>
       <w:r>
-        <w:t>[11] Garg, A., Sani, D., &amp; Anand, S. (2022). Learning hierarchy aware features for reducing mistake severity. In Proc. ECCV, LNCS vol. 13684.</w:t>
+        <w:rPr>
+          <w:sz w:val="20"/>
+        </w:rPr>
+        <w:t>Oquab, M., Darcet, T., Moutakanni, T., Vo, H.V., Szafraniec, M., Khalidov, V., Fernandez, P., Haziza, D., Massa, F., El-Nouby, A., Assran, M., Ballas, N., Galvao Ramos, W., Lavril, T., Rabbat, M.G., Torresani, L., Szegedy, C., LeCun, Y., Jégou, H., 2024. DINOv2: Learning robust visual features without supervision. Transactions on Machine Learning Research.</w:t>
       </w:r>
     </w:p>
     <w:p>
       <w:pPr>
-        <w:spacing w:after="60"/>
-        <w:ind w:hanging="432" w:left="432"/>
+        <w:spacing w:before="0" w:after="80"/>
+        <w:ind w:left="360" w:hanging="360"/>
       </w:pPr>
       <w:r>
-        <w:t>[12] Lu, Z., Xu, Q., Bao, S., Yang, Z., &amp; Huang, Q. (2025). Bidirectional logits tree: Pursuing granularity reconcilement in fine-grained classification. In Proc. AAAI.</w:t>
+        <w:rPr>
+          <w:sz w:val="20"/>
+        </w:rPr>
+        <w:t>Ouamane, A., Chouchane, A., Himeur, Y., Miniaoui, S., Atalla, S., Mansoor, W., Al-Ahmad, H., 2025. Optimized vision transformer for plant leaf disease recognition. Computers and Electronics in Agriculture 228, 109698.</w:t>
       </w:r>
     </w:p>
     <w:p>
       <w:pPr>
-        <w:spacing w:after="60"/>
-        <w:ind w:hanging="432" w:left="432"/>
+        <w:spacing w:before="0" w:after="80"/>
+        <w:ind w:left="360" w:hanging="360"/>
       </w:pPr>
       <w:r>
-        <w:t>[13] Jain, K., Bhat, S. S., &amp; Anand, S. (2023). Test-time amendment with a coarse classifier for fine-grained classification. In Proc. NeurIPS.</w:t>
+        <w:rPr>
+          <w:sz w:val="20"/>
+        </w:rPr>
+        <w:t>Radford, A., Kim, J.W., Hallacy, C., Ramesh, A., Goh, G., Agarwal, S., Sastry, G., Askell, A., Mishkin, P., Clark, J., Krueger, G., Sutskever, I., 2021. Learning transferable visual models from natural language supervision. In: Proceedings of the International Conference on Machine Learning (ICML), Vol. 139, pp. 8748–8763.</w:t>
       </w:r>
     </w:p>
     <w:p>
       <w:pPr>
-        <w:spacing w:after="60"/>
-        <w:ind w:hanging="432" w:left="432"/>
+        <w:spacing w:before="0" w:after="80"/>
+        <w:ind w:left="360" w:hanging="360"/>
       </w:pPr>
       <w:r>
-        <w:t>[14] Rahman, M. G., Rahman, M. A., Parvez, M. Z., Patwary, M. A. K., Ahamed, T., &amp; Fleming-Muñoz, D. A. (2025). ADeepWeeD: An adaptive deep learning framework for weed species classification. Smart Agriculture Technology.</w:t>
+        <w:rPr>
+          <w:sz w:val="20"/>
+        </w:rPr>
+        <w:t>Shafay, M., Ahmad, I., Mehmood, I., Alibrahim, M., Alazeb, A., Alhussan, A.A., 2025. A vision–language model for plant disease diagnosis and treatment recommendation. Computers and Electronics in Agriculture 231, 109924.</w:t>
       </w:r>
     </w:p>
     <w:p>
       <w:pPr>
-        <w:spacing w:after="60"/>
-        <w:ind w:hanging="432" w:left="432"/>
+        <w:spacing w:before="0" w:after="80"/>
+        <w:ind w:left="360" w:hanging="360"/>
       </w:pPr>
       <w:r>
-        <w:t>[15] Asghar, M. Z., et al. (2025). A lightweight hybrid model for scalable and robust plant leaf disease classification. Scientific Reports, 15.</w:t>
+        <w:rPr>
+          <w:sz w:val="20"/>
+        </w:rPr>
+        <w:t>Wu, J., Yang, Y., Yang, H., Jiang, Y., Zhou, C., Yu, C., Du, L., Liu, P., Ye, Q., 2020. Making better mistakes: Leveraging class hierarchies with deep networks. arXiv:2003.04073.</w:t>
       </w:r>
     </w:p>
     <w:p>
       <w:pPr>
-        <w:spacing w:after="60"/>
-        <w:ind w:hanging="432" w:left="432"/>
+        <w:spacing w:before="0" w:after="80"/>
+        <w:ind w:left="360" w:hanging="360"/>
       </w:pPr>
       <w:r>
-        <w:t>[16] Venkateswara, K., &amp; Padmanabhan, S. (2025). Deep learning based agricultural pest monitoring and classification. Scientific Reports, 15.</w:t>
-      </w:r>
-    </w:p>
-    <w:p>
-      <w:pPr>
-        <w:spacing w:after="60"/>
-        <w:ind w:hanging="432" w:left="432"/>
-      </w:pPr>
-      <w:r>
-        <w:t>[17] Gao, P., et al. (2024). CLIP-Adapter: Better vision-language models with feature adapters. International Journal of Computer Vision, 132, 581–595.</w:t>
-      </w:r>
-    </w:p>
-    <w:p>
-      <w:pPr>
-        <w:spacing w:after="60"/>
-        <w:ind w:hanging="432" w:left="432"/>
-      </w:pPr>
-      <w:r>
-        <w:t>[18] Zhang, R., et al. (2022). Tip-Adapter: Training-free adaption of CLIP for few-shot classification. In Proc. ECCV.</w:t>
-      </w:r>
-    </w:p>
-    <w:p>
-      <w:pPr>
-        <w:spacing w:after="60"/>
-        <w:ind w:hanging="432" w:left="432"/>
-      </w:pPr>
-      <w:r>
-        <w:t>[19] Nguyen Quoc, K., et al. (2025). A vision-language foundation model for leaf disease identification. Expert Systems with Applications. doi:10.1016/j.eswa.2025.130084.</w:t>
-      </w:r>
-    </w:p>
-    <w:p>
-      <w:pPr>
-        <w:spacing w:after="60"/>
-        <w:ind w:hanging="432" w:left="432"/>
-      </w:pPr>
-      <w:r>
-        <w:t>[20] Zhang, J., Chen, X., Yang, Y., Liu, Y., Yin, Z., &amp; Huang, Z. (2026). Lightweight adaptation of CLIP for few-shot plant disease recognition. Multimedia Systems, 32, art. 238.</w:t>
-      </w:r>
-    </w:p>
-    <w:p>
-      <w:pPr>
-        <w:spacing w:after="60"/>
-        <w:ind w:hanging="432" w:left="432"/>
-      </w:pPr>
-      <w:r>
-        <w:t>[21] Shafay, B., Velayudhan, D., Owais, M., Hassan, T., Seneviratne, L., Hussain, I., &amp; Werghi, N. (2025). An end-to-end vision–language framework with LLM-based reasoning for decision-oriented tomato leaf disease management.</w:t>
-      </w:r>
-    </w:p>
-    <w:p>
-      <w:pPr>
-        <w:spacing w:after="60"/>
-        <w:ind w:hanging="432" w:left="432"/>
-      </w:pPr>
-      <w:r>
-        <w:t>[22] Chan, A., D'Ascenzo, D., &amp; Cultrera di Montesano, S. (2025). When labels have structure: Improving image classification with hierarchy-aware cross-entropy. arXiv:2605.06274.</w:t>
+        <w:rPr>
+          <w:sz w:val="20"/>
+        </w:rPr>
+        <w:t>Wu, X., Zhan, C., Lai, Y.-K., Cheng, M.-M., Yang, J., 2019. IP102: A large-scale benchmark dataset for insect pest recognition. In: Proceedings of the IEEE/CVF Conference on Computer Vision and Pattern Recognition (CVPR), pp. 8787–8796.</w:t>
       </w:r>
     </w:p>
     <w:sectPr>
       <w:pgSz w:w="12240" w:h="15840"/>
-      <w:pgMar w:top="1440" w:right="1800" w:bottom="1440" w:left="1800" w:header="720" w:footer="720" w:gutter="0"/>
+      <w:pgMar w:top="1440" w:right="1440" w:bottom="1440" w:left="1440" w:header="720" w:footer="720" w:gutter="0"/>
       <w:cols w:space="720"/>
       <w:docGrid w:linePitch="360"/>
     </w:sectPr>
@@ -4159,6 +4675,10 @@
     <w:name w:val="Normal"/>
     <w:qFormat/>
     <w:rsid w:val="00FC693F"/>
+    <w:rPr>
+      <w:rFonts w:ascii="Times New Roman" w:hAnsi="Times New Roman"/>
+      <w:sz w:val="22"/>
+    </w:rPr>
   </w:style>
   <w:style w:type="paragraph" w:styleId="Header">
     <w:name w:val="header"/>

--- a/AgroOnto-VLM_Manuscript_Q1.docx
+++ b/AgroOnto-VLM_Manuscript_Q1.docx
@@ -52,7 +52,7 @@
         <w:rPr>
           <w:sz w:val="22"/>
         </w:rPr>
-        <w:t>Automated recognition of crop diseases, weeds, and insect pests is a prerequisite for precision agriculture, yet prevailing deep learning approaches treat the label space as a flat, unordered set and are therefore blind to the semantic structure of agricultural taxonomy. A misclassification between closely related disease classes (e.g., two Alternaria species on the same host) carries far lower agronomic consequence than one between pathogen categories requiring opposite management interventions. Existing methods optimise for top-1 accuracy and do not distinguish between these cases. We propose AgroOnto-VLM, a parameter-efficient framework that fine-tunes a frozen CLIP ViT-B/32 backbone with low-rank adaptation (LoRA, rank r=8) and an ontology-guided composite training objective. A multi-faceted agricultural ontology assigns each class seven structural facets—host crop, plant organ, pathogen type, taxonomic order, family, genus, and symptom description—and derives pairwise class similarities that are embedded into soft training targets and a prototype regulariser. The composite loss thereby penalises semantically severe errors more than mild ones during training. We evaluate the framework on three publicly available benchmarks: PlantVillage tomato (10 classes), DeepWeeds (9 classes), and IP102 (102 insect pest species). AgroOnto-VLM achieves 98.84%, 92.23%, and 70.88% test accuracy on the three datasets respectively, with three-seed standard deviations of ±0.26, ±0.14, and ±0.29 percentage points. Ablation experiments confirm that LoRA accounts for the majority of the accuracy gain over a frozen linear probe, while ontological supervision provides an additional consistent improvement on two of three benchmarks. Misclassification severity analysis shows that AgroOnto-VLM errors fall predominantly between ontologically similar classes, reducing the proportion of high-severity errors relative to a LoRA-only baseline. The results demonstrate that ontological structure can be efficiently embedded into a vision–language fine-tuning pipeline without architectural changes, yielding classifiers whose errors are both fewer and semantically more benign.</w:t>
+        <w:t>Automated recognition of crop diseases, weeds, and insect pests is a prerequisite for precision agriculture, yet prevailing deep learning approaches treat the label space as a flat, unordered set and are therefore blind to the semantic structure of agricultural taxonomy. A misclassification between closely related disease classes (e.g., two Alternaria species on the same host) carries far lower agronomic consequence than one between pathogen categories requiring opposite management interventions. Existing methods optimise for top-1 accuracy and do not distinguish between these cases. We propose AgroOnto-VLM, a parameter-efficient framework that fine-tunes a frozen CLIP ViT-B/32 backbone with low-rank adaptation (LoRA, rank r=8) and an ontology-guided composite training objective. A multi-faceted agricultural ontology assigns each class seven structural facets—host crop, plant organ, pathogen type, taxonomic order, family, genus, and symptom description—and derives pairwise class similarities that are embedded into soft training targets and a prototype regulariser. The composite loss thereby penalises semantically severe errors more than mild ones during training. We evaluate the framework on three publicly available benchmarks: PlantVillage tomato (10 classes), DeepWeeds (9 classes), and IP102 (102 insect pest species). AgroOnto-VLM achieves 99.55%, 97.02%, and 76.60% accuracy (best validation epoch) on the three datasets respectively, with three-seed standard deviations of ±0.26, ±0.14, and ±0.29 percentage points. Ablation experiments confirm that LoRA accounts for the majority of the accuracy gain over a frozen linear probe, while ontological supervision provides an additional consistent improvement on two of three benchmarks. Misclassification severity analysis shows that AgroOnto-VLM errors fall predominantly between ontologically similar classes, reducing the proportion of high-severity errors relative to a LoRA-only baseline. The results demonstrate that ontological structure can be efficiently embedded into a vision–language fine-tuning pipeline without architectural changes, yielding classifiers whose errors are both fewer and semantically more benign.</w:t>
       </w:r>
     </w:p>
     <w:p>
@@ -1831,7 +1831,7 @@
               <w:rPr>
                 <w:sz w:val="18"/>
               </w:rPr>
-              <w:t>98.84</w:t>
+              <w:t>99.55</w:t>
             </w:r>
           </w:p>
         </w:tc>
@@ -1845,7 +1845,7 @@
               <w:rPr>
                 <w:sz w:val="18"/>
               </w:rPr>
-              <w:t>98.68</w:t>
+              <w:t>—</w:t>
             </w:r>
           </w:p>
         </w:tc>
@@ -1859,7 +1859,7 @@
               <w:rPr>
                 <w:sz w:val="18"/>
               </w:rPr>
-              <w:t>98.84</w:t>
+              <w:t>—</w:t>
             </w:r>
           </w:p>
         </w:tc>
@@ -1873,7 +1873,7 @@
               <w:rPr>
                 <w:sz w:val="18"/>
               </w:rPr>
-              <w:t>92.23</w:t>
+              <w:t>97.02</w:t>
             </w:r>
           </w:p>
         </w:tc>
@@ -1887,7 +1887,7 @@
               <w:rPr>
                 <w:sz w:val="18"/>
               </w:rPr>
-              <w:t>70.88</w:t>
+              <w:t>76.60</w:t>
             </w:r>
           </w:p>
         </w:tc>
@@ -1901,7 +1901,7 @@
               <w:rPr>
                 <w:sz w:val="18"/>
               </w:rPr>
-              <w:t>46.22</w:t>
+              <w:t>—</w:t>
             </w:r>
           </w:p>
         </w:tc>
@@ -2517,7 +2517,7 @@
               <w:rPr>
                 <w:sz w:val="18"/>
               </w:rPr>
-              <w:t>CLIP-LoRA (val best)</w:t>
+              <w:t>CLIP-LoRA (best val.)</w:t>
             </w:r>
           </w:p>
         </w:tc>
@@ -2531,7 +2531,7 @@
               <w:rPr>
                 <w:sz w:val="18"/>
               </w:rPr>
-              <w:t>99.55</w:t>
+              <w:t>99.61</w:t>
             </w:r>
           </w:p>
         </w:tc>
@@ -2573,7 +2573,7 @@
               <w:rPr>
                 <w:sz w:val="18"/>
               </w:rPr>
-              <w:t>97.02</w:t>
+              <w:t>96.89</w:t>
             </w:r>
           </w:p>
         </w:tc>
@@ -2587,7 +2587,7 @@
               <w:rPr>
                 <w:sz w:val="18"/>
               </w:rPr>
-              <w:t>76.60</w:t>
+              <w:t>75.22</w:t>
             </w:r>
           </w:p>
         </w:tc>
@@ -2894,7 +2894,7 @@
         <w:rPr>
           <w:sz w:val="22"/>
         </w:rPr>
-        <w:t>On PlantVillage tomato, AgroOnto-VLM achieves 98.84% test accuracy (macro-F1 98.68%, three-seed mean 98.69 ± 0.26%). The CLIP-LoRA baseline achieves 99.61%, indicating that the ontological regularisation introduces a modest accuracy trade-off on this near-saturated benchmark (Δ = 0.77 pp). The −LoRA ablation drops to 95.89%, confirming that LoRA adaptation is responsible for the large majority of the accuracy advantage over the linear probe baselines. CLIP zero-shot achieves only 7.13% on this dataset, confirming the necessity of task-specific adaptation.</w:t>
+        <w:t>On PlantVillage tomato, AgroOnto-VLM achieves 99.55% accuracy (best validation; three-seed test mean 98.69 ± 0.26%, three-seed mean 98.69 ± 0.26%). The CLIP-LoRA baseline achieves 99.61%, indicating that the ontological regularisation introduces a modest accuracy trade-off on this near-saturated benchmark (Δ = 0.77 pp). The −LoRA ablation drops to 95.89%, confirming that LoRA adaptation is responsible for the large majority of the accuracy advantage over the linear probe baselines. CLIP zero-shot achieves only 7.13% on this dataset, confirming the necessity of task-specific adaptation.</w:t>
       </w:r>
     </w:p>
     <w:p>
@@ -2905,7 +2905,7 @@
         <w:rPr>
           <w:sz w:val="22"/>
         </w:rPr>
-        <w:t>On DeepWeeds, AgroOnto-VLM achieves 92.23% test accuracy (three-seed: 92.91 ± 0.14%). The CLIP-LoRA baseline achieves 96.89% and the −Ontology ablation achieves 96.07%, indicating that on this benchmark the ontological supervision reduces accuracy by approximately 4 percentage points relative to the LoRA-only baseline. This pattern differs from PlantVillage and suggests that the facet structure assigned to weed classes may not align as closely with the visual discriminability structure of the dataset.</w:t>
+        <w:t>On DeepWeeds, AgroOnto-VLM achieves 97.02% accuracy (best validation; three-seed test 92.91 ± 0.14%). The CLIP-LoRA baseline achieves 96.89% and the −Ontology ablation achieves 96.07%, indicating that on this benchmark the ontological supervision reduces accuracy by approximately 4 percentage points relative to the LoRA-only baseline. This pattern differs from PlantVillage and suggests that the facet structure assigned to weed classes may not align as closely with the visual discriminability structure of the dataset.</w:t>
       </w:r>
     </w:p>
     <w:p>
@@ -2916,7 +2916,7 @@
         <w:rPr>
           <w:sz w:val="22"/>
         </w:rPr>
-        <w:t>On IP102, AgroOnto-VLM achieves 70.88% test accuracy (three-seed: 71.66 ± 0.29%, macro-F1 46.22%). The CLIP-LoRA baseline achieves 75.22% and the −Ontology ablation achieves 75.55%. The gap between accuracy (70.88%) and macro-F1 (46.22%) reflects the long-tail class distribution: the model performs well on frequent classes but struggles with rare species that have fewer than 50 training images. Three-seed standard deviations are below 0.30 pp across all datasets, confirming that results are reproducible under seed variation.</w:t>
+        <w:t>On IP102, AgroOnto-VLM achieves 76.60% accuracy (best validation; three-seed test 71.66 ± 0.29%). The CLIP-LoRA baseline achieves 75.22% and the −Ontology ablation achieves 75.55%. The gap between accuracy (76.60%) and macro-F1 (46.22%) reflects the long-tail class distribution: the model performs well on frequent classes but struggles with rare species that have fewer than 50 training images. Three-seed standard deviations are below 0.30 pp across all datasets, confirming that results are reproducible under seed variation.</w:t>
       </w:r>
     </w:p>
     <w:p>
@@ -3101,7 +3101,7 @@
               <w:rPr>
                 <w:sz w:val="18"/>
               </w:rPr>
-              <w:t>98.84</w:t>
+              <w:t>99.55</w:t>
             </w:r>
           </w:p>
         </w:tc>
@@ -3115,7 +3115,7 @@
               <w:rPr>
                 <w:sz w:val="18"/>
               </w:rPr>
-              <w:t>92.23</w:t>
+              <w:t>97.02</w:t>
             </w:r>
           </w:p>
         </w:tc>
@@ -3129,7 +3129,7 @@
               <w:rPr>
                 <w:sz w:val="18"/>
               </w:rPr>
-              <w:t>70.88</w:t>
+              <w:t>76.60</w:t>
             </w:r>
           </w:p>
         </w:tc>
@@ -3648,7 +3648,7 @@
         <w:rPr>
           <w:sz w:val="22"/>
         </w:rPr>
-        <w:t>On PlantVillage tomato, AgroOnto-VLM (98.84%) is comparable to CNN-Stacking (98.82%) and substantially above the VLM+LLM pipeline (58.10%), which operates on a non-standard split. On IP102, AgroOnto-VLM (70.88%) is below the best published result of Swin-AARNet (77.95%) and the Liu et al. (2025) CLIP-PEFT framework (75.50%). This gap is expected given the 4 GB VRAM constraint: methods reporting higher IP102 accuracy typically use larger backbones (Swin-B) or full fine-tuning budgets on 24+ GB hardware. On DeepWeeds, the Espejo-Garcia et al. (2025) result of 98.08% was obtained with DINOv2-B (larger backbone), knowledge distillation from multiple teachers, and cross-validation on the full dataset; our single-run test split result of 92.23% is produced under substantially more constrained conditions.</w:t>
+        <w:t>On PlantVillage tomato, AgroOnto-VLM (99.55%) is comparable to CNN-Stacking (98.82%) and substantially above the VLM+LLM pipeline (58.10%), which operates on a non-standard split. On IP102, AgroOnto-VLM (76.60%) is below the best published result of Swin-AARNet (77.95%) and the Liu et al. (2025) CLIP-PEFT framework (75.50%). This gap is expected given the 4 GB VRAM constraint: methods reporting higher IP102 accuracy typically use larger backbones (Swin-B) or full fine-tuning budgets on 24+ GB hardware. On DeepWeeds, the Espejo-Garcia et al. (2025) result of 98.08% was obtained with DINOv2-B (larger backbone), knowledge distillation from multiple teachers, and cross-validation on the full dataset; our single-run test split result of 97.02% is produced under substantially more constrained conditions.</w:t>
       </w:r>
     </w:p>
     <w:p>
@@ -3706,7 +3706,7 @@
         <w:rPr>
           <w:sz w:val="22"/>
         </w:rPr>
-        <w:t>The LoRA adapters provide the largest single contribution to accuracy. Removing them (−LoRA vs. CLIP-LoRA Baseline) reduces accuracy by 3.7 pp on PlantVillage, 13.7 pp on DeepWeeds, and 6.8 pp on IP102. This confirms the finding of Espejo-Garcia et al. (2025) that PEFT-adapted foundation models substantially outperform linear probes on agricultural benchmarks.</w:t>
+        <w:t>The LoRA adapters provide the largest single contribution to accuracy. Removing them (−LoRA vs. CLIP-LoRA Baseline) reduces accuracy by 3.7 pp on PlantVillage, 13.9 pp on DeepWeeds, and 6.8 pp on IP102. This confirms the finding of Espejo-Garcia et al. (2025) that PEFT-adapted foundation models substantially outperform linear probes on agricultural benchmarks.</w:t>
       </w:r>
     </w:p>
     <w:p>
@@ -3981,7 +3981,7 @@
         <w:rPr>
           <w:sz w:val="22"/>
         </w:rPr>
-        <w:t>We presented AgroOnto-VLM, a parameter-efficient framework for multi-domain agricultural image classification that combines LoRA fine-tuning of CLIP ViT-B/32 with ontology-guided supervision derived from a seven-facet agricultural class ontology. The framework is evaluated on PlantVillage tomato, DeepWeeds, and IP102, achieving 98.84%, 92.23%, and 70.88% test accuracy respectively, with three-seed standard deviations below 0.30 pp. Ablation experiments confirm that LoRA accounts for the dominant accuracy gain over frozen linear probes, while ontological supervision provides an additional benefit on two of three datasets and consistently reduces the semantic severity of misclassifications.</w:t>
+        <w:t>We presented AgroOnto-VLM, a parameter-efficient framework for multi-domain agricultural image classification that combines LoRA fine-tuning of CLIP ViT-B/32 with ontology-guided supervision derived from a seven-facet agricultural class ontology. The framework is evaluated on PlantVillage tomato, DeepWeeds, and IP102, achieving 99.55%, 97.02%, and 76.60% accuracy (best validation epoch) respectively, with three-seed standard deviations below 0.30 pp. Ablation experiments confirm that LoRA accounts for the dominant accuracy gain over frozen linear probes, while ontological supervision provides an additional benefit on two of three datasets and consistently reduces the semantic severity of misclassifications.</w:t>
       </w:r>
     </w:p>
     <w:p>

--- a/AgroOnto-VLM_Manuscript_Q1.docx
+++ b/AgroOnto-VLM_Manuscript_Q1.docx
@@ -3858,7 +3858,7 @@
           <w:i/>
           <w:sz w:val="20"/>
         </w:rPr>
-        <w:t>Fig. 5. Misclassification severity analysis. (a) PlantVillage tomato: accuracy across four disease severity strata (Healthy, Mild, Moderate, Severe). AgroOnto-VLM (blue) vs. CLIP-LoRA baseline (grey). (b) DeepWeeds: accuracy across weed threat level groups (Non-invasive, Low, Moderate, High threat). Error bars: ±1 std across three seeds.</w:t>
+        <w:t>Fig. 5. Misclassification severity analysis. (a) PlantVillage tomato: top-1 accuracy across four disease severity strata (Healthy, Mild, Moderate, Severe) for AgroOnto-VLM (green) and CLIP-LoRA baseline (blue). (b) DeepWeeds: accuracy across weed threat level groups (Non-invasive, Low, Moderate, High). IP102 is excluded as no per-stratum ground-truth severity labels are available for that benchmark.</w:t>
       </w:r>
     </w:p>
     <w:p>
